--- a/document/HDSD_APP_VIONE_CONNECT.docx
+++ b/document/HDSD_APP_VIONE_CONNECT.docx
@@ -33,7 +33,7 @@
           <w:sz w:val="24"/>
           <w:szCs w:val="24"/>
         </w:rPr>
-        <w:t xml:space="preserve">CẨM NANG HƯỚNG DẪN SỬ DỤNG HỆ THỐNG</w:t>
+        <w:t xml:space="preserve">CẨM NANG HƯỚNG DẪN SỬ DỤNG HỆ THỐNG TOÀN DIỆN</w:t>
       </w:r>
     </w:p>
     <w:p>
@@ -50,7 +50,7 @@
           <w:sz w:val="32"/>
           <w:szCs w:val="32"/>
         </w:rPr>
-        <w:t xml:space="preserve">HƯỚNG DẪN SỬ DỤNG ỨNG DỤNG DI ĐỘNG VIONE CONNECT</w:t>
+        <w:t xml:space="preserve">HƯỚNG DẪN SỬ DỤNG ỨNG DỤNG DI ĐỘNG VIONE CONNECT C-LEVEL</w:t>
       </w:r>
     </w:p>
     <w:p>
@@ -67,7 +67,7 @@
           <w:sz w:val="22"/>
           <w:szCs w:val="22"/>
         </w:rPr>
-        <w:t xml:space="preserve">Cẩm nang sử dụng danh thiếp số NFC, mạng lưới đối tác và PWA iOS</w:t>
+        <w:t xml:space="preserve">Cẩm nang giao thương B2B, cộng đồng 2 kiểu, danh thiếp số NFC, trợ lý AI Copilot đa năng, kết nối QR song phương và WebRTC</w:t>
       </w:r>
     </w:p>
     <w:p>
@@ -81,7 +81,7 @@
           <w:sz w:val="20"/>
           <w:szCs w:val="20"/>
         </w:rPr>
-        <w:t xml:space="preserve">Mã tài liệu: HDSD-APP-VIONE-6.0</w:t>
+        <w:t xml:space="preserve">Mã tài liệu: HDSD-VIONE-CONNECT-APP-6.0</w:t>
       </w:r>
       <w:r>
         <w:rPr>
@@ -89,7 +89,7 @@
           <w:szCs w:val="20"/>
         </w:rPr>
         <w:t xml:space="preserve">
-Hệ thống: Mobile App ViOne Connect</w:t>
+Hệ thống: Lãnh Đạo C-Level, Doanh Nhân Thành Viên, Đối Tác Giao Thương Mạng Lưới ViOne</w:t>
       </w:r>
       <w:r>
         <w:rPr>
@@ -98,6 +98,14 @@
         </w:rPr>
         <w:t xml:space="preserve">
 Phiên bản: 6.0 Enterprise Edition (Tháng 10/2026)</w:t>
+      </w:r>
+      <w:r>
+        <w:rPr>
+          <w:sz w:val="20"/>
+          <w:szCs w:val="20"/>
+        </w:rPr>
+        <w:t xml:space="preserve">
+Quy chuẩn: 100% Ma Trận Quy Trình Trực Quan (Zero 404 Images)</w:t>
       </w:r>
       <w:r>
         <w:rPr>
@@ -181,7 +189,7 @@
           <w:sz w:val="22"/>
           <w:szCs w:val="22"/>
         </w:rPr>
-        <w:t xml:space="preserve">Trang Chủ Doanh Nhân ViOne Connect &amp; Thẻ Hội Viên Số (APP · TRANG CHỦ)</w:t>
+        <w:t xml:space="preserve">Trang Chủ Doanh Nhân ViOne Connect &amp; Lịch Trình Điều Hành 4 Danh Mục (APP · TRANG CHỦ)</w:t>
       </w:r>
     </w:p>
     <w:p>
@@ -201,7 +209,7 @@
           <w:sz w:val="22"/>
           <w:szCs w:val="22"/>
         </w:rPr>
-        <w:t xml:space="preserve">Bottom Sheet Thẻ Hội Viên Bo Tròn 36px Tích Hợp Vuốt Tay Xuống (APP · THẺ HỘI VIÊN)</w:t>
+        <w:t xml:space="preserve">Bottom Sheet Thẻ Doanh Nhân Bo Tròn 36px Tích Hợp Vuốt Tay Xuống (APP · THẺ DOANH NHÂN)</w:t>
       </w:r>
     </w:p>
     <w:p>
@@ -261,7 +269,7 @@
           <w:sz w:val="22"/>
           <w:szCs w:val="22"/>
         </w:rPr>
-        <w:t xml:space="preserve">Cộng Đồng Doanh Nghiệp &amp; Sàn Cơ Hội Giao Thương (Community) (APP · CỘNG ĐỒNG)</w:t>
+        <w:t xml:space="preserve">Phân Hệ 2 Kiểu Cộng Đồng Doanh Nghiệp (B2B Networking vs Công Ty Nội Bộ) (APP · 2 KIỂU CỘNG ĐỒNG)</w:t>
       </w:r>
     </w:p>
     <w:p>
@@ -281,7 +289,7 @@
           <w:sz w:val="22"/>
           <w:szCs w:val="22"/>
         </w:rPr>
-        <w:t xml:space="preserve">Hồ Sơ Danh Tính Số C-Level &amp; Danh Thiếp Titanium 3D (Me Profile) (APP · DANH TÍNH SỐ)</w:t>
+        <w:t xml:space="preserve">Quy Trình Giao Việc &amp; Nhận Việc 1-Chạm Trong Cộng Đồng Công Ty (APP · GIAO VIỆC NỘI BỘ)</w:t>
       </w:r>
     </w:p>
     <w:p>
@@ -301,7 +309,7 @@
           <w:sz w:val="22"/>
           <w:szCs w:val="22"/>
         </w:rPr>
-        <w:t xml:space="preserve">Cài Đặt PWA 1-Chạm Trên iPhone / iPad (Apple WebClip Profile) (APP · CÀI ĐẶT IOS)</w:t>
+        <w:t xml:space="preserve">Quyền Quản Trị Cộng Đồng Gia Đình ViOne Cho Admin Nền Tảng (APP · QUẢN TRỊ CỘNG ĐỒNG)</w:t>
       </w:r>
     </w:p>
     <w:p>
@@ -321,7 +329,167 @@
           <w:sz w:val="22"/>
           <w:szCs w:val="22"/>
         </w:rPr>
-        <w:t xml:space="preserve">Hộp Thư Trực Tiếp &amp; Kênh Chat B2B Doanh Nhân (Messenger) (APP · HỘP THƯ CHAT)</w:t>
+        <w:t xml:space="preserve">Quy Trình Quan Tâm Cơ Hội B2B &amp; Đề Xuất Hẹn Gặp Qua Thẻ Chat Tương Tác (APP · CƠ HỘI B2B &amp; HẸN GẶP)</w:t>
+      </w:r>
+    </w:p>
+    <w:p>
+      <w:pPr>
+        <w:spacing w:after="120"/>
+      </w:pPr>
+      <w:r>
+        <w:rPr>
+          <w:b/>
+          <w:bCs/>
+          <w:color w:val="B45309"/>
+        </w:rPr>
+        <w:t xml:space="preserve">11. </w:t>
+      </w:r>
+      <w:r>
+        <w:rPr>
+          <w:sz w:val="22"/>
+          <w:szCs w:val="22"/>
+        </w:rPr>
+        <w:t xml:space="preserve">Lưu Vết Ghi Âm Khoảnh Khắc (Voice Moments) &amp; Danh Mục Lịch Sử Trang Chủ (APP · GHI ÂM KHOẢNH KHẮC)</w:t>
+      </w:r>
+    </w:p>
+    <w:p>
+      <w:pPr>
+        <w:spacing w:after="120"/>
+      </w:pPr>
+      <w:r>
+        <w:rPr>
+          <w:b/>
+          <w:bCs/>
+          <w:color w:val="B45309"/>
+        </w:rPr>
+        <w:t xml:space="preserve">12. </w:t>
+      </w:r>
+      <w:r>
+        <w:rPr>
+          <w:sz w:val="22"/>
+          <w:szCs w:val="22"/>
+        </w:rPr>
+        <w:t xml:space="preserve">Trí Tuệ Nhân Tạo ViOne AI Copilot 5.0 Thông Minh Toàn Năng (APP · AI COPILOT)</w:t>
+      </w:r>
+    </w:p>
+    <w:p>
+      <w:pPr>
+        <w:spacing w:after="120"/>
+      </w:pPr>
+      <w:r>
+        <w:rPr>
+          <w:b/>
+          <w:bCs/>
+          <w:color w:val="B45309"/>
+        </w:rPr>
+        <w:t xml:space="preserve">13. </w:t>
+      </w:r>
+      <w:r>
+        <w:rPr>
+          <w:sz w:val="22"/>
+          <w:szCs w:val="22"/>
+        </w:rPr>
+        <w:t xml:space="preserve">Hồ Sơ Danh Tính Số C-Level, Danh Thiếp Titanium 3D &amp; Chia Sẻ Chạm NFC (APP · DANH TÍNH SỐ)</w:t>
+      </w:r>
+    </w:p>
+    <w:p>
+      <w:pPr>
+        <w:spacing w:after="120"/>
+      </w:pPr>
+      <w:r>
+        <w:rPr>
+          <w:b/>
+          <w:bCs/>
+          <w:color w:val="B45309"/>
+        </w:rPr>
+        <w:t xml:space="preserve">14. </w:t>
+      </w:r>
+      <w:r>
+        <w:rPr>
+          <w:sz w:val="22"/>
+          <w:szCs w:val="22"/>
+        </w:rPr>
+        <w:t xml:space="preserve">Cài Đặt PWA 1-Chạm Trên iPhone / iPad (Apple WebClip Profile) (APP · CÀI ĐẶT IOS)</w:t>
+      </w:r>
+    </w:p>
+    <w:p>
+      <w:pPr>
+        <w:spacing w:after="120"/>
+      </w:pPr>
+      <w:r>
+        <w:rPr>
+          <w:b/>
+          <w:bCs/>
+          <w:color w:val="B45309"/>
+        </w:rPr>
+        <w:t xml:space="preserve">15. </w:t>
+      </w:r>
+      <w:r>
+        <w:rPr>
+          <w:sz w:val="22"/>
+          <w:szCs w:val="22"/>
+        </w:rPr>
+        <w:t xml:space="preserve">Hộp Thư Trực Tiếp &amp; Cuộc Gọi WebRTC Thoại &amp; Video Real Dual-Theme (APP · HỘP THƯ &amp; CUỘC GỌI)</w:t>
+      </w:r>
+    </w:p>
+    <w:p>
+      <w:pPr>
+        <w:spacing w:after="120"/>
+      </w:pPr>
+      <w:r>
+        <w:rPr>
+          <w:b/>
+          <w:bCs/>
+          <w:color w:val="B45309"/>
+        </w:rPr>
+        <w:t xml:space="preserve">16. </w:t>
+      </w:r>
+      <w:r>
+        <w:rPr>
+          <w:sz w:val="22"/>
+          <w:szCs w:val="22"/>
+        </w:rPr>
+        <w:t xml:space="preserve">Bắt Tay Kết Nối Song Phương Thời Gian Thực Qua Mã QR &amp; WebSocket (Incoming QR Handshake) (APP · KẾT NỐI SONG PHƯƠNG)</w:t>
+      </w:r>
+    </w:p>
+    <w:p>
+      <w:pPr>
+        <w:spacing w:after="120"/>
+      </w:pPr>
+      <w:r>
+        <w:rPr>
+          <w:b/>
+          <w:bCs/>
+          <w:color w:val="B45309"/>
+        </w:rPr>
+        <w:t xml:space="preserve">17. </w:t>
+      </w:r>
+      <w:r>
+        <w:rPr>
+          <w:sz w:val="22"/>
+          <w:szCs w:val="22"/>
+        </w:rPr>
+        <w:t xml:space="preserve">Trợ Lý ViOne AI Copilot Đa Năng C-Level &amp; Quản Lý Hồ Sơ Cá Nhân Native Parity (APP · TRỢ LÝ AI &amp; HỒ SƠ)</w:t>
+      </w:r>
+    </w:p>
+    <w:p>
+      <w:pPr>
+        <w:spacing w:after="120"/>
+      </w:pPr>
+      <w:r>
+        <w:rPr>
+          <w:b/>
+          <w:bCs/>
+          <w:color w:val="B45309"/>
+        </w:rPr>
+        <w:t xml:space="preserve">18. </w:t>
+      </w:r>
+      <w:r>
+        <w:rPr>
+          <w:sz w:val="22"/>
+          <w:szCs w:val="22"/>
+        </w:rPr>
+        <w:t xml:space="preserve">Hoàn Thiện 5 Phân Hệ Trọng Yếu: AI Copilot Typewriter, Đăng Tin &amp; Khoảnh Khắc, Hộp Thư, Thẻ Doanh Nhân &amp; CRM Khách Hàng (APP · 5 PHÂN HỆ NÂNG CẤP)</w:t>
       </w:r>
     </w:p>
     <w:p>
@@ -380,7 +548,7 @@
           <w:bCs/>
           <w:color w:val="0284C7"/>
         </w:rPr>
-        <w:t xml:space="preserve">MỤC TIÊU: </w:t>
+        <w:t xml:space="preserve">MỤC TIÊU NGHIỆP VỤ: </w:t>
       </w:r>
       <w:r>
         <w:rPr>
@@ -400,7 +568,7 @@
           <w:bCs/>
           <w:color w:val="B45309"/>
         </w:rPr>
-        <w:t xml:space="preserve">ĐƯỜNG DẪN: </w:t>
+        <w:t xml:space="preserve">ĐƯỜNG DẪN THAO TÁC: </w:t>
       </w:r>
       <w:r>
         <w:rPr>
@@ -459,19 +627,19 @@
           <w:sz w:val="21"/>
           <w:szCs w:val="21"/>
         </w:rPr>
-        <w:t xml:space="preserve">• Bước 3: Nhập Email hoặc Số điện thoại di động đã đăng ký.</w:t>
-      </w:r>
-    </w:p>
-    <w:p>
-      <w:pPr>
-        <w:spacing w:after="80"/>
-      </w:pPr>
-      <w:r>
-        <w:rPr>
-          <w:sz w:val="21"/>
-          <w:szCs w:val="21"/>
-        </w:rPr>
-        <w:t xml:space="preserve">• Bước 4: Nhập Mật khẩu (có thể bấm biểu tượng mắt để xem mật khẩu) hoặc chọn nhận mã OTP qua tin nhắn.</w:t>
+        <w:t xml:space="preserve">• Bước 3: Nhập Email hoặc Số điện thoại di động đã đăng ký (9-12 chữ số).</w:t>
+      </w:r>
+    </w:p>
+    <w:p>
+      <w:pPr>
+        <w:spacing w:after="80"/>
+      </w:pPr>
+      <w:r>
+        <w:rPr>
+          <w:sz w:val="21"/>
+          <w:szCs w:val="21"/>
+        </w:rPr>
+        <w:t xml:space="preserve">• Bước 4: Nhập Mật khẩu (có nút ẩn/hiện) hoặc chọn nhận mã OTP qua tin nhắn SMS.</w:t>
       </w:r>
     </w:p>
     <w:p>
@@ -488,7 +656,227 @@
     </w:p>
     <w:p>
       <w:pPr>
-        <w:spacing w:after="150" w:before="150"/>
+        <w:spacing w:after="120" w:before="200"/>
+      </w:pPr>
+      <w:r>
+        <w:rPr>
+          <w:b/>
+          <w:bCs/>
+          <w:color w:val="0F172A"/>
+          <w:sz w:val="20"/>
+          <w:szCs w:val="20"/>
+        </w:rPr>
+        <w:t xml:space="preserve">MA TRẬN QUY TRÌNH &amp; THÔNG SỐ XỬ LÝ (WORKFLOW MATRIX):</w:t>
+      </w:r>
+    </w:p>
+    <w:tbl>
+      <w:tblPr>
+        <w:tblW w:type="pct" w:w="100%"/>
+        <w:tblBorders>
+          <w:top w:val="single" w:color="auto" w:sz="4"/>
+          <w:left w:val="single" w:color="auto" w:sz="4"/>
+          <w:bottom w:val="single" w:color="auto" w:sz="4"/>
+          <w:right w:val="single" w:color="auto" w:sz="4"/>
+          <w:insideH w:val="single" w:color="auto" w:sz="4"/>
+          <w:insideV w:val="single" w:color="auto" w:sz="4"/>
+        </w:tblBorders>
+      </w:tblPr>
+      <w:tblGrid>
+        <w:gridCol w:w="100"/>
+        <w:gridCol w:w="100"/>
+        <w:gridCol w:w="100"/>
+        <w:gridCol w:w="100"/>
+        <w:gridCol w:w="100"/>
+      </w:tblGrid>
+      <w:tr>
+        <w:tc>
+          <w:p>
+            <w:r>
+              <w:t xml:space="preserve">Bước</w:t>
+            </w:r>
+          </w:p>
+        </w:tc>
+        <w:tc>
+          <w:p>
+            <w:r>
+              <w:t xml:space="preserve">Hành Động</w:t>
+            </w:r>
+          </w:p>
+        </w:tc>
+        <w:tc>
+          <w:p>
+            <w:r>
+              <w:t xml:space="preserve">Thành Phần Giao Diện</w:t>
+            </w:r>
+          </w:p>
+        </w:tc>
+        <w:tc>
+          <w:p>
+            <w:r>
+              <w:t xml:space="preserve">Dữ Liệu Đầu Vào / Ràng Buộc</w:t>
+            </w:r>
+          </w:p>
+        </w:tc>
+        <w:tc>
+          <w:p>
+            <w:r>
+              <w:t xml:space="preserve">Kết Quả Đầu Ra</w:t>
+            </w:r>
+          </w:p>
+        </w:tc>
+      </w:tr>
+      <w:tr>
+        <w:tc>
+          <w:p>
+            <w:r>
+              <w:t xml:space="preserve">01</w:t>
+            </w:r>
+          </w:p>
+        </w:tc>
+        <w:tc>
+          <w:p>
+            <w:r>
+              <w:t xml:space="preserve">Mở Màn Hình Đăng Nhập</w:t>
+            </w:r>
+          </w:p>
+        </w:tc>
+        <w:tc>
+          <w:p>
+            <w:r>
+              <w:t xml:space="preserve">Giao diện Luxury Obsidian</w:t>
+            </w:r>
+          </w:p>
+        </w:tc>
+        <w:tc>
+          <w:p>
+            <w:r>
+              <w:t xml:space="preserve">Chọn Email hoặc Số điện thoại</w:t>
+            </w:r>
+          </w:p>
+        </w:tc>
+        <w:tc>
+          <w:p>
+            <w:r>
+              <w:t xml:space="preserve">Form đăng nhập thông minh</w:t>
+            </w:r>
+          </w:p>
+        </w:tc>
+      </w:tr>
+      <w:tr>
+        <w:tc>
+          <w:p>
+            <w:r>
+              <w:t xml:space="preserve">02</w:t>
+            </w:r>
+          </w:p>
+        </w:tc>
+        <w:tc>
+          <w:p>
+            <w:r>
+              <w:t xml:space="preserve">Nhập Mật Khẩu / OTP</w:t>
+            </w:r>
+          </w:p>
+        </w:tc>
+        <w:tc>
+          <w:p>
+            <w:r>
+              <w:t xml:space="preserve">Ô nhập liệu bảo mật</w:t>
+            </w:r>
+          </w:p>
+        </w:tc>
+        <w:tc>
+          <w:p>
+            <w:r>
+              <w:t xml:space="preserve">Password hoặc mã 6 số OTP</w:t>
+            </w:r>
+          </w:p>
+        </w:tc>
+        <w:tc>
+          <w:p>
+            <w:r>
+              <w:t xml:space="preserve">Xác thực an toàn đa kênh</w:t>
+            </w:r>
+          </w:p>
+        </w:tc>
+      </w:tr>
+      <w:tr>
+        <w:tc>
+          <w:p>
+            <w:r>
+              <w:t xml:space="preserve">03</w:t>
+            </w:r>
+          </w:p>
+        </w:tc>
+        <w:tc>
+          <w:p>
+            <w:r>
+              <w:t xml:space="preserve">Lưu Phiên Session</w:t>
+            </w:r>
+          </w:p>
+        </w:tc>
+        <w:tc>
+          <w:p>
+            <w:r>
+              <w:t xml:space="preserve">Bộ nhớ AsyncStorage/Cookie</w:t>
+            </w:r>
+          </w:p>
+        </w:tc>
+        <w:tc>
+          <w:p>
+            <w:r>
+              <w:t xml:space="preserve">Token JWT trả về từ server</w:t>
+            </w:r>
+          </w:p>
+        </w:tc>
+        <w:tc>
+          <w:p>
+            <w:r>
+              <w:t xml:space="preserve">Lưu trạng thái đăng nhập 30 ngày</w:t>
+            </w:r>
+          </w:p>
+        </w:tc>
+      </w:tr>
+      <w:tr>
+        <w:tc>
+          <w:p>
+            <w:r>
+              <w:t xml:space="preserve">04</w:t>
+            </w:r>
+          </w:p>
+        </w:tc>
+        <w:tc>
+          <w:p>
+            <w:r>
+              <w:t xml:space="preserve">Chuyển Vào Trang Chủ</w:t>
+            </w:r>
+          </w:p>
+        </w:tc>
+        <w:tc>
+          <w:p>
+            <w:r>
+              <w:t xml:space="preserve">Bottom Tab Bar Điều Hướng</w:t>
+            </w:r>
+          </w:p>
+        </w:tc>
+        <w:tc>
+          <w:p>
+            <w:r>
+              <w:t xml:space="preserve">Đăng nhập thành công</w:t>
+            </w:r>
+          </w:p>
+        </w:tc>
+        <w:tc>
+          <w:p>
+            <w:r>
+              <w:t xml:space="preserve">Mở màn hình Executive Home</w:t>
+            </w:r>
+          </w:p>
+        </w:tc>
+      </w:tr>
+    </w:tbl>
+    <w:p>
+      <w:pPr>
+        <w:spacing w:after="150" w:before="200"/>
       </w:pPr>
       <w:r>
         <w:rPr>
@@ -508,7 +896,7 @@
     </w:p>
     <w:p>
       <w:pPr>
-        <w:spacing w:after="250"/>
+        <w:spacing w:after="300"/>
       </w:pPr>
       <w:r>
         <w:rPr>
@@ -528,64 +916,436 @@
     </w:p>
     <w:p>
       <w:pPr>
+        <w:pageBreakBefore/>
         <w:spacing w:after="100" w:before="200"/>
-        <w:jc w:val="center"/>
-      </w:pPr>
-      <w:r>
-        <w:drawing>
-          <wp:inline distT="0" distB="0" distL="0" distR="0">
-            <wp:extent cx="2476500" cy="4572000"/>
-            <wp:effectExtent t="0" r="0" b="0" l="0"/>
-            <wp:docPr id="1" name="" descr="" title=""/>
-            <wp:cNvGraphicFramePr>
-              <a:graphicFrameLocks xmlns:a="http://schemas.openxmlformats.org/drawingml/2006/main" noChangeAspect="1"/>
-            </wp:cNvGraphicFramePr>
-            <a:graphic xmlns:a="http://schemas.openxmlformats.org/drawingml/2006/main">
-              <a:graphicData uri="http://schemas.openxmlformats.org/drawingml/2006/picture">
-                <pic:pic xmlns:pic="http://schemas.openxmlformats.org/drawingml/2006/picture">
-                  <pic:nvPicPr>
-                    <pic:cNvPr id="0" name="" descr=""/>
-                    <pic:cNvPicPr>
-                      <a:picLocks noChangeAspect="1" noChangeArrowheads="1"/>
-                    </pic:cNvPicPr>
-                  </pic:nvPicPr>
-                  <pic:blipFill>
-                    <a:blip r:embed="rId7" cstate="none"/>
-                    <a:srcRect/>
-                    <a:stretch>
-                      <a:fillRect/>
-                    </a:stretch>
-                  </pic:blipFill>
-                  <pic:spPr bwMode="auto">
-                    <a:xfrm>
-                      <a:off x="0" y="0"/>
-                      <a:ext cx="2476500" cy="4572000"/>
-                    </a:xfrm>
-                    <a:prstGeom prst="rect">
-                      <a:avLst/>
-                    </a:prstGeom>
-                  </pic:spPr>
-                </pic:pic>
-              </a:graphicData>
-            </a:graphic>
-          </wp:inline>
-        </w:drawing>
-      </w:r>
-    </w:p>
-    <w:p>
-      <w:pPr>
-        <w:spacing w:after="400"/>
-        <w:jc w:val="center"/>
+      </w:pPr>
+      <w:r>
+        <w:rPr>
+          <w:b/>
+          <w:bCs/>
+          <w:color w:val="B45309"/>
+          <w:sz w:val="20"/>
+          <w:szCs w:val="20"/>
+        </w:rPr>
+        <w:t xml:space="preserve">[APP · ĐĂNG KÝ]</w:t>
+      </w:r>
+    </w:p>
+    <w:p>
+      <w:pPr>
+        <w:spacing w:after="100"/>
+      </w:pPr>
+      <w:r>
+        <w:rPr>
+          <w:b/>
+          <w:bCs/>
+          <w:color w:val="0F172A"/>
+          <w:sz w:val="28"/>
+          <w:szCs w:val="28"/>
+        </w:rPr>
+        <w:t xml:space="preserve">02. Đăng Ký Tài Khoản Mới Trực Tiếp In-App (Mobile Register)</w:t>
+      </w:r>
+    </w:p>
+    <w:p>
+      <w:pPr>
+        <w:spacing w:after="200"/>
       </w:pPr>
       <w:r>
         <w:rPr>
           <w:i/>
           <w:iCs/>
           <w:color w:val="64748B"/>
-          <w:sz w:val="18"/>
-          <w:szCs w:val="18"/>
-        </w:rPr>
-        <w:t xml:space="preserve">Hình 1: Màn hình Đăng nhập Ứng dụng Di động ViOne Connect</w:t>
+          <w:sz w:val="20"/>
+          <w:szCs w:val="20"/>
+        </w:rPr>
+        <w:t xml:space="preserve">Tạo tài khoản thành viên mới ngay trong ứng dụng di động mà không bị chuyển hướng ra ngoài</w:t>
+      </w:r>
+    </w:p>
+    <w:p>
+      <w:pPr>
+        <w:spacing w:after="150"/>
+      </w:pPr>
+      <w:r>
+        <w:rPr>
+          <w:b/>
+          <w:bCs/>
+          <w:color w:val="0284C7"/>
+        </w:rPr>
+        <w:t xml:space="preserve">MỤC TIÊU NGHIỆP VỤ: </w:t>
+      </w:r>
+      <w:r>
+        <w:rPr>
+          <w:sz w:val="22"/>
+          <w:szCs w:val="22"/>
+        </w:rPr>
+        <w:t xml:space="preserve">Cho phép doanh nhân mới tạo tài khoản và tham gia mạng lưới giao thương tức thì.</w:t>
+      </w:r>
+    </w:p>
+    <w:p>
+      <w:pPr>
+        <w:spacing w:after="200"/>
+      </w:pPr>
+      <w:r>
+        <w:rPr>
+          <w:b/>
+          <w:bCs/>
+          <w:color w:val="B45309"/>
+        </w:rPr>
+        <w:t xml:space="preserve">ĐƯỜNG DẪN THAO TÁC: </w:t>
+      </w:r>
+      <w:r>
+        <w:rPr>
+          <w:rFonts w:ascii="Courier New" w:cs="Courier New" w:eastAsia="Courier New" w:hAnsi="Courier New"/>
+          <w:sz w:val="20"/>
+          <w:szCs w:val="20"/>
+        </w:rPr>
+        <w:t xml:space="preserve">Màn hình Đăng nhập -&gt; Bấm nút: "Tạo tài khoản mới"</w:t>
+      </w:r>
+    </w:p>
+    <w:p>
+      <w:pPr>
+        <w:spacing w:after="100"/>
+      </w:pPr>
+      <w:r>
+        <w:rPr>
+          <w:b/>
+          <w:bCs/>
+          <w:color w:val="0F172A"/>
+          <w:sz w:val="22"/>
+          <w:szCs w:val="22"/>
+        </w:rPr>
+        <w:t xml:space="preserve">CÁC BƯỚC THỰC HIỆN CHI TIẾT:</w:t>
+      </w:r>
+    </w:p>
+    <w:p>
+      <w:pPr>
+        <w:spacing w:after="80"/>
+      </w:pPr>
+      <w:r>
+        <w:rPr>
+          <w:sz w:val="21"/>
+          <w:szCs w:val="21"/>
+        </w:rPr>
+        <w:t xml:space="preserve">• Bước 1: Tại màn hình đăng nhập, nhấp vào liên kết "Tạo tài khoản mới" ở phía dưới.</w:t>
+      </w:r>
+    </w:p>
+    <w:p>
+      <w:pPr>
+        <w:spacing w:after="80"/>
+      </w:pPr>
+      <w:r>
+        <w:rPr>
+          <w:sz w:val="21"/>
+          <w:szCs w:val="21"/>
+        </w:rPr>
+        <w:t xml:space="preserve">• Bước 2: Giao diện đăng ký in-app mở ra mượt mà: Nhập Họ và tên đầy đủ của doanh nhân.</w:t>
+      </w:r>
+    </w:p>
+    <w:p>
+      <w:pPr>
+        <w:spacing w:after="80"/>
+      </w:pPr>
+      <w:r>
+        <w:rPr>
+          <w:sz w:val="21"/>
+          <w:szCs w:val="21"/>
+        </w:rPr>
+        <w:t xml:space="preserve">• Bước 3: Nhập Địa chỉ Email hoặc Số điện thoại chính chủ.</w:t>
+      </w:r>
+    </w:p>
+    <w:p>
+      <w:pPr>
+        <w:spacing w:after="80"/>
+      </w:pPr>
+      <w:r>
+        <w:rPr>
+          <w:sz w:val="21"/>
+          <w:szCs w:val="21"/>
+        </w:rPr>
+        <w:t xml:space="preserve">• Bước 4: Nhập Tên doanh nghiệp / Công ty đang điều hành.</w:t>
+      </w:r>
+    </w:p>
+    <w:p>
+      <w:pPr>
+        <w:spacing w:after="80"/>
+      </w:pPr>
+      <w:r>
+        <w:rPr>
+          <w:sz w:val="21"/>
+          <w:szCs w:val="21"/>
+        </w:rPr>
+        <w:t xml:space="preserve">• Bước 5: Thiết lập Mật khẩu và Xác nhận mật khẩu (tối thiểu 8 ký tự).</w:t>
+      </w:r>
+    </w:p>
+    <w:p>
+      <w:pPr>
+        <w:spacing w:after="80"/>
+      </w:pPr>
+      <w:r>
+        <w:rPr>
+          <w:sz w:val="21"/>
+          <w:szCs w:val="21"/>
+        </w:rPr>
+        <w:t xml:space="preserve">• Bước 6: Bấm "Đăng Ký &amp; Đăng Nhập Ngay": Hệ thống tự động tạo tài khoản, lưu phiên và đưa người dùng vào Trang chủ.</w:t>
+      </w:r>
+    </w:p>
+    <w:p>
+      <w:pPr>
+        <w:spacing w:after="120" w:before="200"/>
+      </w:pPr>
+      <w:r>
+        <w:rPr>
+          <w:b/>
+          <w:bCs/>
+          <w:color w:val="0F172A"/>
+          <w:sz w:val="20"/>
+          <w:szCs w:val="20"/>
+        </w:rPr>
+        <w:t xml:space="preserve">MA TRẬN QUY TRÌNH &amp; THÔNG SỐ XỬ LÝ (WORKFLOW MATRIX):</w:t>
+      </w:r>
+    </w:p>
+    <w:tbl>
+      <w:tblPr>
+        <w:tblW w:type="pct" w:w="100%"/>
+        <w:tblBorders>
+          <w:top w:val="single" w:color="auto" w:sz="4"/>
+          <w:left w:val="single" w:color="auto" w:sz="4"/>
+          <w:bottom w:val="single" w:color="auto" w:sz="4"/>
+          <w:right w:val="single" w:color="auto" w:sz="4"/>
+          <w:insideH w:val="single" w:color="auto" w:sz="4"/>
+          <w:insideV w:val="single" w:color="auto" w:sz="4"/>
+        </w:tblBorders>
+      </w:tblPr>
+      <w:tblGrid>
+        <w:gridCol w:w="100"/>
+        <w:gridCol w:w="100"/>
+        <w:gridCol w:w="100"/>
+        <w:gridCol w:w="100"/>
+        <w:gridCol w:w="100"/>
+      </w:tblGrid>
+      <w:tr>
+        <w:tc>
+          <w:p>
+            <w:r>
+              <w:t xml:space="preserve">Bước</w:t>
+            </w:r>
+          </w:p>
+        </w:tc>
+        <w:tc>
+          <w:p>
+            <w:r>
+              <w:t xml:space="preserve">Hành Động</w:t>
+            </w:r>
+          </w:p>
+        </w:tc>
+        <w:tc>
+          <w:p>
+            <w:r>
+              <w:t xml:space="preserve">Thành Phần Giao Diện</w:t>
+            </w:r>
+          </w:p>
+        </w:tc>
+        <w:tc>
+          <w:p>
+            <w:r>
+              <w:t xml:space="preserve">Dữ Liệu Đầu Vào / Ràng Buộc</w:t>
+            </w:r>
+          </w:p>
+        </w:tc>
+        <w:tc>
+          <w:p>
+            <w:r>
+              <w:t xml:space="preserve">Kết Quả Đầu Ra</w:t>
+            </w:r>
+          </w:p>
+        </w:tc>
+      </w:tr>
+      <w:tr>
+        <w:tc>
+          <w:p>
+            <w:r>
+              <w:t xml:space="preserve">01</w:t>
+            </w:r>
+          </w:p>
+        </w:tc>
+        <w:tc>
+          <w:p>
+            <w:r>
+              <w:t xml:space="preserve">Kích Hoạt Chế Độ Đăng Ký</w:t>
+            </w:r>
+          </w:p>
+        </w:tc>
+        <w:tc>
+          <w:p>
+            <w:r>
+              <w:t xml:space="preserve">Nút [Tạo Tài Khoản Mới]</w:t>
+            </w:r>
+          </w:p>
+        </w:tc>
+        <w:tc>
+          <w:p>
+            <w:r>
+              <w:t xml:space="preserve">Click chuyển mode in-app</w:t>
+            </w:r>
+          </w:p>
+        </w:tc>
+        <w:tc>
+          <w:p>
+            <w:r>
+              <w:t xml:space="preserve">Mở form đăng ký tức thì</w:t>
+            </w:r>
+          </w:p>
+        </w:tc>
+      </w:tr>
+      <w:tr>
+        <w:tc>
+          <w:p>
+            <w:r>
+              <w:t xml:space="preserve">02</w:t>
+            </w:r>
+          </w:p>
+        </w:tc>
+        <w:tc>
+          <w:p>
+            <w:r>
+              <w:t xml:space="preserve">Khai Báo Doanh Nhân</w:t>
+            </w:r>
+          </w:p>
+        </w:tc>
+        <w:tc>
+          <w:p>
+            <w:r>
+              <w:t xml:space="preserve">Họ tên, SĐT/Email, Công ty</w:t>
+            </w:r>
+          </w:p>
+        </w:tc>
+        <w:tc>
+          <w:p>
+            <w:r>
+              <w:t xml:space="preserve">Dữ liệu định danh thực</w:t>
+            </w:r>
+          </w:p>
+        </w:tc>
+        <w:tc>
+          <w:p>
+            <w:r>
+              <w:t xml:space="preserve">Kiểm tra trùng lặp trên CSDL</w:t>
+            </w:r>
+          </w:p>
+        </w:tc>
+      </w:tr>
+      <w:tr>
+        <w:tc>
+          <w:p>
+            <w:r>
+              <w:t xml:space="preserve">03</w:t>
+            </w:r>
+          </w:p>
+        </w:tc>
+        <w:tc>
+          <w:p>
+            <w:r>
+              <w:t xml:space="preserve">Khởi Tạo Danh Tính Số</w:t>
+            </w:r>
+          </w:p>
+        </w:tc>
+        <w:tc>
+          <w:p>
+            <w:r>
+              <w:t xml:space="preserve">API POST /api/auth/register</w:t>
+            </w:r>
+          </w:p>
+        </w:tc>
+        <w:tc>
+          <w:p>
+            <w:r>
+              <w:t xml:space="preserve">Mật khẩu bảo mật</w:t>
+            </w:r>
+          </w:p>
+        </w:tc>
+        <w:tc>
+          <w:p>
+            <w:r>
+              <w:t xml:space="preserve">Sinh tài khoản &amp; vCard ban đầu</w:t>
+            </w:r>
+          </w:p>
+        </w:tc>
+      </w:tr>
+      <w:tr>
+        <w:tc>
+          <w:p>
+            <w:r>
+              <w:t xml:space="preserve">04</w:t>
+            </w:r>
+          </w:p>
+        </w:tc>
+        <w:tc>
+          <w:p>
+            <w:r>
+              <w:t xml:space="preserve">Vào Thẳng Ứng Dụng</w:t>
+            </w:r>
+          </w:p>
+        </w:tc>
+        <w:tc>
+          <w:p>
+            <w:r>
+              <w:t xml:space="preserve">Tự động đăng nhập</w:t>
+            </w:r>
+          </w:p>
+        </w:tc>
+        <w:tc>
+          <w:p>
+            <w:r>
+              <w:t xml:space="preserve">Phiên làm việc mới</w:t>
+            </w:r>
+          </w:p>
+        </w:tc>
+        <w:tc>
+          <w:p>
+            <w:r>
+              <w:t xml:space="preserve">Chuyển thẳng vào Executive Home</w:t>
+            </w:r>
+          </w:p>
+        </w:tc>
+      </w:tr>
+    </w:tbl>
+    <w:p>
+      <w:pPr>
+        <w:spacing w:after="150" w:before="200"/>
+      </w:pPr>
+      <w:r>
+        <w:rPr>
+          <w:b/>
+          <w:bCs/>
+          <w:color w:val="DC2626"/>
+        </w:rPr>
+        <w:t xml:space="preserve">LƯU Ý NGHIỆP VỤ: </w:t>
+      </w:r>
+      <w:r>
+        <w:rPr>
+          <w:sz w:val="20"/>
+          <w:szCs w:val="20"/>
+        </w:rPr>
+        <w:t xml:space="preserve">QUY TRÌNH LIỀN MẠCH: Toàn bộ quá trình tạo tài khoản nằm trọn vẹn trong trải nghiệm in-app, tuyệt đối không mở các trang web tiếp thị bên ngoài.</w:t>
+      </w:r>
+    </w:p>
+    <w:p>
+      <w:pPr>
+        <w:spacing w:after="300"/>
+      </w:pPr>
+      <w:r>
+        <w:rPr>
+          <w:b/>
+          <w:bCs/>
+          <w:color w:val="2563EB"/>
+        </w:rPr>
+        <w:t xml:space="preserve">MẸO C-LEVEL: </w:t>
+      </w:r>
+      <w:r>
+        <w:rPr>
+          <w:sz w:val="20"/>
+          <w:szCs w:val="20"/>
+        </w:rPr>
+        <w:t xml:space="preserve">MẸO HỒ SƠ: Sau khi đăng ký, hãy vào mục Hồ sơ cá nhân để cập nhật ảnh đại diện và chức danh giúp đối tác dễ nhận diện.</w:t>
       </w:r>
     </w:p>
     <w:p>
@@ -601,7 +1361,7 @@
           <w:sz w:val="20"/>
           <w:szCs w:val="20"/>
         </w:rPr>
-        <w:t xml:space="preserve">[APP · ĐĂNG KÝ]</w:t>
+        <w:t xml:space="preserve">[APP · TRANG CHỦ]</w:t>
       </w:r>
     </w:p>
     <w:p>
@@ -616,7 +1376,7 @@
           <w:sz w:val="28"/>
           <w:szCs w:val="28"/>
         </w:rPr>
-        <w:t xml:space="preserve">02. Đăng Ký Tài Khoản Mới Trực Tiếp In-App (Mobile Register)</w:t>
+        <w:t xml:space="preserve">03. Trang Chủ Doanh Nhân ViOne Connect &amp; Lịch Trình Điều Hành 4 Danh Mục</w:t>
       </w:r>
     </w:p>
     <w:p>
@@ -631,7 +1391,7 @@
           <w:sz w:val="20"/>
           <w:szCs w:val="20"/>
         </w:rPr>
-        <w:t xml:space="preserve">Tạo tài khoản thành viên mới ngay trong ứng dụng di động mà không bị chuyển hướng ra ngoài</w:t>
+        <w:t xml:space="preserve">Trung tâm kết nối C-Level, danh thiếp số thông minh, lịch trình 4 danh mục và khối điều hành</w:t>
       </w:r>
     </w:p>
     <w:p>
@@ -644,14 +1404,14 @@
           <w:bCs/>
           <w:color w:val="0284C7"/>
         </w:rPr>
-        <w:t xml:space="preserve">MỤC TIÊU: </w:t>
+        <w:t xml:space="preserve">MỤC TIÊU NGHIỆP VỤ: </w:t>
       </w:r>
       <w:r>
         <w:rPr>
           <w:sz w:val="22"/>
           <w:szCs w:val="22"/>
         </w:rPr>
-        <w:t xml:space="preserve">Cho phép doanh nhân mới tạo tài khoản và tham gia mạng lưới giao thương tức thì.</w:t>
+        <w:t xml:space="preserve">Cung cấp cho doanh nhân bảng tin điều hành, lịch làm việc và kết nối đối tác nhanh chóng trên di động.</w:t>
       </w:r>
     </w:p>
     <w:p>
@@ -664,7 +1424,7 @@
           <w:bCs/>
           <w:color w:val="B45309"/>
         </w:rPr>
-        <w:t xml:space="preserve">ĐƯỜNG DẪN: </w:t>
+        <w:t xml:space="preserve">ĐƯỜNG DẪN THAO TÁC: </w:t>
       </w:r>
       <w:r>
         <w:rPr>
@@ -672,7 +1432,7 @@
           <w:sz w:val="20"/>
           <w:szCs w:val="20"/>
         </w:rPr>
-        <w:t xml:space="preserve">Màn hình Đăng nhập -&gt; Bấm nút: "Tạo tài khoản mới"</w:t>
+        <w:t xml:space="preserve">Thanh điều hướng đáy -&gt; Chạm vào Tab: Trang Chủ (Home)</w:t>
       </w:r>
     </w:p>
     <w:p>
@@ -699,72 +1459,280 @@
           <w:sz w:val="21"/>
           <w:szCs w:val="21"/>
         </w:rPr>
-        <w:t xml:space="preserve">• Bước 1: Tại màn hình đăng nhập, nhấp vào liên kết "Tạo tài khoản mới" ở phía dưới.</w:t>
-      </w:r>
-    </w:p>
-    <w:p>
-      <w:pPr>
-        <w:spacing w:after="80"/>
-      </w:pPr>
-      <w:r>
-        <w:rPr>
-          <w:sz w:val="21"/>
-          <w:szCs w:val="21"/>
-        </w:rPr>
-        <w:t xml:space="preserve">• Bước 2: Giao diện đăng ký in-app mở ra mượt mà: Nhập Họ và tên đầy đủ của doanh nhân.</w:t>
-      </w:r>
-    </w:p>
-    <w:p>
-      <w:pPr>
-        <w:spacing w:after="80"/>
-      </w:pPr>
-      <w:r>
-        <w:rPr>
-          <w:sz w:val="21"/>
-          <w:szCs w:val="21"/>
-        </w:rPr>
-        <w:t xml:space="preserve">• Bước 3: Nhập Địa chỉ Email hoặc Số điện thoại chính chủ.</w:t>
-      </w:r>
-    </w:p>
-    <w:p>
-      <w:pPr>
-        <w:spacing w:after="80"/>
-      </w:pPr>
-      <w:r>
-        <w:rPr>
-          <w:sz w:val="21"/>
-          <w:szCs w:val="21"/>
-        </w:rPr>
-        <w:t xml:space="preserve">• Bước 4: Nhập Tên doanh nghiệp / Công ty đang điều hành.</w:t>
-      </w:r>
-    </w:p>
-    <w:p>
-      <w:pPr>
-        <w:spacing w:after="80"/>
-      </w:pPr>
-      <w:r>
-        <w:rPr>
-          <w:sz w:val="21"/>
-          <w:szCs w:val="21"/>
-        </w:rPr>
-        <w:t xml:space="preserve">• Bước 5: Thiết lập Mật khẩu và Xác nhận mật khẩu (tối thiểu 8 ký tự).</w:t>
-      </w:r>
-    </w:p>
-    <w:p>
-      <w:pPr>
-        <w:spacing w:after="80"/>
-      </w:pPr>
-      <w:r>
-        <w:rPr>
-          <w:sz w:val="21"/>
-          <w:szCs w:val="21"/>
-        </w:rPr>
-        <w:t xml:space="preserve">• Bước 6: Bấm "Đăng Ký &amp; Đăng Nhập Ngay": Hệ thống tự động tạo tài khoản, lưu phiên và đưa người dùng vào Trang chủ.</w:t>
-      </w:r>
-    </w:p>
-    <w:p>
-      <w:pPr>
-        <w:spacing w:after="150" w:before="150"/>
+        <w:t xml:space="preserve">• Bước 1: Header trên cùng hiển thị Lời chào cá nhân hóa theo thời gian thực và Avatar mạ vàng bấm mở Profile Drawer.</w:t>
+      </w:r>
+    </w:p>
+    <w:p>
+      <w:pPr>
+        <w:spacing w:after="80"/>
+      </w:pPr>
+      <w:r>
+        <w:rPr>
+          <w:sz w:val="21"/>
+          <w:szCs w:val="21"/>
+        </w:rPr>
+        <w:t xml:space="preserve">• Bước 2: Quan sát Thẻ Hội Viên Doanh Nhân mạ vàng nổi bật ở vị trí trung tâm hiển thị: Họ tên, Chức vụ, Tên công ty và Mã số thẻ.</w:t>
+      </w:r>
+    </w:p>
+    <w:p>
+      <w:pPr>
+        <w:spacing w:after="80"/>
+      </w:pPr>
+      <w:r>
+        <w:rPr>
+          <w:sz w:val="21"/>
+          <w:szCs w:val="21"/>
+        </w:rPr>
+        <w:t xml:space="preserve">• Bước 3: Sử dụng 4 Tab lịch trình điều hành: [Hôm nay] [Sắp tới] [Lời nhắc] và [🎙️ Ghi âm] để quản lý mọi hoạt động và nghe lại giọng nói khoảnh khắc.</w:t>
+      </w:r>
+    </w:p>
+    <w:p>
+      <w:pPr>
+        <w:spacing w:after="80"/>
+      </w:pPr>
+      <w:r>
+        <w:rPr>
+          <w:sz w:val="21"/>
+          <w:szCs w:val="21"/>
+        </w:rPr>
+        <w:t xml:space="preserve">• Bước 4: Xem khối Giám sát Vận hành C-Level: Điểm danh nhân sự, phê duyệt tài chính và tiến độ công việc Kanban.</w:t>
+      </w:r>
+    </w:p>
+    <w:p>
+      <w:pPr>
+        <w:spacing w:after="80"/>
+      </w:pPr>
+      <w:r>
+        <w:rPr>
+          <w:sz w:val="21"/>
+          <w:szCs w:val="21"/>
+        </w:rPr>
+        <w:t xml:space="preserve">• Bước 5: Thanh định vị AI: Tích hợp nút [📍 Bật vị trí] để sẵn sàng quét người dùng ViOne quanh đây.</w:t>
+      </w:r>
+    </w:p>
+    <w:p>
+      <w:pPr>
+        <w:spacing w:after="120" w:before="200"/>
+      </w:pPr>
+      <w:r>
+        <w:rPr>
+          <w:b/>
+          <w:bCs/>
+          <w:color w:val="0F172A"/>
+          <w:sz w:val="20"/>
+          <w:szCs w:val="20"/>
+        </w:rPr>
+        <w:t xml:space="preserve">MA TRẬN QUY TRÌNH &amp; THÔNG SỐ XỬ LÝ (WORKFLOW MATRIX):</w:t>
+      </w:r>
+    </w:p>
+    <w:tbl>
+      <w:tblPr>
+        <w:tblW w:type="pct" w:w="100%"/>
+        <w:tblBorders>
+          <w:top w:val="single" w:color="auto" w:sz="4"/>
+          <w:left w:val="single" w:color="auto" w:sz="4"/>
+          <w:bottom w:val="single" w:color="auto" w:sz="4"/>
+          <w:right w:val="single" w:color="auto" w:sz="4"/>
+          <w:insideH w:val="single" w:color="auto" w:sz="4"/>
+          <w:insideV w:val="single" w:color="auto" w:sz="4"/>
+        </w:tblBorders>
+      </w:tblPr>
+      <w:tblGrid>
+        <w:gridCol w:w="100"/>
+        <w:gridCol w:w="100"/>
+        <w:gridCol w:w="100"/>
+        <w:gridCol w:w="100"/>
+        <w:gridCol w:w="100"/>
+      </w:tblGrid>
+      <w:tr>
+        <w:tc>
+          <w:p>
+            <w:r>
+              <w:t xml:space="preserve">Bước</w:t>
+            </w:r>
+          </w:p>
+        </w:tc>
+        <w:tc>
+          <w:p>
+            <w:r>
+              <w:t xml:space="preserve">Hành Động</w:t>
+            </w:r>
+          </w:p>
+        </w:tc>
+        <w:tc>
+          <w:p>
+            <w:r>
+              <w:t xml:space="preserve">Thành Phần Giao Diện</w:t>
+            </w:r>
+          </w:p>
+        </w:tc>
+        <w:tc>
+          <w:p>
+            <w:r>
+              <w:t xml:space="preserve">Dữ Liệu Đầu Vào / Ràng Buộc</w:t>
+            </w:r>
+          </w:p>
+        </w:tc>
+        <w:tc>
+          <w:p>
+            <w:r>
+              <w:t xml:space="preserve">Kết Quả Đầu Ra</w:t>
+            </w:r>
+          </w:p>
+        </w:tc>
+      </w:tr>
+      <w:tr>
+        <w:tc>
+          <w:p>
+            <w:r>
+              <w:t xml:space="preserve">01</w:t>
+            </w:r>
+          </w:p>
+        </w:tc>
+        <w:tc>
+          <w:p>
+            <w:r>
+              <w:t xml:space="preserve">Chào Hỏi Cá Nhân Hóa</w:t>
+            </w:r>
+          </w:p>
+        </w:tc>
+        <w:tc>
+          <w:p>
+            <w:r>
+              <w:t xml:space="preserve">Header thời gian thực</w:t>
+            </w:r>
+          </w:p>
+        </w:tc>
+        <w:tc>
+          <w:p>
+            <w:r>
+              <w:t xml:space="preserve">Buổi sáng / chiều / tối</w:t>
+            </w:r>
+          </w:p>
+        </w:tc>
+        <w:tc>
+          <w:p>
+            <w:r>
+              <w:t xml:space="preserve">Lời chào ấm áp + Chuông thông báo</w:t>
+            </w:r>
+          </w:p>
+        </w:tc>
+      </w:tr>
+      <w:tr>
+        <w:tc>
+          <w:p>
+            <w:r>
+              <w:t xml:space="preserve">02</w:t>
+            </w:r>
+          </w:p>
+        </w:tc>
+        <w:tc>
+          <w:p>
+            <w:r>
+              <w:t xml:space="preserve">Thẻ Doanh Nhân Vàng</w:t>
+            </w:r>
+          </w:p>
+        </w:tc>
+        <w:tc>
+          <w:p>
+            <w:r>
+              <w:t xml:space="preserve">Card Danh Thiếp Trung Tâm</w:t>
+            </w:r>
+          </w:p>
+        </w:tc>
+        <w:tc>
+          <w:p>
+            <w:r>
+              <w:t xml:space="preserve">Chạm vào thẻ</w:t>
+            </w:r>
+          </w:p>
+        </w:tc>
+        <w:tc>
+          <w:p>
+            <w:r>
+              <w:t xml:space="preserve">Mở Bottom Sheet vuốt tay xuống</w:t>
+            </w:r>
+          </w:p>
+        </w:tc>
+      </w:tr>
+      <w:tr>
+        <w:tc>
+          <w:p>
+            <w:r>
+              <w:t xml:space="preserve">03</w:t>
+            </w:r>
+          </w:p>
+        </w:tc>
+        <w:tc>
+          <w:p>
+            <w:r>
+              <w:t xml:space="preserve">4 Tab Lịch Trình</w:t>
+            </w:r>
+          </w:p>
+        </w:tc>
+        <w:tc>
+          <w:p>
+            <w:r>
+              <w:t xml:space="preserve">[Hôm nay][Sắp tới][Nhắc][Ghi âm]</w:t>
+            </w:r>
+          </w:p>
+        </w:tc>
+        <w:tc>
+          <w:p>
+            <w:r>
+              <w:t xml:space="preserve">Chuyển đổi danh mục</w:t>
+            </w:r>
+          </w:p>
+        </w:tc>
+        <w:tc>
+          <w:p>
+            <w:r>
+              <w:t xml:space="preserve">Lịch hẹn B2B &amp; Audio khoảnh khắc</w:t>
+            </w:r>
+          </w:p>
+        </w:tc>
+      </w:tr>
+      <w:tr>
+        <w:tc>
+          <w:p>
+            <w:r>
+              <w:t xml:space="preserve">04</w:t>
+            </w:r>
+          </w:p>
+        </w:tc>
+        <w:tc>
+          <w:p>
+            <w:r>
+              <w:t xml:space="preserve">Giám Sát Vận Hành</w:t>
+            </w:r>
+          </w:p>
+        </w:tc>
+        <w:tc>
+          <w:p>
+            <w:r>
+              <w:t xml:space="preserve">Khối Điều Hành 3 Màu Chuẩn</w:t>
+            </w:r>
+          </w:p>
+        </w:tc>
+        <w:tc>
+          <w:p>
+            <w:r>
+              <w:t xml:space="preserve">Trắng - Đen - Vàng Đồng</w:t>
+            </w:r>
+          </w:p>
+        </w:tc>
+        <w:tc>
+          <w:p>
+            <w:r>
+              <w:t xml:space="preserve">Chấm công, Duyệt chi, Giao việc</w:t>
+            </w:r>
+          </w:p>
+        </w:tc>
+      </w:tr>
+    </w:tbl>
+    <w:p>
+      <w:pPr>
+        <w:spacing w:after="150" w:before="200"/>
       </w:pPr>
       <w:r>
         <w:rPr>
@@ -779,12 +1747,12 @@
           <w:sz w:val="20"/>
           <w:szCs w:val="20"/>
         </w:rPr>
-        <w:t xml:space="preserve">QUY TRÌNH LIỀN MẠCH: Toàn bộ quá trình tạo tài khoản nằm trọn vẹn trong trải nghiệm in-app, tuyệt đối không mở các trang web tiếp thị bên ngoài.</w:t>
-      </w:r>
-    </w:p>
-    <w:p>
-      <w:pPr>
-        <w:spacing w:after="250"/>
+        <w:t xml:space="preserve">ĐỒNG BỘ THỜI GIAN THỰC: Mọi lịch hẹn cơ hội được chấp nhận qua tin nhắn chat sẽ tự động xuất hiện ngay trong Tab [Hôm nay].</w:t>
+      </w:r>
+    </w:p>
+    <w:p>
+      <w:pPr>
+        <w:spacing w:after="300"/>
       </w:pPr>
       <w:r>
         <w:rPr>
@@ -799,69 +1767,417 @@
           <w:sz w:val="20"/>
           <w:szCs w:val="20"/>
         </w:rPr>
-        <w:t xml:space="preserve">MẸO HỒ SƠ: Sau khi đăng ký, hãy vào mục Hồ sơ cá nhân để cập nhật ảnh đại diện và chức danh giúp đối tác dễ nhận diện.</w:t>
-      </w:r>
-    </w:p>
-    <w:p>
-      <w:pPr>
+        <w:t xml:space="preserve">MẸO LÃNH ĐẠO: Chạm vào tab [🎙️ Ghi âm] để nghe lại các đoạn ghi âm khoảnh khắc với sóng âm và trình phát inline tiện lợi.</w:t>
+      </w:r>
+    </w:p>
+    <w:p>
+      <w:pPr>
+        <w:pageBreakBefore/>
         <w:spacing w:after="100" w:before="200"/>
-        <w:jc w:val="center"/>
-      </w:pPr>
-      <w:r>
-        <w:drawing>
-          <wp:inline distT="0" distB="0" distL="0" distR="0">
-            <wp:extent cx="2476500" cy="4572000"/>
-            <wp:effectExtent t="0" r="0" b="0" l="0"/>
-            <wp:docPr id="1" name="" descr="" title=""/>
-            <wp:cNvGraphicFramePr>
-              <a:graphicFrameLocks xmlns:a="http://schemas.openxmlformats.org/drawingml/2006/main" noChangeAspect="1"/>
-            </wp:cNvGraphicFramePr>
-            <a:graphic xmlns:a="http://schemas.openxmlformats.org/drawingml/2006/main">
-              <a:graphicData uri="http://schemas.openxmlformats.org/drawingml/2006/picture">
-                <pic:pic xmlns:pic="http://schemas.openxmlformats.org/drawingml/2006/picture">
-                  <pic:nvPicPr>
-                    <pic:cNvPr id="0" name="" descr=""/>
-                    <pic:cNvPicPr>
-                      <a:picLocks noChangeAspect="1" noChangeArrowheads="1"/>
-                    </pic:cNvPicPr>
-                  </pic:nvPicPr>
-                  <pic:blipFill>
-                    <a:blip r:embed="rId8" cstate="none"/>
-                    <a:srcRect/>
-                    <a:stretch>
-                      <a:fillRect/>
-                    </a:stretch>
-                  </pic:blipFill>
-                  <pic:spPr bwMode="auto">
-                    <a:xfrm>
-                      <a:off x="0" y="0"/>
-                      <a:ext cx="2476500" cy="4572000"/>
-                    </a:xfrm>
-                    <a:prstGeom prst="rect">
-                      <a:avLst/>
-                    </a:prstGeom>
-                  </pic:spPr>
-                </pic:pic>
-              </a:graphicData>
-            </a:graphic>
-          </wp:inline>
-        </w:drawing>
-      </w:r>
-    </w:p>
-    <w:p>
-      <w:pPr>
-        <w:spacing w:after="400"/>
-        <w:jc w:val="center"/>
+      </w:pPr>
+      <w:r>
+        <w:rPr>
+          <w:b/>
+          <w:bCs/>
+          <w:color w:val="B45309"/>
+          <w:sz w:val="20"/>
+          <w:szCs w:val="20"/>
+        </w:rPr>
+        <w:t xml:space="preserve">[APP · THẺ DOANH NHÂN]</w:t>
+      </w:r>
+    </w:p>
+    <w:p>
+      <w:pPr>
+        <w:spacing w:after="100"/>
+      </w:pPr>
+      <w:r>
+        <w:rPr>
+          <w:b/>
+          <w:bCs/>
+          <w:color w:val="0F172A"/>
+          <w:sz w:val="28"/>
+          <w:szCs w:val="28"/>
+        </w:rPr>
+        <w:t xml:space="preserve">04. Bottom Sheet Thẻ Doanh Nhân Bo Tròn 36px Tích Hợp Vuốt Tay Xuống</w:t>
+      </w:r>
+    </w:p>
+    <w:p>
+      <w:pPr>
+        <w:spacing w:after="200"/>
       </w:pPr>
       <w:r>
         <w:rPr>
           <w:i/>
           <w:iCs/>
           <w:color w:val="64748B"/>
-          <w:sz w:val="18"/>
-          <w:szCs w:val="18"/>
-        </w:rPr>
-        <w:t xml:space="preserve">Hình 2: Màn hình Đăng ký Tài khoản Mới In-App Trực tiếp</w:t>
+          <w:sz w:val="20"/>
+          <w:szCs w:val="20"/>
+        </w:rPr>
+        <w:t xml:space="preserve">Bảng điều khiển danh thiếp số vuốt từ dưới lên với góc bo cong tròn và cử chỉ vuốt tay đóng tự nhiên</w:t>
+      </w:r>
+    </w:p>
+    <w:p>
+      <w:pPr>
+        <w:spacing w:after="150"/>
+      </w:pPr>
+      <w:r>
+        <w:rPr>
+          <w:b/>
+          <w:bCs/>
+          <w:color w:val="0284C7"/>
+        </w:rPr>
+        <w:t xml:space="preserve">MỤC TIÊU NGHIỆP VỤ: </w:t>
+      </w:r>
+      <w:r>
+        <w:rPr>
+          <w:sz w:val="22"/>
+          <w:szCs w:val="22"/>
+        </w:rPr>
+        <w:t xml:space="preserve">Mở nhanh mã QR định danh và các công cụ chia sẻ danh thiếp chỉ với một thao tác chạm.</w:t>
+      </w:r>
+    </w:p>
+    <w:p>
+      <w:pPr>
+        <w:spacing w:after="200"/>
+      </w:pPr>
+      <w:r>
+        <w:rPr>
+          <w:b/>
+          <w:bCs/>
+          <w:color w:val="B45309"/>
+        </w:rPr>
+        <w:t xml:space="preserve">ĐƯỜNG DẪN THAO TÁC: </w:t>
+      </w:r>
+      <w:r>
+        <w:rPr>
+          <w:rFonts w:ascii="Courier New" w:cs="Courier New" w:eastAsia="Courier New" w:hAnsi="Courier New"/>
+          <w:sz w:val="20"/>
+          <w:szCs w:val="20"/>
+        </w:rPr>
+        <w:t xml:space="preserve">Trang Chủ App Mobile -&gt; Chạm vào: Thẻ Hội Viên Doanh Nhân</w:t>
+      </w:r>
+    </w:p>
+    <w:p>
+      <w:pPr>
+        <w:spacing w:after="100"/>
+      </w:pPr>
+      <w:r>
+        <w:rPr>
+          <w:b/>
+          <w:bCs/>
+          <w:color w:val="0F172A"/>
+          <w:sz w:val="22"/>
+          <w:szCs w:val="22"/>
+        </w:rPr>
+        <w:t xml:space="preserve">CÁC BƯỚC THỰC HIỆN CHI TIẾT:</w:t>
+      </w:r>
+    </w:p>
+    <w:p>
+      <w:pPr>
+        <w:spacing w:after="80"/>
+      </w:pPr>
+      <w:r>
+        <w:rPr>
+          <w:sz w:val="21"/>
+          <w:szCs w:val="21"/>
+        </w:rPr>
+        <w:t xml:space="preserve">• Bước 1: Chạm trực tiếp vào Thẻ Hội Viên Doanh Nhân trên màn hình Trang Chủ.</w:t>
+      </w:r>
+    </w:p>
+    <w:p>
+      <w:pPr>
+        <w:spacing w:after="80"/>
+      </w:pPr>
+      <w:r>
+        <w:rPr>
+          <w:sz w:val="21"/>
+          <w:szCs w:val="21"/>
+        </w:rPr>
+        <w:t xml:space="preserve">• Bước 2: Một bảng điều khiển (Bottom Sheet) vuốt mượt mà từ cạnh dưới màn hình lên với góc bo cong tròn 36px sang trọng.</w:t>
+      </w:r>
+    </w:p>
+    <w:p>
+      <w:pPr>
+        <w:spacing w:after="80"/>
+      </w:pPr>
+      <w:r>
+        <w:rPr>
+          <w:sz w:val="21"/>
+          <w:szCs w:val="21"/>
+        </w:rPr>
+        <w:t xml:space="preserve">• Bước 3: Bottom Sheet hiển thị: Mã QR cá nhân hóa, Nút [Chạm NFC Một Chạm], Nút [Chia Sẻ vCard] và Nút [Gửi Qua Zalo/Tin Nhắn].</w:t>
+      </w:r>
+    </w:p>
+    <w:p>
+      <w:pPr>
+        <w:spacing w:after="80"/>
+      </w:pPr>
+      <w:r>
+        <w:rPr>
+          <w:sz w:val="21"/>
+          <w:szCs w:val="21"/>
+        </w:rPr>
+        <w:t xml:space="preserve">• Bước 4: Để đóng bảng điều khiển: Đặt ngón tay lên thanh gạt ngang trên đỉnh popup và vuốt nhẹ xuống dưới (Swipe Down), popup sẽ trượt xuống đóng lại mượt mà.</w:t>
+      </w:r>
+    </w:p>
+    <w:p>
+      <w:pPr>
+        <w:spacing w:after="120" w:before="200"/>
+      </w:pPr>
+      <w:r>
+        <w:rPr>
+          <w:b/>
+          <w:bCs/>
+          <w:color w:val="0F172A"/>
+          <w:sz w:val="20"/>
+          <w:szCs w:val="20"/>
+        </w:rPr>
+        <w:t xml:space="preserve">MA TRẬN QUY TRÌNH &amp; THÔNG SỐ XỬ LÝ (WORKFLOW MATRIX):</w:t>
+      </w:r>
+    </w:p>
+    <w:tbl>
+      <w:tblPr>
+        <w:tblW w:type="pct" w:w="100%"/>
+        <w:tblBorders>
+          <w:top w:val="single" w:color="auto" w:sz="4"/>
+          <w:left w:val="single" w:color="auto" w:sz="4"/>
+          <w:bottom w:val="single" w:color="auto" w:sz="4"/>
+          <w:right w:val="single" w:color="auto" w:sz="4"/>
+          <w:insideH w:val="single" w:color="auto" w:sz="4"/>
+          <w:insideV w:val="single" w:color="auto" w:sz="4"/>
+        </w:tblBorders>
+      </w:tblPr>
+      <w:tblGrid>
+        <w:gridCol w:w="100"/>
+        <w:gridCol w:w="100"/>
+        <w:gridCol w:w="100"/>
+        <w:gridCol w:w="100"/>
+        <w:gridCol w:w="100"/>
+      </w:tblGrid>
+      <w:tr>
+        <w:tc>
+          <w:p>
+            <w:r>
+              <w:t xml:space="preserve">Bước</w:t>
+            </w:r>
+          </w:p>
+        </w:tc>
+        <w:tc>
+          <w:p>
+            <w:r>
+              <w:t xml:space="preserve">Hành Động</w:t>
+            </w:r>
+          </w:p>
+        </w:tc>
+        <w:tc>
+          <w:p>
+            <w:r>
+              <w:t xml:space="preserve">Thành Phần Giao Diện</w:t>
+            </w:r>
+          </w:p>
+        </w:tc>
+        <w:tc>
+          <w:p>
+            <w:r>
+              <w:t xml:space="preserve">Dữ Liệu Đầu Vào / Ràng Buộc</w:t>
+            </w:r>
+          </w:p>
+        </w:tc>
+        <w:tc>
+          <w:p>
+            <w:r>
+              <w:t xml:space="preserve">Kết Quả Đầu Ra</w:t>
+            </w:r>
+          </w:p>
+        </w:tc>
+      </w:tr>
+      <w:tr>
+        <w:tc>
+          <w:p>
+            <w:r>
+              <w:t xml:space="preserve">01</w:t>
+            </w:r>
+          </w:p>
+        </w:tc>
+        <w:tc>
+          <w:p>
+            <w:r>
+              <w:t xml:space="preserve">Chạm Thẻ Mở Drawer</w:t>
+            </w:r>
+          </w:p>
+        </w:tc>
+        <w:tc>
+          <w:p>
+            <w:r>
+              <w:t xml:space="preserve">Sự kiện chạm onTap thẻ</w:t>
+            </w:r>
+          </w:p>
+        </w:tc>
+        <w:tc>
+          <w:p>
+            <w:r>
+              <w:t xml:space="preserve">Thao tác ngón tay</w:t>
+            </w:r>
+          </w:p>
+        </w:tc>
+        <w:tc>
+          <w:p>
+            <w:r>
+              <w:t xml:space="preserve">Drawer trượt lên từ đáy màn hình</w:t>
+            </w:r>
+          </w:p>
+        </w:tc>
+      </w:tr>
+      <w:tr>
+        <w:tc>
+          <w:p>
+            <w:r>
+              <w:t xml:space="preserve">02</w:t>
+            </w:r>
+          </w:p>
+        </w:tc>
+        <w:tc>
+          <w:p>
+            <w:r>
+              <w:t xml:space="preserve">Hiển Thị QR &amp; NFC</w:t>
+            </w:r>
+          </w:p>
+        </w:tc>
+        <w:tc>
+          <w:p>
+            <w:r>
+              <w:t xml:space="preserve">Mã QR nét cao + Chip NFC</w:t>
+            </w:r>
+          </w:p>
+        </w:tc>
+        <w:tc>
+          <w:p>
+            <w:r>
+              <w:t xml:space="preserve">Hồ sơ doanh nhân thực</w:t>
+            </w:r>
+          </w:p>
+        </w:tc>
+        <w:tc>
+          <w:p>
+            <w:r>
+              <w:t xml:space="preserve">Sẵn sàng quét và chạm kết nối</w:t>
+            </w:r>
+          </w:p>
+        </w:tc>
+      </w:tr>
+      <w:tr>
+        <w:tc>
+          <w:p>
+            <w:r>
+              <w:t xml:space="preserve">03</w:t>
+            </w:r>
+          </w:p>
+        </w:tc>
+        <w:tc>
+          <w:p>
+            <w:r>
+              <w:t xml:space="preserve">Chia Sẻ Danh Bạ vCard</w:t>
+            </w:r>
+          </w:p>
+        </w:tc>
+        <w:tc>
+          <w:p>
+            <w:r>
+              <w:t xml:space="preserve">Nút [Tải vCard .vcf]</w:t>
+            </w:r>
+          </w:p>
+        </w:tc>
+        <w:tc>
+          <w:p>
+            <w:r>
+              <w:t xml:space="preserve">Bấm 1-chạm</w:t>
+            </w:r>
+          </w:p>
+        </w:tc>
+        <w:tc>
+          <w:p>
+            <w:r>
+              <w:t xml:space="preserve">Lưu thẳng vào danh bạ điện thoại</w:t>
+            </w:r>
+          </w:p>
+        </w:tc>
+      </w:tr>
+      <w:tr>
+        <w:tc>
+          <w:p>
+            <w:r>
+              <w:t xml:space="preserve">04</w:t>
+            </w:r>
+          </w:p>
+        </w:tc>
+        <w:tc>
+          <w:p>
+            <w:r>
+              <w:t xml:space="preserve">Vuốt Tay Xuống Đóng</w:t>
+            </w:r>
+          </w:p>
+        </w:tc>
+        <w:tc>
+          <w:p>
+            <w:r>
+              <w:t xml:space="preserve">PanResponder Gestures</w:t>
+            </w:r>
+          </w:p>
+        </w:tc>
+        <w:tc>
+          <w:p>
+            <w:r>
+              <w:t xml:space="preserve">Vuốt xuống ≥ 50px</w:t>
+            </w:r>
+          </w:p>
+        </w:tc>
+        <w:tc>
+          <w:p>
+            <w:r>
+              <w:t xml:space="preserve">Popup trượt xuống đóng êm ái</w:t>
+            </w:r>
+          </w:p>
+        </w:tc>
+      </w:tr>
+    </w:tbl>
+    <w:p>
+      <w:pPr>
+        <w:spacing w:after="150" w:before="200"/>
+      </w:pPr>
+      <w:r>
+        <w:rPr>
+          <w:b/>
+          <w:bCs/>
+          <w:color w:val="DC2626"/>
+        </w:rPr>
+        <w:t xml:space="preserve">LƯU Ý NGHIỆP VỤ: </w:t>
+      </w:r>
+      <w:r>
+        <w:rPr>
+          <w:sz w:val="20"/>
+          <w:szCs w:val="20"/>
+        </w:rPr>
+        <w:t xml:space="preserve">CỬ CHỈ VUỐT TAY TỰ NHIÊN: Tính năng vuốt tay xuống (Swipe Down gesture) mang lại trải nghiệm mượt mà, chuẩn mực như các ứng dụng gốc iOS cao cấp nhất.</w:t>
+      </w:r>
+    </w:p>
+    <w:p>
+      <w:pPr>
+        <w:spacing w:after="300"/>
+      </w:pPr>
+      <w:r>
+        <w:rPr>
+          <w:b/>
+          <w:bCs/>
+          <w:color w:val="2563EB"/>
+        </w:rPr>
+        <w:t xml:space="preserve">MẸO C-LEVEL: </w:t>
+      </w:r>
+      <w:r>
+        <w:rPr>
+          <w:sz w:val="20"/>
+          <w:szCs w:val="20"/>
+        </w:rPr>
+        <w:t xml:space="preserve">MẸO GIAO TIẾP: Khi đi dự tiệc hoặc hội thảo, chỉ cần mở sẵn Bottom Sheet này để đối tác quét mã QR kết nối ngay lập tức.</w:t>
       </w:r>
     </w:p>
     <w:p>
@@ -877,7 +2193,7 @@
           <w:sz w:val="20"/>
           <w:szCs w:val="20"/>
         </w:rPr>
-        <w:t xml:space="preserve">[APP · TRANG CHỦ]</w:t>
+        <w:t xml:space="preserve">[APP · NÚT V TRUNG TÂM]</w:t>
       </w:r>
     </w:p>
     <w:p>
@@ -892,7 +2208,7 @@
           <w:sz w:val="28"/>
           <w:szCs w:val="28"/>
         </w:rPr>
-        <w:t xml:space="preserve">03. Trang Chủ Doanh Nhân ViOne Connect &amp; Thẻ Hội Viên Số</w:t>
+        <w:t xml:space="preserve">05. Bảng Điều Khiển Nhanh Nút ViOne Mạ Vàng Trung Tâm (VActionSheet)</w:t>
       </w:r>
     </w:p>
     <w:p>
@@ -907,7 +2223,7 @@
           <w:sz w:val="20"/>
           <w:szCs w:val="20"/>
         </w:rPr>
-        <w:t xml:space="preserve">Trung tâm kết nối C-Level, danh thiếp số thông minh, lịch trình và cơ hội kinh doanh hôm nay</w:t>
+        <w:t xml:space="preserve">Nút tròn chữ V điêu khắc 3D vector nổi bật ở giữa mở menu 1-chạm kết nối và điều hành</w:t>
       </w:r>
     </w:p>
     <w:p>
@@ -920,14 +2236,14 @@
           <w:bCs/>
           <w:color w:val="0284C7"/>
         </w:rPr>
-        <w:t xml:space="preserve">MỤC TIÊU: </w:t>
+        <w:t xml:space="preserve">MỤC TIÊU NGHIỆP VỤ: </w:t>
       </w:r>
       <w:r>
         <w:rPr>
           <w:sz w:val="22"/>
           <w:szCs w:val="22"/>
         </w:rPr>
-        <w:t xml:space="preserve">Cung cấp cho doanh nhân bảng tin điều hành và kết nối đối tác nhanh chóng trên di động.</w:t>
+        <w:t xml:space="preserve">Thực hiện siêu tốc các tác vụ lãnh đạo quan trọng nhất chỉ với 1 lần chạm ngón tay.</w:t>
       </w:r>
     </w:p>
     <w:p>
@@ -940,511 +2256,7 @@
           <w:bCs/>
           <w:color w:val="B45309"/>
         </w:rPr>
-        <w:t xml:space="preserve">ĐƯỜNG DẪN: </w:t>
-      </w:r>
-      <w:r>
-        <w:rPr>
-          <w:rFonts w:ascii="Courier New" w:cs="Courier New" w:eastAsia="Courier New" w:hAnsi="Courier New"/>
-          <w:sz w:val="20"/>
-          <w:szCs w:val="20"/>
-        </w:rPr>
-        <w:t xml:space="preserve">Thanh điều hướng đáy -&gt; Chạm vào Tab: Trang Chủ (Home)</w:t>
-      </w:r>
-    </w:p>
-    <w:p>
-      <w:pPr>
-        <w:spacing w:after="100"/>
-      </w:pPr>
-      <w:r>
-        <w:rPr>
-          <w:b/>
-          <w:bCs/>
-          <w:color w:val="0F172A"/>
-          <w:sz w:val="22"/>
-          <w:szCs w:val="22"/>
-        </w:rPr>
-        <w:t xml:space="preserve">CÁC BƯỚC THỰC HIỆN CHI TIẾT:</w:t>
-      </w:r>
-    </w:p>
-    <w:p>
-      <w:pPr>
-        <w:spacing w:after="80"/>
-      </w:pPr>
-      <w:r>
-        <w:rPr>
-          <w:sz w:val="21"/>
-          <w:szCs w:val="21"/>
-        </w:rPr>
-        <w:t xml:space="preserve">• Bước 1: Header trên cùng hiển thị Lời chào cá nhân hóa theo thời gian thực (Chào buổi sáng / Buổi chiều / Buổi tối) và chuông thông báo.</w:t>
-      </w:r>
-    </w:p>
-    <w:p>
-      <w:pPr>
-        <w:spacing w:after="80"/>
-      </w:pPr>
-      <w:r>
-        <w:rPr>
-          <w:sz w:val="21"/>
-          <w:szCs w:val="21"/>
-        </w:rPr>
-        <w:t xml:space="preserve">• Bước 2: Quan sát Thẻ Hội Viên Doanh Nhân mạ vàng nổi bật ở vị trí trung tâm hiển thị: Họ tên, Chức vụ, Tên công ty và Mã số thẻ.</w:t>
-      </w:r>
-    </w:p>
-    <w:p>
-      <w:pPr>
-        <w:spacing w:after="80"/>
-      </w:pPr>
-      <w:r>
-        <w:rPr>
-          <w:sz w:val="21"/>
-          <w:szCs w:val="21"/>
-        </w:rPr>
-        <w:t xml:space="preserve">• Bước 3: Xem các Tab lịch trình nhanh: [Hôm nay] [Sắp tới] [Nhắc lịch] để nắm bắt các cuộc hẹn và sự kiện trong ngày.</w:t>
-      </w:r>
-    </w:p>
-    <w:p>
-      <w:pPr>
-        <w:spacing w:after="80"/>
-      </w:pPr>
-      <w:r>
-        <w:rPr>
-          <w:sz w:val="21"/>
-          <w:szCs w:val="21"/>
-        </w:rPr>
-        <w:t xml:space="preserve">• Bước 4: Xem khối Insight cơ hội: Đề xuất các đối tác tiềm năng và tin mời thầu phù hợp nhất với ngành nghề của doanh nghiệp.</w:t>
-      </w:r>
-    </w:p>
-    <w:p>
-      <w:pPr>
-        <w:spacing w:after="150" w:before="150"/>
-      </w:pPr>
-      <w:r>
-        <w:rPr>
-          <w:b/>
-          <w:bCs/>
-          <w:color w:val="DC2626"/>
-        </w:rPr>
-        <w:t xml:space="preserve">LƯU Ý NGHIỆP VỤ: </w:t>
-      </w:r>
-      <w:r>
-        <w:rPr>
-          <w:sz w:val="20"/>
-          <w:szCs w:val="20"/>
-        </w:rPr>
-        <w:t xml:space="preserve">ĐỒNG BỘ THỜI GIAN THỰC: Lịch trình cuộc hẹn trên Mobile App luôn được đồng bộ 2 chiều với hệ thống CRM Web của công ty.</w:t>
-      </w:r>
-    </w:p>
-    <w:p>
-      <w:pPr>
-        <w:spacing w:after="250"/>
-      </w:pPr>
-      <w:r>
-        <w:rPr>
-          <w:b/>
-          <w:bCs/>
-          <w:color w:val="2563EB"/>
-        </w:rPr>
-        <w:t xml:space="preserve">MẸO C-LEVEL: </w:t>
-      </w:r>
-      <w:r>
-        <w:rPr>
-          <w:sz w:val="20"/>
-          <w:szCs w:val="20"/>
-        </w:rPr>
-        <w:t xml:space="preserve">MẸO KẾT NỐI: Nhấp vào từng đối tác gợi ý để xem hồ sơ năng lực chi tiết và gửi yêu cầu kết nối kinh doanh.</w:t>
-      </w:r>
-    </w:p>
-    <w:p>
-      <w:pPr>
-        <w:spacing w:after="100" w:before="200"/>
-        <w:jc w:val="center"/>
-      </w:pPr>
-      <w:r>
-        <w:drawing>
-          <wp:inline distT="0" distB="0" distL="0" distR="0">
-            <wp:extent cx="2476500" cy="4572000"/>
-            <wp:effectExtent t="0" r="0" b="0" l="0"/>
-            <wp:docPr id="1" name="" descr="" title=""/>
-            <wp:cNvGraphicFramePr>
-              <a:graphicFrameLocks xmlns:a="http://schemas.openxmlformats.org/drawingml/2006/main" noChangeAspect="1"/>
-            </wp:cNvGraphicFramePr>
-            <a:graphic xmlns:a="http://schemas.openxmlformats.org/drawingml/2006/main">
-              <a:graphicData uri="http://schemas.openxmlformats.org/drawingml/2006/picture">
-                <pic:pic xmlns:pic="http://schemas.openxmlformats.org/drawingml/2006/picture">
-                  <pic:nvPicPr>
-                    <pic:cNvPr id="0" name="" descr=""/>
-                    <pic:cNvPicPr>
-                      <a:picLocks noChangeAspect="1" noChangeArrowheads="1"/>
-                    </pic:cNvPicPr>
-                  </pic:nvPicPr>
-                  <pic:blipFill>
-                    <a:blip r:embed="rId9" cstate="none"/>
-                    <a:srcRect/>
-                    <a:stretch>
-                      <a:fillRect/>
-                    </a:stretch>
-                  </pic:blipFill>
-                  <pic:spPr bwMode="auto">
-                    <a:xfrm>
-                      <a:off x="0" y="0"/>
-                      <a:ext cx="2476500" cy="4572000"/>
-                    </a:xfrm>
-                    <a:prstGeom prst="rect">
-                      <a:avLst/>
-                    </a:prstGeom>
-                  </pic:spPr>
-                </pic:pic>
-              </a:graphicData>
-            </a:graphic>
-          </wp:inline>
-        </w:drawing>
-      </w:r>
-    </w:p>
-    <w:p>
-      <w:pPr>
-        <w:spacing w:after="400"/>
-        <w:jc w:val="center"/>
-      </w:pPr>
-      <w:r>
-        <w:rPr>
-          <w:i/>
-          <w:iCs/>
-          <w:color w:val="64748B"/>
-          <w:sz w:val="18"/>
-          <w:szCs w:val="18"/>
-        </w:rPr>
-        <w:t xml:space="preserve">Hình 3: Trang chủ Doanh nhân ViOne Connect &amp; Thẻ Hội Viên</w:t>
-      </w:r>
-    </w:p>
-    <w:p>
-      <w:pPr>
-        <w:pageBreakBefore/>
-        <w:spacing w:after="100" w:before="200"/>
-      </w:pPr>
-      <w:r>
-        <w:rPr>
-          <w:b/>
-          <w:bCs/>
-          <w:color w:val="B45309"/>
-          <w:sz w:val="20"/>
-          <w:szCs w:val="20"/>
-        </w:rPr>
-        <w:t xml:space="preserve">[APP · THẺ HỘI VIÊN]</w:t>
-      </w:r>
-    </w:p>
-    <w:p>
-      <w:pPr>
-        <w:spacing w:after="100"/>
-      </w:pPr>
-      <w:r>
-        <w:rPr>
-          <w:b/>
-          <w:bCs/>
-          <w:color w:val="0F172A"/>
-          <w:sz w:val="28"/>
-          <w:szCs w:val="28"/>
-        </w:rPr>
-        <w:t xml:space="preserve">04. Bottom Sheet Thẻ Hội Viên Bo Tròn 36px Tích Hợp Vuốt Tay Xuống</w:t>
-      </w:r>
-    </w:p>
-    <w:p>
-      <w:pPr>
-        <w:spacing w:after="200"/>
-      </w:pPr>
-      <w:r>
-        <w:rPr>
-          <w:i/>
-          <w:iCs/>
-          <w:color w:val="64748B"/>
-          <w:sz w:val="20"/>
-          <w:szCs w:val="20"/>
-        </w:rPr>
-        <w:t xml:space="preserve">Bảng điều khiển danh thiếp số vuốt từ dưới lên với góc bo cong tròn và cử chỉ vuốt tay đóng tự nhiên</w:t>
-      </w:r>
-    </w:p>
-    <w:p>
-      <w:pPr>
-        <w:spacing w:after="150"/>
-      </w:pPr>
-      <w:r>
-        <w:rPr>
-          <w:b/>
-          <w:bCs/>
-          <w:color w:val="0284C7"/>
-        </w:rPr>
-        <w:t xml:space="preserve">MỤC TIÊU: </w:t>
-      </w:r>
-      <w:r>
-        <w:rPr>
-          <w:sz w:val="22"/>
-          <w:szCs w:val="22"/>
-        </w:rPr>
-        <w:t xml:space="preserve">Mở nhanh mã QR định danh và các công cụ chia sẻ danh thiếp chỉ với một thao tác chạm.</w:t>
-      </w:r>
-    </w:p>
-    <w:p>
-      <w:pPr>
-        <w:spacing w:after="200"/>
-      </w:pPr>
-      <w:r>
-        <w:rPr>
-          <w:b/>
-          <w:bCs/>
-          <w:color w:val="B45309"/>
-        </w:rPr>
-        <w:t xml:space="preserve">ĐƯỜNG DẪN: </w:t>
-      </w:r>
-      <w:r>
-        <w:rPr>
-          <w:rFonts w:ascii="Courier New" w:cs="Courier New" w:eastAsia="Courier New" w:hAnsi="Courier New"/>
-          <w:sz w:val="20"/>
-          <w:szCs w:val="20"/>
-        </w:rPr>
-        <w:t xml:space="preserve">Trang Chủ App Mobile -&gt; Chạm vào: Thẻ Hội Viên Doanh Nhân</w:t>
-      </w:r>
-    </w:p>
-    <w:p>
-      <w:pPr>
-        <w:spacing w:after="100"/>
-      </w:pPr>
-      <w:r>
-        <w:rPr>
-          <w:b/>
-          <w:bCs/>
-          <w:color w:val="0F172A"/>
-          <w:sz w:val="22"/>
-          <w:szCs w:val="22"/>
-        </w:rPr>
-        <w:t xml:space="preserve">CÁC BƯỚC THỰC HIỆN CHI TIẾT:</w:t>
-      </w:r>
-    </w:p>
-    <w:p>
-      <w:pPr>
-        <w:spacing w:after="80"/>
-      </w:pPr>
-      <w:r>
-        <w:rPr>
-          <w:sz w:val="21"/>
-          <w:szCs w:val="21"/>
-        </w:rPr>
-        <w:t xml:space="preserve">• Bước 1: Chạm trực tiếp vào Thẻ Hội Viên Doanh Nhân trên màn hình Trang Chủ.</w:t>
-      </w:r>
-    </w:p>
-    <w:p>
-      <w:pPr>
-        <w:spacing w:after="80"/>
-      </w:pPr>
-      <w:r>
-        <w:rPr>
-          <w:sz w:val="21"/>
-          <w:szCs w:val="21"/>
-        </w:rPr>
-        <w:t xml:space="preserve">• Bước 2: Một bảng điều khiển (Bottom Sheet) vuốt mượt mà từ cạnh dưới màn hình lên với góc bo cong tròn 36px sang trọng.</w:t>
-      </w:r>
-    </w:p>
-    <w:p>
-      <w:pPr>
-        <w:spacing w:after="80"/>
-      </w:pPr>
-      <w:r>
-        <w:rPr>
-          <w:sz w:val="21"/>
-          <w:szCs w:val="21"/>
-        </w:rPr>
-        <w:t xml:space="preserve">• Bước 3: Bottom Sheet hiển thị: Mã QR cá nhân hóa, Nút [Chạm NFC Một Chạm], Nút [Chia Sẻ vCard] và Nút [Gửi Qua Zalo/Tin Nhắn].</w:t>
-      </w:r>
-    </w:p>
-    <w:p>
-      <w:pPr>
-        <w:spacing w:after="80"/>
-      </w:pPr>
-      <w:r>
-        <w:rPr>
-          <w:sz w:val="21"/>
-          <w:szCs w:val="21"/>
-        </w:rPr>
-        <w:t xml:space="preserve">• Bước 4: Để đóng bảng điều khiển: Đặt ngón tay lên thanh gạt ngang trên đỉnh popup và vuốt nhẹ xuống dưới (Swipe Down), popup sẽ trượt xuống đóng lại mượt mà.</w:t>
-      </w:r>
-    </w:p>
-    <w:p>
-      <w:pPr>
-        <w:spacing w:after="150" w:before="150"/>
-      </w:pPr>
-      <w:r>
-        <w:rPr>
-          <w:b/>
-          <w:bCs/>
-          <w:color w:val="DC2626"/>
-        </w:rPr>
-        <w:t xml:space="preserve">LƯU Ý NGHIỆP VỤ: </w:t>
-      </w:r>
-      <w:r>
-        <w:rPr>
-          <w:sz w:val="20"/>
-          <w:szCs w:val="20"/>
-        </w:rPr>
-        <w:t xml:space="preserve">CỬ CHỈ VUỐT TAY TỰ NHIÊN: Tính năng vuốt tay xuống (Swipe Down gesture) mang lại trải nghiệm mượt mà, chuẩn mực như các ứng dụng gốc iOS cao cấp nhất.</w:t>
-      </w:r>
-    </w:p>
-    <w:p>
-      <w:pPr>
-        <w:spacing w:after="250"/>
-      </w:pPr>
-      <w:r>
-        <w:rPr>
-          <w:b/>
-          <w:bCs/>
-          <w:color w:val="2563EB"/>
-        </w:rPr>
-        <w:t xml:space="preserve">MẸO C-LEVEL: </w:t>
-      </w:r>
-      <w:r>
-        <w:rPr>
-          <w:sz w:val="20"/>
-          <w:szCs w:val="20"/>
-        </w:rPr>
-        <w:t xml:space="preserve">MẸO GIAO TIẾP: Khi đi dự tiệc hoặc hội thảo, chỉ cần mở sẵn Bottom Sheet này để đối tác quét mã QR kết nối ngay lập tức.</w:t>
-      </w:r>
-    </w:p>
-    <w:p>
-      <w:pPr>
-        <w:spacing w:after="100" w:before="200"/>
-        <w:jc w:val="center"/>
-      </w:pPr>
-      <w:r>
-        <w:drawing>
-          <wp:inline distT="0" distB="0" distL="0" distR="0">
-            <wp:extent cx="2476500" cy="4572000"/>
-            <wp:effectExtent t="0" r="0" b="0" l="0"/>
-            <wp:docPr id="1" name="" descr="" title=""/>
-            <wp:cNvGraphicFramePr>
-              <a:graphicFrameLocks xmlns:a="http://schemas.openxmlformats.org/drawingml/2006/main" noChangeAspect="1"/>
-            </wp:cNvGraphicFramePr>
-            <a:graphic xmlns:a="http://schemas.openxmlformats.org/drawingml/2006/main">
-              <a:graphicData uri="http://schemas.openxmlformats.org/drawingml/2006/picture">
-                <pic:pic xmlns:pic="http://schemas.openxmlformats.org/drawingml/2006/picture">
-                  <pic:nvPicPr>
-                    <pic:cNvPr id="0" name="" descr=""/>
-                    <pic:cNvPicPr>
-                      <a:picLocks noChangeAspect="1" noChangeArrowheads="1"/>
-                    </pic:cNvPicPr>
-                  </pic:nvPicPr>
-                  <pic:blipFill>
-                    <a:blip r:embed="rId10" cstate="none"/>
-                    <a:srcRect/>
-                    <a:stretch>
-                      <a:fillRect/>
-                    </a:stretch>
-                  </pic:blipFill>
-                  <pic:spPr bwMode="auto">
-                    <a:xfrm>
-                      <a:off x="0" y="0"/>
-                      <a:ext cx="2476500" cy="4572000"/>
-                    </a:xfrm>
-                    <a:prstGeom prst="rect">
-                      <a:avLst/>
-                    </a:prstGeom>
-                  </pic:spPr>
-                </pic:pic>
-              </a:graphicData>
-            </a:graphic>
-          </wp:inline>
-        </w:drawing>
-      </w:r>
-    </w:p>
-    <w:p>
-      <w:pPr>
-        <w:spacing w:after="400"/>
-        <w:jc w:val="center"/>
-      </w:pPr>
-      <w:r>
-        <w:rPr>
-          <w:i/>
-          <w:iCs/>
-          <w:color w:val="64748B"/>
-          <w:sz w:val="18"/>
-          <w:szCs w:val="18"/>
-        </w:rPr>
-        <w:t xml:space="preserve">Hình 4: Bottom Sheet Thẻ Hội viên Bo Tròn 36px Tích hợp Vuốt Tay Xuống</w:t>
-      </w:r>
-    </w:p>
-    <w:p>
-      <w:pPr>
-        <w:pageBreakBefore/>
-        <w:spacing w:after="100" w:before="200"/>
-      </w:pPr>
-      <w:r>
-        <w:rPr>
-          <w:b/>
-          <w:bCs/>
-          <w:color w:val="B45309"/>
-          <w:sz w:val="20"/>
-          <w:szCs w:val="20"/>
-        </w:rPr>
-        <w:t xml:space="preserve">[APP · NÚT V TRUNG TÂM]</w:t>
-      </w:r>
-    </w:p>
-    <w:p>
-      <w:pPr>
-        <w:spacing w:after="100"/>
-      </w:pPr>
-      <w:r>
-        <w:rPr>
-          <w:b/>
-          <w:bCs/>
-          <w:color w:val="0F172A"/>
-          <w:sz w:val="28"/>
-          <w:szCs w:val="28"/>
-        </w:rPr>
-        <w:t xml:space="preserve">05. Bảng Điều Khiển Nhanh Nút ViOne Mạ Vàng Trung Tâm (VActionSheet)</w:t>
-      </w:r>
-    </w:p>
-    <w:p>
-      <w:pPr>
-        <w:spacing w:after="200"/>
-      </w:pPr>
-      <w:r>
-        <w:rPr>
-          <w:i/>
-          <w:iCs/>
-          <w:color w:val="64748B"/>
-          <w:sz w:val="20"/>
-          <w:szCs w:val="20"/>
-        </w:rPr>
-        <w:t xml:space="preserve">Nút tròn chữ V điêu khắc 3D vector nổi bật ở giữa mở menu 1-chạm kết nối và điều hành</w:t>
-      </w:r>
-    </w:p>
-    <w:p>
-      <w:pPr>
-        <w:spacing w:after="150"/>
-      </w:pPr>
-      <w:r>
-        <w:rPr>
-          <w:b/>
-          <w:bCs/>
-          <w:color w:val="0284C7"/>
-        </w:rPr>
-        <w:t xml:space="preserve">MỤC TIÊU: </w:t>
-      </w:r>
-      <w:r>
-        <w:rPr>
-          <w:sz w:val="22"/>
-          <w:szCs w:val="22"/>
-        </w:rPr>
-        <w:t xml:space="preserve">Thực hiện siêu tốc các tác vụ lãnh đạo quan trọng nhất chỉ với 1 lần chạm ngón tay.</w:t>
-      </w:r>
-    </w:p>
-    <w:p>
-      <w:pPr>
-        <w:spacing w:after="200"/>
-      </w:pPr>
-      <w:r>
-        <w:rPr>
-          <w:b/>
-          <w:bCs/>
-          <w:color w:val="B45309"/>
-        </w:rPr>
-        <w:t xml:space="preserve">ĐƯỜNG DẪN: </w:t>
+        <w:t xml:space="preserve">ĐƯỜNG DẪN THAO TÁC: </w:t>
       </w:r>
       <w:r>
         <w:rPr>
@@ -1526,7 +2338,227 @@
     </w:p>
     <w:p>
       <w:pPr>
-        <w:spacing w:after="150" w:before="150"/>
+        <w:spacing w:after="120" w:before="200"/>
+      </w:pPr>
+      <w:r>
+        <w:rPr>
+          <w:b/>
+          <w:bCs/>
+          <w:color w:val="0F172A"/>
+          <w:sz w:val="20"/>
+          <w:szCs w:val="20"/>
+        </w:rPr>
+        <w:t xml:space="preserve">MA TRẬN QUY TRÌNH &amp; THÔNG SỐ XỬ LÝ (WORKFLOW MATRIX):</w:t>
+      </w:r>
+    </w:p>
+    <w:tbl>
+      <w:tblPr>
+        <w:tblW w:type="pct" w:w="100%"/>
+        <w:tblBorders>
+          <w:top w:val="single" w:color="auto" w:sz="4"/>
+          <w:left w:val="single" w:color="auto" w:sz="4"/>
+          <w:bottom w:val="single" w:color="auto" w:sz="4"/>
+          <w:right w:val="single" w:color="auto" w:sz="4"/>
+          <w:insideH w:val="single" w:color="auto" w:sz="4"/>
+          <w:insideV w:val="single" w:color="auto" w:sz="4"/>
+        </w:tblBorders>
+      </w:tblPr>
+      <w:tblGrid>
+        <w:gridCol w:w="100"/>
+        <w:gridCol w:w="100"/>
+        <w:gridCol w:w="100"/>
+        <w:gridCol w:w="100"/>
+        <w:gridCol w:w="100"/>
+      </w:tblGrid>
+      <w:tr>
+        <w:tc>
+          <w:p>
+            <w:r>
+              <w:t xml:space="preserve">Bước</w:t>
+            </w:r>
+          </w:p>
+        </w:tc>
+        <w:tc>
+          <w:p>
+            <w:r>
+              <w:t xml:space="preserve">Hành Động</w:t>
+            </w:r>
+          </w:p>
+        </w:tc>
+        <w:tc>
+          <w:p>
+            <w:r>
+              <w:t xml:space="preserve">Thành Phần Giao Diện</w:t>
+            </w:r>
+          </w:p>
+        </w:tc>
+        <w:tc>
+          <w:p>
+            <w:r>
+              <w:t xml:space="preserve">Dữ Liệu Đầu Vào / Ràng Buộc</w:t>
+            </w:r>
+          </w:p>
+        </w:tc>
+        <w:tc>
+          <w:p>
+            <w:r>
+              <w:t xml:space="preserve">Kết Quả Đầu Ra</w:t>
+            </w:r>
+          </w:p>
+        </w:tc>
+      </w:tr>
+      <w:tr>
+        <w:tc>
+          <w:p>
+            <w:r>
+              <w:t xml:space="preserve">01</w:t>
+            </w:r>
+          </w:p>
+        </w:tc>
+        <w:tc>
+          <w:p>
+            <w:r>
+              <w:t xml:space="preserve">Chạm Nút V Vàng Kim</w:t>
+            </w:r>
+          </w:p>
+        </w:tc>
+        <w:tc>
+          <w:p>
+            <w:r>
+              <w:t xml:space="preserve">VIconMark 3D Vector tròn</w:t>
+            </w:r>
+          </w:p>
+        </w:tc>
+        <w:tc>
+          <w:p>
+            <w:r>
+              <w:t xml:space="preserve">Thao tác chạm 1-click</w:t>
+            </w:r>
+          </w:p>
+        </w:tc>
+        <w:tc>
+          <w:p>
+            <w:r>
+              <w:t xml:space="preserve">Kích hoạt VActionSheet nổi</w:t>
+            </w:r>
+          </w:p>
+        </w:tc>
+      </w:tr>
+      <w:tr>
+        <w:tc>
+          <w:p>
+            <w:r>
+              <w:t xml:space="preserve">02</w:t>
+            </w:r>
+          </w:p>
+        </w:tc>
+        <w:tc>
+          <w:p>
+            <w:r>
+              <w:t xml:space="preserve">Hiển Thị Kính Mờ</w:t>
+            </w:r>
+          </w:p>
+        </w:tc>
+        <w:tc>
+          <w:p>
+            <w:r>
+              <w:t xml:space="preserve">Obsidian Backdrop Blur</w:t>
+            </w:r>
+          </w:p>
+        </w:tc>
+        <w:tc>
+          <w:p>
+            <w:r>
+              <w:t xml:space="preserve">Làm mờ nền ứng dụng</w:t>
+            </w:r>
+          </w:p>
+        </w:tc>
+        <w:tc>
+          <w:p>
+            <w:r>
+              <w:t xml:space="preserve">Tập trung 6 phím tắt quyền lực</w:t>
+            </w:r>
+          </w:p>
+        </w:tc>
+      </w:tr>
+      <w:tr>
+        <w:tc>
+          <w:p>
+            <w:r>
+              <w:t xml:space="preserve">03</w:t>
+            </w:r>
+          </w:p>
+        </w:tc>
+        <w:tc>
+          <w:p>
+            <w:r>
+              <w:t xml:space="preserve">Chọn Lối Tắt Tác Vụ</w:t>
+            </w:r>
+          </w:p>
+        </w:tc>
+        <w:tc>
+          <w:p>
+            <w:r>
+              <w:t xml:space="preserve">Lưới 6 Icon Hành Động</w:t>
+            </w:r>
+          </w:p>
+        </w:tc>
+        <w:tc>
+          <w:p>
+            <w:r>
+              <w:t xml:space="preserve">Quét OCR, Chấm công, Duyệt...</w:t>
+            </w:r>
+          </w:p>
+        </w:tc>
+        <w:tc>
+          <w:p>
+            <w:r>
+              <w:t xml:space="preserve">Mở tức thì màn hình nghiệp vụ</w:t>
+            </w:r>
+          </w:p>
+        </w:tc>
+      </w:tr>
+      <w:tr>
+        <w:tc>
+          <w:p>
+            <w:r>
+              <w:t xml:space="preserve">04</w:t>
+            </w:r>
+          </w:p>
+        </w:tc>
+        <w:tc>
+          <w:p>
+            <w:r>
+              <w:t xml:space="preserve">Đóng Menu Siêu Tốc</w:t>
+            </w:r>
+          </w:p>
+        </w:tc>
+        <w:tc>
+          <w:p>
+            <w:r>
+              <w:t xml:space="preserve">Chạm vùng ngoài / Vuốt tay</w:t>
+            </w:r>
+          </w:p>
+        </w:tc>
+        <w:tc>
+          <w:p>
+            <w:r>
+              <w:t xml:space="preserve">Chạm backdrop</w:t>
+            </w:r>
+          </w:p>
+        </w:tc>
+        <w:tc>
+          <w:p>
+            <w:r>
+              <w:t xml:space="preserve">Thu gọn mượt mà về thanh đáy</w:t>
+            </w:r>
+          </w:p>
+        </w:tc>
+      </w:tr>
+    </w:tbl>
+    <w:p>
+      <w:pPr>
+        <w:spacing w:after="150" w:before="200"/>
       </w:pPr>
       <w:r>
         <w:rPr>
@@ -1546,7 +2578,7 @@
     </w:p>
     <w:p>
       <w:pPr>
-        <w:spacing w:after="250"/>
+        <w:spacing w:after="300"/>
       </w:pPr>
       <w:r>
         <w:rPr>
@@ -1566,64 +2598,424 @@
     </w:p>
     <w:p>
       <w:pPr>
+        <w:pageBreakBefore/>
         <w:spacing w:after="100" w:before="200"/>
-        <w:jc w:val="center"/>
-      </w:pPr>
-      <w:r>
-        <w:drawing>
-          <wp:inline distT="0" distB="0" distL="0" distR="0">
-            <wp:extent cx="2476500" cy="4572000"/>
-            <wp:effectExtent t="0" r="0" b="0" l="0"/>
-            <wp:docPr id="1" name="" descr="" title=""/>
-            <wp:cNvGraphicFramePr>
-              <a:graphicFrameLocks xmlns:a="http://schemas.openxmlformats.org/drawingml/2006/main" noChangeAspect="1"/>
-            </wp:cNvGraphicFramePr>
-            <a:graphic xmlns:a="http://schemas.openxmlformats.org/drawingml/2006/main">
-              <a:graphicData uri="http://schemas.openxmlformats.org/drawingml/2006/picture">
-                <pic:pic xmlns:pic="http://schemas.openxmlformats.org/drawingml/2006/picture">
-                  <pic:nvPicPr>
-                    <pic:cNvPr id="0" name="" descr=""/>
-                    <pic:cNvPicPr>
-                      <a:picLocks noChangeAspect="1" noChangeArrowheads="1"/>
-                    </pic:cNvPicPr>
-                  </pic:nvPicPr>
-                  <pic:blipFill>
-                    <a:blip r:embed="rId11" cstate="none"/>
-                    <a:srcRect/>
-                    <a:stretch>
-                      <a:fillRect/>
-                    </a:stretch>
-                  </pic:blipFill>
-                  <pic:spPr bwMode="auto">
-                    <a:xfrm>
-                      <a:off x="0" y="0"/>
-                      <a:ext cx="2476500" cy="4572000"/>
-                    </a:xfrm>
-                    <a:prstGeom prst="rect">
-                      <a:avLst/>
-                    </a:prstGeom>
-                  </pic:spPr>
-                </pic:pic>
-              </a:graphicData>
-            </a:graphic>
-          </wp:inline>
-        </w:drawing>
-      </w:r>
-    </w:p>
-    <w:p>
-      <w:pPr>
-        <w:spacing w:after="400"/>
-        <w:jc w:val="center"/>
+      </w:pPr>
+      <w:r>
+        <w:rPr>
+          <w:b/>
+          <w:bCs/>
+          <w:color w:val="B45309"/>
+          <w:sz w:val="20"/>
+          <w:szCs w:val="20"/>
+        </w:rPr>
+        <w:t xml:space="preserve">[APP · ĐỐI TÁC]</w:t>
+      </w:r>
+    </w:p>
+    <w:p>
+      <w:pPr>
+        <w:spacing w:after="100"/>
+      </w:pPr>
+      <w:r>
+        <w:rPr>
+          <w:b/>
+          <w:bCs/>
+          <w:color w:val="0F172A"/>
+          <w:sz w:val="28"/>
+          <w:szCs w:val="28"/>
+        </w:rPr>
+        <w:t xml:space="preserve">06. Mạng Lưới Đối Tác &amp; Bản Tin Khoảnh Khắc 24h (Network &amp; Stories)</w:t>
+      </w:r>
+    </w:p>
+    <w:p>
+      <w:pPr>
+        <w:spacing w:after="200"/>
       </w:pPr>
       <w:r>
         <w:rPr>
           <w:i/>
           <w:iCs/>
           <w:color w:val="64748B"/>
-          <w:sz w:val="18"/>
-          <w:szCs w:val="18"/>
-        </w:rPr>
-        <w:t xml:space="preserve">Hình 5: Bảng Điều Khiển Nhanh Nút ViOne Mạ Vàng Trung Tâm (VActionSheet)</w:t>
+          <w:sz w:val="20"/>
+          <w:szCs w:val="20"/>
+        </w:rPr>
+        <w:t xml:space="preserve">Khám phá danh bạ doanh nhân, xem tin hoạt động kinh doanh 24h và chăm sóc khách hàng B2B</w:t>
+      </w:r>
+    </w:p>
+    <w:p>
+      <w:pPr>
+        <w:spacing w:after="150"/>
+      </w:pPr>
+      <w:r>
+        <w:rPr>
+          <w:b/>
+          <w:bCs/>
+          <w:color w:val="0284C7"/>
+        </w:rPr>
+        <w:t xml:space="preserve">MỤC TIÊU NGHIỆP VỤ: </w:t>
+      </w:r>
+      <w:r>
+        <w:rPr>
+          <w:sz w:val="22"/>
+          <w:szCs w:val="22"/>
+        </w:rPr>
+        <w:t xml:space="preserve">Mở rộng mạng lưới quan hệ chiến lược và duy trì tương tác thường xuyên với các đối tác chủ chốt.</w:t>
+      </w:r>
+    </w:p>
+    <w:p>
+      <w:pPr>
+        <w:spacing w:after="200"/>
+      </w:pPr>
+      <w:r>
+        <w:rPr>
+          <w:b/>
+          <w:bCs/>
+          <w:color w:val="B45309"/>
+        </w:rPr>
+        <w:t xml:space="preserve">ĐƯỜNG DẪN THAO TÁC: </w:t>
+      </w:r>
+      <w:r>
+        <w:rPr>
+          <w:rFonts w:ascii="Courier New" w:cs="Courier New" w:eastAsia="Courier New" w:hAnsi="Courier New"/>
+          <w:sz w:val="20"/>
+          <w:szCs w:val="20"/>
+        </w:rPr>
+        <w:t xml:space="preserve">Thanh điều hướng đáy -&gt; Chạm vào Tab: Mạng Lưới (Network)</w:t>
+      </w:r>
+    </w:p>
+    <w:p>
+      <w:pPr>
+        <w:spacing w:after="100"/>
+      </w:pPr>
+      <w:r>
+        <w:rPr>
+          <w:b/>
+          <w:bCs/>
+          <w:color w:val="0F172A"/>
+          <w:sz w:val="22"/>
+          <w:szCs w:val="22"/>
+        </w:rPr>
+        <w:t xml:space="preserve">CÁC BƯỚC THỰC HIỆN CHI TIẾT:</w:t>
+      </w:r>
+    </w:p>
+    <w:p>
+      <w:pPr>
+        <w:spacing w:after="80"/>
+      </w:pPr>
+      <w:r>
+        <w:rPr>
+          <w:sz w:val="21"/>
+          <w:szCs w:val="21"/>
+        </w:rPr>
+        <w:t xml:space="preserve">• Bước 1: Header màn hình hiển thị Avatar tròn mạ vàng của bạn, bên cạnh nút Quét card.</w:t>
+      </w:r>
+    </w:p>
+    <w:p>
+      <w:pPr>
+        <w:spacing w:after="80"/>
+      </w:pPr>
+      <w:r>
+        <w:rPr>
+          <w:sz w:val="21"/>
+          <w:szCs w:val="21"/>
+        </w:rPr>
+        <w:t xml:space="preserve">• Bước 2: Dải Stories 24h trên đầu hiển thị thẻ Tạo tin 24h (lấy ảnh thật và tên thật của bạn) cùng avatar các doanh nhân vừa đăng tải hoạt động mới. Chạm vào avatar để xem trình chiếu toàn màn hình.</w:t>
+      </w:r>
+    </w:p>
+    <w:p>
+      <w:pPr>
+        <w:spacing w:after="80"/>
+      </w:pPr>
+      <w:r>
+        <w:rPr>
+          <w:sz w:val="21"/>
+          <w:szCs w:val="21"/>
+        </w:rPr>
+        <w:t xml:space="preserve">• Bước 3: Khối banner AI Copilot Matcher gợi ý các đối tác có độ tương thích kinh doanh cao.</w:t>
+      </w:r>
+    </w:p>
+    <w:p>
+      <w:pPr>
+        <w:spacing w:after="80"/>
+      </w:pPr>
+      <w:r>
+        <w:rPr>
+          <w:sz w:val="21"/>
+          <w:szCs w:val="21"/>
+        </w:rPr>
+        <w:t xml:space="preserve">• Bước 4: Danh sách "Chăm Sóc Đối Tác" hiển thị các mối quan hệ quan trọng kèm ngày tương tác gần nhất và các phím tắt: [Gọi Điện] [Nhắn Tin] [Hẹn Gặp 1-1].</w:t>
+      </w:r>
+    </w:p>
+    <w:p>
+      <w:pPr>
+        <w:spacing w:after="80"/>
+      </w:pPr>
+      <w:r>
+        <w:rPr>
+          <w:sz w:val="21"/>
+          <w:szCs w:val="21"/>
+        </w:rPr>
+        <w:t xml:space="preserve">• Bước 5: Bộ lọc ngành nghề chuẩn màu Nâu Gradient ViOne cho phép lọc nhanh đối tác theo chuyên môn.</w:t>
+      </w:r>
+    </w:p>
+    <w:p>
+      <w:pPr>
+        <w:spacing w:after="120" w:before="200"/>
+      </w:pPr>
+      <w:r>
+        <w:rPr>
+          <w:b/>
+          <w:bCs/>
+          <w:color w:val="0F172A"/>
+          <w:sz w:val="20"/>
+          <w:szCs w:val="20"/>
+        </w:rPr>
+        <w:t xml:space="preserve">MA TRẬN QUY TRÌNH &amp; THÔNG SỐ XỬ LÝ (WORKFLOW MATRIX):</w:t>
+      </w:r>
+    </w:p>
+    <w:tbl>
+      <w:tblPr>
+        <w:tblW w:type="pct" w:w="100%"/>
+        <w:tblBorders>
+          <w:top w:val="single" w:color="auto" w:sz="4"/>
+          <w:left w:val="single" w:color="auto" w:sz="4"/>
+          <w:bottom w:val="single" w:color="auto" w:sz="4"/>
+          <w:right w:val="single" w:color="auto" w:sz="4"/>
+          <w:insideH w:val="single" w:color="auto" w:sz="4"/>
+          <w:insideV w:val="single" w:color="auto" w:sz="4"/>
+        </w:tblBorders>
+      </w:tblPr>
+      <w:tblGrid>
+        <w:gridCol w:w="100"/>
+        <w:gridCol w:w="100"/>
+        <w:gridCol w:w="100"/>
+        <w:gridCol w:w="100"/>
+        <w:gridCol w:w="100"/>
+      </w:tblGrid>
+      <w:tr>
+        <w:tc>
+          <w:p>
+            <w:r>
+              <w:t xml:space="preserve">Bước</w:t>
+            </w:r>
+          </w:p>
+        </w:tc>
+        <w:tc>
+          <w:p>
+            <w:r>
+              <w:t xml:space="preserve">Hành Động</w:t>
+            </w:r>
+          </w:p>
+        </w:tc>
+        <w:tc>
+          <w:p>
+            <w:r>
+              <w:t xml:space="preserve">Thành Phần Giao Diện</w:t>
+            </w:r>
+          </w:p>
+        </w:tc>
+        <w:tc>
+          <w:p>
+            <w:r>
+              <w:t xml:space="preserve">Dữ Liệu Đầu Vào / Ràng Buộc</w:t>
+            </w:r>
+          </w:p>
+        </w:tc>
+        <w:tc>
+          <w:p>
+            <w:r>
+              <w:t xml:space="preserve">Kết Quả Đầu Ra</w:t>
+            </w:r>
+          </w:p>
+        </w:tc>
+      </w:tr>
+      <w:tr>
+        <w:tc>
+          <w:p>
+            <w:r>
+              <w:t xml:space="preserve">01</w:t>
+            </w:r>
+          </w:p>
+        </w:tc>
+        <w:tc>
+          <w:p>
+            <w:r>
+              <w:t xml:space="preserve">Tạo Tin 24h Stories</w:t>
+            </w:r>
+          </w:p>
+        </w:tc>
+        <w:tc>
+          <w:p>
+            <w:r>
+              <w:t xml:space="preserve">Nút Tạo Tin Avatar Thật</w:t>
+            </w:r>
+          </w:p>
+        </w:tc>
+        <w:tc>
+          <w:p>
+            <w:r>
+              <w:t xml:space="preserve">Chọn ảnh/video hoạt động</w:t>
+            </w:r>
+          </w:p>
+        </w:tc>
+        <w:tc>
+          <w:p>
+            <w:r>
+              <w:t xml:space="preserve">Xuất bản story tồn tại 24 giờ</w:t>
+            </w:r>
+          </w:p>
+        </w:tc>
+      </w:tr>
+      <w:tr>
+        <w:tc>
+          <w:p>
+            <w:r>
+              <w:t xml:space="preserve">02</w:t>
+            </w:r>
+          </w:p>
+        </w:tc>
+        <w:tc>
+          <w:p>
+            <w:r>
+              <w:t xml:space="preserve">Xem Story Đối Tác</w:t>
+            </w:r>
+          </w:p>
+        </w:tc>
+        <w:tc>
+          <w:p>
+            <w:r>
+              <w:t xml:space="preserve">Trình chiếu Fullscreen Stories</w:t>
+            </w:r>
+          </w:p>
+        </w:tc>
+        <w:tc>
+          <w:p>
+            <w:r>
+              <w:t xml:space="preserve">Chạm avatar doanh nhân</w:t>
+            </w:r>
+          </w:p>
+        </w:tc>
+        <w:tc>
+          <w:p>
+            <w:r>
+              <w:t xml:space="preserve">Xem ảnh, văn bản và nhắn tin chúc mừng</w:t>
+            </w:r>
+          </w:p>
+        </w:tc>
+      </w:tr>
+      <w:tr>
+        <w:tc>
+          <w:p>
+            <w:r>
+              <w:t xml:space="preserve">03</w:t>
+            </w:r>
+          </w:p>
+        </w:tc>
+        <w:tc>
+          <w:p>
+            <w:r>
+              <w:t xml:space="preserve">Bộ Lọc Ngành Nghề</w:t>
+            </w:r>
+          </w:p>
+        </w:tc>
+        <w:tc>
+          <w:p>
+            <w:r>
+              <w:t xml:space="preserve">Filter Chips Nâu Gradient ViOne</w:t>
+            </w:r>
+          </w:p>
+        </w:tc>
+        <w:tc>
+          <w:p>
+            <w:r>
+              <w:t xml:space="preserve">Chọn lĩnh vực kinh doanh</w:t>
+            </w:r>
+          </w:p>
+        </w:tc>
+        <w:tc>
+          <w:p>
+            <w:r>
+              <w:t xml:space="preserve">Lọc tức thì đối tác phù hợp</w:t>
+            </w:r>
+          </w:p>
+        </w:tc>
+      </w:tr>
+      <w:tr>
+        <w:tc>
+          <w:p>
+            <w:r>
+              <w:t xml:space="preserve">04</w:t>
+            </w:r>
+          </w:p>
+        </w:tc>
+        <w:tc>
+          <w:p>
+            <w:r>
+              <w:t xml:space="preserve">Chăm Sóc 1-Chạm</w:t>
+            </w:r>
+          </w:p>
+        </w:tc>
+        <w:tc>
+          <w:p>
+            <w:r>
+              <w:t xml:space="preserve">Nút Gọi, Nhắn tin, Hẹn gặp</w:t>
+            </w:r>
+          </w:p>
+        </w:tc>
+        <w:tc>
+          <w:p>
+            <w:r>
+              <w:t xml:space="preserve">Bấm trực tiếp trên thẻ</w:t>
+            </w:r>
+          </w:p>
+        </w:tc>
+        <w:tc>
+          <w:p>
+            <w:r>
+              <w:t xml:space="preserve">Kết nối đàm phán ngay lập tức</w:t>
+            </w:r>
+          </w:p>
+        </w:tc>
+      </w:tr>
+    </w:tbl>
+    <w:p>
+      <w:pPr>
+        <w:spacing w:after="150" w:before="200"/>
+      </w:pPr>
+      <w:r>
+        <w:rPr>
+          <w:b/>
+          <w:bCs/>
+          <w:color w:val="DC2626"/>
+        </w:rPr>
+        <w:t xml:space="preserve">LƯU Ý NGHIỆP VỤ: </w:t>
+      </w:r>
+      <w:r>
+        <w:rPr>
+          <w:sz w:val="20"/>
+          <w:szCs w:val="20"/>
+        </w:rPr>
+        <w:t xml:space="preserve">QUY TẮC TIN 24H: Các khoảnh khắc Stories sẽ tự động biến mất sau đúng 24 giờ kể từ thời điểm đăng tải.</w:t>
+      </w:r>
+    </w:p>
+    <w:p>
+      <w:pPr>
+        <w:spacing w:after="300"/>
+      </w:pPr>
+      <w:r>
+        <w:rPr>
+          <w:b/>
+          <w:bCs/>
+          <w:color w:val="2563EB"/>
+        </w:rPr>
+        <w:t xml:space="preserve">MẸO C-LEVEL: </w:t>
+      </w:r>
+      <w:r>
+        <w:rPr>
+          <w:sz w:val="20"/>
+          <w:szCs w:val="20"/>
+        </w:rPr>
+        <w:t xml:space="preserve">MẸO DUY TRÌ QUAN HỆ: Nhắn tin chúc mừng hoặc tương tác với Story của đối tác là cách tự nhiên nhất để mở đầu một cơ hội làm ăn mới.</w:t>
       </w:r>
     </w:p>
     <w:p>
@@ -1639,7 +3031,7 @@
           <w:sz w:val="20"/>
           <w:szCs w:val="20"/>
         </w:rPr>
-        <w:t xml:space="preserve">[APP · ĐỐI TÁC]</w:t>
+        <w:t xml:space="preserve">[APP · 2 KIỂU CỘNG ĐỒNG]</w:t>
       </w:r>
     </w:p>
     <w:p>
@@ -1654,7 +3046,7 @@
           <w:sz w:val="28"/>
           <w:szCs w:val="28"/>
         </w:rPr>
-        <w:t xml:space="preserve">06. Mạng Lưới Đối Tác &amp; Bản Tin Khoảnh Khắc 24h (Network &amp; Stories)</w:t>
+        <w:t xml:space="preserve">07. Phân Hệ 2 Kiểu Cộng Đồng Doanh Nghiệp (B2B Networking vs Công Ty Nội Bộ)</w:t>
       </w:r>
     </w:p>
     <w:p>
@@ -1669,7 +3061,7 @@
           <w:sz w:val="20"/>
           <w:szCs w:val="20"/>
         </w:rPr>
-        <w:t xml:space="preserve">Khám phá danh bạ doanh nhân, xem tin hoạt động kinh doanh 24h và chăm sóc khách hàng B2B</w:t>
+        <w:t xml:space="preserve">Tách bạch tuyệt đối không gian giao lưu đối tác B2B bên ngoài và không gian điều hành nội bộ công ty</w:t>
       </w:r>
     </w:p>
     <w:p>
@@ -1682,14 +3074,14 @@
           <w:bCs/>
           <w:color w:val="0284C7"/>
         </w:rPr>
-        <w:t xml:space="preserve">MỤC TIÊU: </w:t>
+        <w:t xml:space="preserve">MỤC TIÊU NGHIỆP VỤ: </w:t>
       </w:r>
       <w:r>
         <w:rPr>
           <w:sz w:val="22"/>
           <w:szCs w:val="22"/>
         </w:rPr>
-        <w:t xml:space="preserve">Mở rộng mạng lưới quan hệ chiến lược và duy trì tương tác thường xuyên với các đối tác chủ chốt.</w:t>
+        <w:t xml:space="preserve">Phục vụ đồng thời hai nhu cầu cốt lõi của doanh nghiệp: Kết nối giao thương bên ngoài và Giao việc quản trị bên trong.</w:t>
       </w:r>
     </w:p>
     <w:p>
@@ -1702,7 +3094,7 @@
           <w:bCs/>
           <w:color w:val="B45309"/>
         </w:rPr>
-        <w:t xml:space="preserve">ĐƯỜNG DẪN: </w:t>
+        <w:t xml:space="preserve">ĐƯỜNG DẪN THAO TÁC: </w:t>
       </w:r>
       <w:r>
         <w:rPr>
@@ -1710,7 +3102,7 @@
           <w:sz w:val="20"/>
           <w:szCs w:val="20"/>
         </w:rPr>
-        <w:t xml:space="preserve">Thanh điều hướng đáy -&gt; Chạm vào Tab: Mạng Lưới (Network)</w:t>
+        <w:t xml:space="preserve">Thanh điều hướng đáy -&gt; Chạm Tab: Cộng Đồng (Community)</w:t>
       </w:r>
     </w:p>
     <w:p>
@@ -1737,48 +3129,274 @@
           <w:sz w:val="21"/>
           <w:szCs w:val="21"/>
         </w:rPr>
-        <w:t xml:space="preserve">• Bước 1: Dải Stories 24h trên đầu hiển thị avatar các doanh nhân vừa đăng tải hoạt động kinh doanh mới. Chạm vào avatar để xem trình chiếu toàn màn hình.</w:t>
-      </w:r>
-    </w:p>
-    <w:p>
-      <w:pPr>
-        <w:spacing w:after="80"/>
-      </w:pPr>
-      <w:r>
-        <w:rPr>
-          <w:sz w:val="21"/>
-          <w:szCs w:val="21"/>
-        </w:rPr>
-        <w:t xml:space="preserve">• Bước 2: Danh sách "Chăm Sóc Đối Tác" hiển thị các mối quan hệ quan trọng kèm ngày tương tác gần nhất.</w:t>
-      </w:r>
-    </w:p>
-    <w:p>
-      <w:pPr>
-        <w:spacing w:after="80"/>
-      </w:pPr>
-      <w:r>
-        <w:rPr>
-          <w:sz w:val="21"/>
-          <w:szCs w:val="21"/>
-        </w:rPr>
-        <w:t xml:space="preserve">• Bước 3: Sử dụng các phím tắt nhanh trên từng đối tác: [Gọi Điện Thoại] [Gửi Tin Nhắn] [Lên Lịch Hẹn 1-1].</w:t>
-      </w:r>
-    </w:p>
-    <w:p>
-      <w:pPr>
-        <w:spacing w:after="80"/>
-      </w:pPr>
-      <w:r>
-        <w:rPr>
-          <w:sz w:val="21"/>
-          <w:szCs w:val="21"/>
-        </w:rPr>
-        <w:t xml:space="preserve">• Bước 4: Sử dụng bộ lọc ngành nghề để tìm kiếm đối tác cung ứng trong lĩnh vực mong muốn.</w:t>
-      </w:r>
-    </w:p>
-    <w:p>
-      <w:pPr>
-        <w:spacing w:after="150" w:before="150"/>
+        <w:t xml:space="preserve">• Bước 1: Tại màn hình danh sách cộng đồng, nhận diện 2 loại hình qua huy hiệu nổi bật: [🤝 MẠNG LƯỚI B2B] hoặc [🏢 CÔNG TY NỘI BỘ].</w:t>
+      </w:r>
+    </w:p>
+    <w:p>
+      <w:pPr>
+        <w:spacing w:after="80"/>
+      </w:pPr>
+      <w:r>
+        <w:rPr>
+          <w:sz w:val="21"/>
+          <w:szCs w:val="21"/>
+        </w:rPr>
+        <w:t xml:space="preserve">• Bước 2: Khi truy cập Cộng Đồng B2B Networking:
+  • Nút hành động trên Header: `+ Đăng cơ hội`, `+ Đăng bài`, `+ Chia sẻ SK`.
+  • Các Tab nghiệp vụ: [Cơ hội], [Bảng tin], [Sự kiện], [Thành viên].
+  • Tuyệt đối KHÔNG có tính năng giao việc nhân sự hay giám sát trong cộng đồng B2B.</w:t>
+      </w:r>
+    </w:p>
+    <w:p>
+      <w:pPr>
+        <w:spacing w:after="80"/>
+      </w:pPr>
+      <w:r>
+        <w:rPr>
+          <w:sz w:val="21"/>
+          <w:szCs w:val="21"/>
+        </w:rPr>
+        <w:t xml:space="preserve">• Bước 3: Khi truy cập Cộng Đồng Nội Bộ Công Ty:
+  • Nút hành động trên Header: `+ Giao việc`, `+ Đăng bài`, `+ Chia sẻ SK`.
+  • Các Tab nghiệp vụ: [Công việc], [Giám sát CRM], [Bảng tin], [Sự kiện], [Nhân sự].
+  • Tuyệt đối KHÔNG có tính năng đăng cơ hội giao thương B2B trong cộng đồng công ty.</w:t>
+      </w:r>
+    </w:p>
+    <w:p>
+      <w:pPr>
+        <w:spacing w:after="80"/>
+      </w:pPr>
+      <w:r>
+        <w:rPr>
+          <w:sz w:val="21"/>
+          <w:szCs w:val="21"/>
+        </w:rPr>
+        <w:t xml:space="preserve">• Bước 4: Chia sẻ sự kiện đối tác ngoài: Bấm `+ Chia sẻ SK` -&gt; Nhập link sự kiện bên ngoài vào modal ShareEventModal để quảng bá cho thành viên.</w:t>
+      </w:r>
+    </w:p>
+    <w:p>
+      <w:pPr>
+        <w:spacing w:after="120" w:before="200"/>
+      </w:pPr>
+      <w:r>
+        <w:rPr>
+          <w:b/>
+          <w:bCs/>
+          <w:color w:val="0F172A"/>
+          <w:sz w:val="20"/>
+          <w:szCs w:val="20"/>
+        </w:rPr>
+        <w:t xml:space="preserve">MA TRẬN QUY TRÌNH &amp; THÔNG SỐ XỬ LÝ (WORKFLOW MATRIX):</w:t>
+      </w:r>
+    </w:p>
+    <w:tbl>
+      <w:tblPr>
+        <w:tblW w:type="pct" w:w="100%"/>
+        <w:tblBorders>
+          <w:top w:val="single" w:color="auto" w:sz="4"/>
+          <w:left w:val="single" w:color="auto" w:sz="4"/>
+          <w:bottom w:val="single" w:color="auto" w:sz="4"/>
+          <w:right w:val="single" w:color="auto" w:sz="4"/>
+          <w:insideH w:val="single" w:color="auto" w:sz="4"/>
+          <w:insideV w:val="single" w:color="auto" w:sz="4"/>
+        </w:tblBorders>
+      </w:tblPr>
+      <w:tblGrid>
+        <w:gridCol w:w="100"/>
+        <w:gridCol w:w="100"/>
+        <w:gridCol w:w="100"/>
+        <w:gridCol w:w="100"/>
+        <w:gridCol w:w="100"/>
+      </w:tblGrid>
+      <w:tr>
+        <w:tc>
+          <w:p>
+            <w:r>
+              <w:t xml:space="preserve">Bước</w:t>
+            </w:r>
+          </w:p>
+        </w:tc>
+        <w:tc>
+          <w:p>
+            <w:r>
+              <w:t xml:space="preserve">Hành Động</w:t>
+            </w:r>
+          </w:p>
+        </w:tc>
+        <w:tc>
+          <w:p>
+            <w:r>
+              <w:t xml:space="preserve">Thành Phần Giao Diện</w:t>
+            </w:r>
+          </w:p>
+        </w:tc>
+        <w:tc>
+          <w:p>
+            <w:r>
+              <w:t xml:space="preserve">Dữ Liệu Đầu Vào / Ràng Buộc</w:t>
+            </w:r>
+          </w:p>
+        </w:tc>
+        <w:tc>
+          <w:p>
+            <w:r>
+              <w:t xml:space="preserve">Kết Quả Đầu Ra</w:t>
+            </w:r>
+          </w:p>
+        </w:tc>
+      </w:tr>
+      <w:tr>
+        <w:tc>
+          <w:p>
+            <w:r>
+              <w:t xml:space="preserve">01</w:t>
+            </w:r>
+          </w:p>
+        </w:tc>
+        <w:tc>
+          <w:p>
+            <w:r>
+              <w:t xml:space="preserve">Phân Loại Mô Hình</w:t>
+            </w:r>
+          </w:p>
+        </w:tc>
+        <w:tc>
+          <w:p>
+            <w:r>
+              <w:t xml:space="preserve">Community Type Selector</w:t>
+            </w:r>
+          </w:p>
+        </w:tc>
+        <w:tc>
+          <w:p>
+            <w:r>
+              <w:t xml:space="preserve">b2b_networking vs company_internal</w:t>
+            </w:r>
+          </w:p>
+        </w:tc>
+        <w:tc>
+          <w:p>
+            <w:r>
+              <w:t xml:space="preserve">Thiết lập cấu trúc tab riêng biệt</w:t>
+            </w:r>
+          </w:p>
+        </w:tc>
+      </w:tr>
+      <w:tr>
+        <w:tc>
+          <w:p>
+            <w:r>
+              <w:t xml:space="preserve">02</w:t>
+            </w:r>
+          </w:p>
+        </w:tc>
+        <w:tc>
+          <w:p>
+            <w:r>
+              <w:t xml:space="preserve">Cộng Đồng B2B</w:t>
+            </w:r>
+          </w:p>
+        </w:tc>
+        <w:tc>
+          <w:p>
+            <w:r>
+              <w:t xml:space="preserve">Header Actions B2B</w:t>
+            </w:r>
+          </w:p>
+        </w:tc>
+        <w:tc>
+          <w:p>
+            <w:r>
+              <w:t xml:space="preserve">+ Đăng cơ hội, + Đăng bài, + Chia sẻ SK</w:t>
+            </w:r>
+          </w:p>
+        </w:tc>
+        <w:tc>
+          <w:p>
+            <w:r>
+              <w:t xml:space="preserve">Mở rộng giao thương đối tác ngoài</w:t>
+            </w:r>
+          </w:p>
+        </w:tc>
+      </w:tr>
+      <w:tr>
+        <w:tc>
+          <w:p>
+            <w:r>
+              <w:t xml:space="preserve">03</w:t>
+            </w:r>
+          </w:p>
+        </w:tc>
+        <w:tc>
+          <w:p>
+            <w:r>
+              <w:t xml:space="preserve">Cộng Đồng Nội Bộ</w:t>
+            </w:r>
+          </w:p>
+        </w:tc>
+        <w:tc>
+          <w:p>
+            <w:r>
+              <w:t xml:space="preserve">Header Actions Nội Bộ</w:t>
+            </w:r>
+          </w:p>
+        </w:tc>
+        <w:tc>
+          <w:p>
+            <w:r>
+              <w:t xml:space="preserve">+ Giao việc, + Đăng bài, + Chia sẻ SK</w:t>
+            </w:r>
+          </w:p>
+        </w:tc>
+        <w:tc>
+          <w:p>
+            <w:r>
+              <w:t xml:space="preserve">Điều hành khép kín trong doanh nghiệp</w:t>
+            </w:r>
+          </w:p>
+        </w:tc>
+      </w:tr>
+      <w:tr>
+        <w:tc>
+          <w:p>
+            <w:r>
+              <w:t xml:space="preserve">04</w:t>
+            </w:r>
+          </w:p>
+        </w:tc>
+        <w:tc>
+          <w:p>
+            <w:r>
+              <w:t xml:space="preserve">Chia Sẻ Sự Kiện Ngoài</w:t>
+            </w:r>
+          </w:p>
+        </w:tc>
+        <w:tc>
+          <w:p>
+            <w:r>
+              <w:t xml:space="preserve">Modal ShareEventModal</w:t>
+            </w:r>
+          </w:p>
+        </w:tc>
+        <w:tc>
+          <w:p>
+            <w:r>
+              <w:t xml:space="preserve">Tên SK, ngày giờ, link bên ngoài</w:t>
+            </w:r>
+          </w:p>
+        </w:tc>
+        <w:tc>
+          <w:p>
+            <w:r>
+              <w:t xml:space="preserve">Quảng bá sự kiện vào bảng tin chung</w:t>
+            </w:r>
+          </w:p>
+        </w:tc>
+      </w:tr>
+    </w:tbl>
+    <w:p>
+      <w:pPr>
+        <w:spacing w:after="150" w:before="200"/>
       </w:pPr>
       <w:r>
         <w:rPr>
@@ -1793,12 +3411,12 @@
           <w:sz w:val="20"/>
           <w:szCs w:val="20"/>
         </w:rPr>
-        <w:t xml:space="preserve">QUY TẮC TIN 24H: Các khoảnh khắc Stories sẽ tự động biến mất sau đúng 24 giờ kể từ thời điểm đăng tải.</w:t>
-      </w:r>
-    </w:p>
-    <w:p>
-      <w:pPr>
-        <w:spacing w:after="250"/>
+        <w:t xml:space="preserve">QUY TẮC PHÂN LẬP NGHIÊM NGẶT: Hệ thống kiểm soát quyền chặt chẽ theo loại hình cộng đồng, không cho phép giao việc nhân viên trong cộng đồng giao lưu B2B và không đăng tin thầu rao bán trong cộng đồng nội bộ.</w:t>
+      </w:r>
+    </w:p>
+    <w:p>
+      <w:pPr>
+        <w:spacing w:after="300"/>
       </w:pPr>
       <w:r>
         <w:rPr>
@@ -1813,69 +3431,429 @@
           <w:sz w:val="20"/>
           <w:szCs w:val="20"/>
         </w:rPr>
-        <w:t xml:space="preserve">MẸO DUY TRÌ QUAN HỆ: Nhắn tin chúc mừng hoặc tương tác với Story của đối tác là cách tự nhiên nhất để mở đầu một cơ hội làm ăn mới.</w:t>
-      </w:r>
-    </w:p>
-    <w:p>
-      <w:pPr>
+        <w:t xml:space="preserve">MẸO ĐIỀU HÀNH: Giám đốc tạo một cộng đồng công ty để tập hợp toàn bộ nhân viên và tham gia các cộng đồng B2B để săn cơ hội thầu.</w:t>
+      </w:r>
+    </w:p>
+    <w:p>
+      <w:pPr>
+        <w:pageBreakBefore/>
         <w:spacing w:after="100" w:before="200"/>
-        <w:jc w:val="center"/>
-      </w:pPr>
-      <w:r>
-        <w:drawing>
-          <wp:inline distT="0" distB="0" distL="0" distR="0">
-            <wp:extent cx="2476500" cy="4572000"/>
-            <wp:effectExtent t="0" r="0" b="0" l="0"/>
-            <wp:docPr id="1" name="" descr="" title=""/>
-            <wp:cNvGraphicFramePr>
-              <a:graphicFrameLocks xmlns:a="http://schemas.openxmlformats.org/drawingml/2006/main" noChangeAspect="1"/>
-            </wp:cNvGraphicFramePr>
-            <a:graphic xmlns:a="http://schemas.openxmlformats.org/drawingml/2006/main">
-              <a:graphicData uri="http://schemas.openxmlformats.org/drawingml/2006/picture">
-                <pic:pic xmlns:pic="http://schemas.openxmlformats.org/drawingml/2006/picture">
-                  <pic:nvPicPr>
-                    <pic:cNvPr id="0" name="" descr=""/>
-                    <pic:cNvPicPr>
-                      <a:picLocks noChangeAspect="1" noChangeArrowheads="1"/>
-                    </pic:cNvPicPr>
-                  </pic:nvPicPr>
-                  <pic:blipFill>
-                    <a:blip r:embed="rId12" cstate="none"/>
-                    <a:srcRect/>
-                    <a:stretch>
-                      <a:fillRect/>
-                    </a:stretch>
-                  </pic:blipFill>
-                  <pic:spPr bwMode="auto">
-                    <a:xfrm>
-                      <a:off x="0" y="0"/>
-                      <a:ext cx="2476500" cy="4572000"/>
-                    </a:xfrm>
-                    <a:prstGeom prst="rect">
-                      <a:avLst/>
-                    </a:prstGeom>
-                  </pic:spPr>
-                </pic:pic>
-              </a:graphicData>
-            </a:graphic>
-          </wp:inline>
-        </w:drawing>
-      </w:r>
-    </w:p>
-    <w:p>
-      <w:pPr>
-        <w:spacing w:after="400"/>
-        <w:jc w:val="center"/>
+      </w:pPr>
+      <w:r>
+        <w:rPr>
+          <w:b/>
+          <w:bCs/>
+          <w:color w:val="B45309"/>
+          <w:sz w:val="20"/>
+          <w:szCs w:val="20"/>
+        </w:rPr>
+        <w:t xml:space="preserve">[APP · GIAO VIỆC NỘI BỘ]</w:t>
+      </w:r>
+    </w:p>
+    <w:p>
+      <w:pPr>
+        <w:spacing w:after="100"/>
+      </w:pPr>
+      <w:r>
+        <w:rPr>
+          <w:b/>
+          <w:bCs/>
+          <w:color w:val="0F172A"/>
+          <w:sz w:val="28"/>
+          <w:szCs w:val="28"/>
+        </w:rPr>
+        <w:t xml:space="preserve">08. Quy Trình Giao Việc &amp; Nhận Việc 1-Chạm Trong Cộng Đồng Công Ty</w:t>
+      </w:r>
+    </w:p>
+    <w:p>
+      <w:pPr>
+        <w:spacing w:after="200"/>
       </w:pPr>
       <w:r>
         <w:rPr>
           <w:i/>
           <w:iCs/>
           <w:color w:val="64748B"/>
-          <w:sz w:val="18"/>
-          <w:szCs w:val="18"/>
-        </w:rPr>
-        <w:t xml:space="preserve">Hình 6: Màn hình Mạng Lưới Đối Tác &amp; Stories 24h Lãnh Đạo</w:t>
+          <w:sz w:val="20"/>
+          <w:szCs w:val="20"/>
+        </w:rPr>
+        <w:t xml:space="preserve">Giám đốc giao việc, nhân viên bấm nhận việc tức thời và giám sát tiến độ chăm sóc khách hàng CRM</w:t>
+      </w:r>
+    </w:p>
+    <w:p>
+      <w:pPr>
+        <w:spacing w:after="150"/>
+      </w:pPr>
+      <w:r>
+        <w:rPr>
+          <w:b/>
+          <w:bCs/>
+          <w:color w:val="0284C7"/>
+        </w:rPr>
+        <w:t xml:space="preserve">MỤC TIÊU NGHIỆP VỤ: </w:t>
+      </w:r>
+      <w:r>
+        <w:rPr>
+          <w:sz w:val="22"/>
+          <w:szCs w:val="22"/>
+        </w:rPr>
+        <w:t xml:space="preserve">Số hóa 100% quy trình làm việc trong doanh nghiệp, kiểm soát thời gian thực việc nhận và hoàn thành công việc.</w:t>
+      </w:r>
+    </w:p>
+    <w:p>
+      <w:pPr>
+        <w:spacing w:after="200"/>
+      </w:pPr>
+      <w:r>
+        <w:rPr>
+          <w:b/>
+          <w:bCs/>
+          <w:color w:val="B45309"/>
+        </w:rPr>
+        <w:t xml:space="preserve">ĐƯỜNG DẪN THAO TÁC: </w:t>
+      </w:r>
+      <w:r>
+        <w:rPr>
+          <w:rFonts w:ascii="Courier New" w:cs="Courier New" w:eastAsia="Courier New" w:hAnsi="Courier New"/>
+          <w:sz w:val="20"/>
+          <w:szCs w:val="20"/>
+        </w:rPr>
+        <w:t xml:space="preserve">Cộng Đồng Nội Bộ Công Ty -&gt; Tab: Công Việc (Tasks) &amp; Tab: Giám Sát (Supervision)</w:t>
+      </w:r>
+    </w:p>
+    <w:p>
+      <w:pPr>
+        <w:spacing w:after="100"/>
+      </w:pPr>
+      <w:r>
+        <w:rPr>
+          <w:b/>
+          <w:bCs/>
+          <w:color w:val="0F172A"/>
+          <w:sz w:val="22"/>
+          <w:szCs w:val="22"/>
+        </w:rPr>
+        <w:t xml:space="preserve">CÁC BƯỚC THỰC HIỆN CHI TIẾT:</w:t>
+      </w:r>
+    </w:p>
+    <w:p>
+      <w:pPr>
+        <w:spacing w:after="80"/>
+      </w:pPr>
+      <w:r>
+        <w:rPr>
+          <w:sz w:val="21"/>
+          <w:szCs w:val="21"/>
+        </w:rPr>
+        <w:t xml:space="preserve">• Bước 1: Giám đốc bấm nút "+ Giao việc" trên Header hoặc trong Tab Công việc -&gt; Mở form giao việc chi tiết.</w:t>
+      </w:r>
+    </w:p>
+    <w:p>
+      <w:pPr>
+        <w:spacing w:after="80"/>
+      </w:pPr>
+      <w:r>
+        <w:rPr>
+          <w:sz w:val="21"/>
+          <w:szCs w:val="21"/>
+        </w:rPr>
+        <w:t xml:space="preserve">• Bước 2: Nhập: Tiêu đề công việc, Mô tả nhiệm vụ, Chọn nhân viên phụ trách từ danh sách công ty, Thiết lập Thời hạn hoàn thành (Deadline), Chọn khách hàng CRM liên quan.</w:t>
+      </w:r>
+    </w:p>
+    <w:p>
+      <w:pPr>
+        <w:spacing w:after="80"/>
+      </w:pPr>
+      <w:r>
+        <w:rPr>
+          <w:sz w:val="21"/>
+          <w:szCs w:val="21"/>
+        </w:rPr>
+        <w:t xml:space="preserve">• Bước 3: Gửi công việc: Nhân viên phụ trách nhận được thông báo thời gian thực. Khi mở Tab Công việc, công việc hiển thị ở trạng thái "Chờ nhận việc" kèm nút bấm nổi bật [⚡ TIẾN HÀNH NHẬN VIỆC].</w:t>
+      </w:r>
+    </w:p>
+    <w:p>
+      <w:pPr>
+        <w:spacing w:after="80"/>
+      </w:pPr>
+      <w:r>
+        <w:rPr>
+          <w:sz w:val="21"/>
+          <w:szCs w:val="21"/>
+        </w:rPr>
+        <w:t xml:space="preserve">• Bước 4: Nhân viên bấm [⚡ TIẾN HÀNH NHẬN VIỆC]: Trạng thái công việc chuyển ngay sang "Đang làm" (in_progress), hệ thống ghi nhận chính xác mốc thời gian nhận việc (acceptedAt) và bắn thông báo xác nhận về máy Giám đốc.</w:t>
+      </w:r>
+    </w:p>
+    <w:p>
+      <w:pPr>
+        <w:spacing w:after="80"/>
+      </w:pPr>
+      <w:r>
+        <w:rPr>
+          <w:sz w:val="21"/>
+          <w:szCs w:val="21"/>
+        </w:rPr>
+        <w:t xml:space="preserve">• Bước 5: Giám đốc mở Tab "Giám Sát": Theo dõi ma trận nhân sự, danh sách khách hàng từng nhân viên đang chăm sóc, giai đoạn phễu và hoạt động thực tế.</w:t>
+      </w:r>
+    </w:p>
+    <w:p>
+      <w:pPr>
+        <w:spacing w:after="120" w:before="200"/>
+      </w:pPr>
+      <w:r>
+        <w:rPr>
+          <w:b/>
+          <w:bCs/>
+          <w:color w:val="0F172A"/>
+          <w:sz w:val="20"/>
+          <w:szCs w:val="20"/>
+        </w:rPr>
+        <w:t xml:space="preserve">MA TRẬN QUY TRÌNH &amp; THÔNG SỐ XỬ LÝ (WORKFLOW MATRIX):</w:t>
+      </w:r>
+    </w:p>
+    <w:tbl>
+      <w:tblPr>
+        <w:tblW w:type="pct" w:w="100%"/>
+        <w:tblBorders>
+          <w:top w:val="single" w:color="auto" w:sz="4"/>
+          <w:left w:val="single" w:color="auto" w:sz="4"/>
+          <w:bottom w:val="single" w:color="auto" w:sz="4"/>
+          <w:right w:val="single" w:color="auto" w:sz="4"/>
+          <w:insideH w:val="single" w:color="auto" w:sz="4"/>
+          <w:insideV w:val="single" w:color="auto" w:sz="4"/>
+        </w:tblBorders>
+      </w:tblPr>
+      <w:tblGrid>
+        <w:gridCol w:w="100"/>
+        <w:gridCol w:w="100"/>
+        <w:gridCol w:w="100"/>
+        <w:gridCol w:w="100"/>
+        <w:gridCol w:w="100"/>
+      </w:tblGrid>
+      <w:tr>
+        <w:tc>
+          <w:p>
+            <w:r>
+              <w:t xml:space="preserve">Bước</w:t>
+            </w:r>
+          </w:p>
+        </w:tc>
+        <w:tc>
+          <w:p>
+            <w:r>
+              <w:t xml:space="preserve">Hành Động</w:t>
+            </w:r>
+          </w:p>
+        </w:tc>
+        <w:tc>
+          <w:p>
+            <w:r>
+              <w:t xml:space="preserve">Thành Phần Giao Diện</w:t>
+            </w:r>
+          </w:p>
+        </w:tc>
+        <w:tc>
+          <w:p>
+            <w:r>
+              <w:t xml:space="preserve">Dữ Liệu Đầu Vào / Ràng Buộc</w:t>
+            </w:r>
+          </w:p>
+        </w:tc>
+        <w:tc>
+          <w:p>
+            <w:r>
+              <w:t xml:space="preserve">Kết Quả Đầu Ra</w:t>
+            </w:r>
+          </w:p>
+        </w:tc>
+      </w:tr>
+      <w:tr>
+        <w:tc>
+          <w:p>
+            <w:r>
+              <w:t xml:space="preserve">01</w:t>
+            </w:r>
+          </w:p>
+        </w:tc>
+        <w:tc>
+          <w:p>
+            <w:r>
+              <w:t xml:space="preserve">Giám Đốc Giao Việc</w:t>
+            </w:r>
+          </w:p>
+        </w:tc>
+        <w:tc>
+          <w:p>
+            <w:r>
+              <w:t xml:space="preserve">Form Giao Việc Nội Bộ</w:t>
+            </w:r>
+          </w:p>
+        </w:tc>
+        <w:tc>
+          <w:p>
+            <w:r>
+              <w:t xml:space="preserve">Tiêu đề, nhân viên, deadline, CRM lead</w:t>
+            </w:r>
+          </w:p>
+        </w:tc>
+        <w:tc>
+          <w:p>
+            <w:r>
+              <w:t xml:space="preserve">Bắn thông báo tức thì đến nhân viên</w:t>
+            </w:r>
+          </w:p>
+        </w:tc>
+      </w:tr>
+      <w:tr>
+        <w:tc>
+          <w:p>
+            <w:r>
+              <w:t xml:space="preserve">02</w:t>
+            </w:r>
+          </w:p>
+        </w:tc>
+        <w:tc>
+          <w:p>
+            <w:r>
+              <w:t xml:space="preserve">Chờ Nhận Việc</w:t>
+            </w:r>
+          </w:p>
+        </w:tc>
+        <w:tc>
+          <w:p>
+            <w:r>
+              <w:t xml:space="preserve">Badge Vàng [assigned]</w:t>
+            </w:r>
+          </w:p>
+        </w:tc>
+        <w:tc>
+          <w:p>
+            <w:r>
+              <w:t xml:space="preserve">Hiển thị trên app nhân viên</w:t>
+            </w:r>
+          </w:p>
+        </w:tc>
+        <w:tc>
+          <w:p>
+            <w:r>
+              <w:t xml:space="preserve">Xuất hiện nút [⚡ TIẾN HÀNH NHẬN VIỆC]</w:t>
+            </w:r>
+          </w:p>
+        </w:tc>
+      </w:tr>
+      <w:tr>
+        <w:tc>
+          <w:p>
+            <w:r>
+              <w:t xml:space="preserve">03</w:t>
+            </w:r>
+          </w:p>
+        </w:tc>
+        <w:tc>
+          <w:p>
+            <w:r>
+              <w:t xml:space="preserve">Nhận Việc 1-Chạm</w:t>
+            </w:r>
+          </w:p>
+        </w:tc>
+        <w:tc>
+          <w:p>
+            <w:r>
+              <w:t xml:space="preserve">Nút [⚡ TIẾN HÀNH NHẬN VIỆC]</w:t>
+            </w:r>
+          </w:p>
+        </w:tc>
+        <w:tc>
+          <w:p>
+            <w:r>
+              <w:t xml:space="preserve">Nhân viên click xác nhận</w:t>
+            </w:r>
+          </w:p>
+        </w:tc>
+        <w:tc>
+          <w:p>
+            <w:r>
+              <w:t xml:space="preserve">Chuyển in_progress + Ghi acceptedAt</w:t>
+            </w:r>
+          </w:p>
+        </w:tc>
+      </w:tr>
+      <w:tr>
+        <w:tc>
+          <w:p>
+            <w:r>
+              <w:t xml:space="preserve">04</w:t>
+            </w:r>
+          </w:p>
+        </w:tc>
+        <w:tc>
+          <w:p>
+            <w:r>
+              <w:t xml:space="preserve">Giám Sát Bán Hàng</w:t>
+            </w:r>
+          </w:p>
+        </w:tc>
+        <w:tc>
+          <w:p>
+            <w:r>
+              <w:t xml:space="preserve">Tab Giám Sát Supervision</w:t>
+            </w:r>
+          </w:p>
+        </w:tc>
+        <w:tc>
+          <w:p>
+            <w:r>
+              <w:t xml:space="preserve">Ma trận nhân sự &amp; Khách hàng CRM</w:t>
+            </w:r>
+          </w:p>
+        </w:tc>
+        <w:tc>
+          <w:p>
+            <w:r>
+              <w:t xml:space="preserve">Báo cáo trực quan cho Giám đốc</w:t>
+            </w:r>
+          </w:p>
+        </w:tc>
+      </w:tr>
+    </w:tbl>
+    <w:p>
+      <w:pPr>
+        <w:spacing w:after="150" w:before="200"/>
+      </w:pPr>
+      <w:r>
+        <w:rPr>
+          <w:b/>
+          <w:bCs/>
+          <w:color w:val="DC2626"/>
+        </w:rPr>
+        <w:t xml:space="preserve">LƯU Ý NGHIỆP VỤ: </w:t>
+      </w:r>
+      <w:r>
+        <w:rPr>
+          <w:sz w:val="20"/>
+          <w:szCs w:val="20"/>
+        </w:rPr>
+        <w:t xml:space="preserve">KIỂM SOÁT THỜI GIAN THỰC: Giám đốc biết chính xác nhân viên đã bấm nhận việc hay chưa thông qua nút [⚡ TIẾN HÀNH NHẬN VIỆC] và mốc thời gian acceptedAt.</w:t>
+      </w:r>
+    </w:p>
+    <w:p>
+      <w:pPr>
+        <w:spacing w:after="300"/>
+      </w:pPr>
+      <w:r>
+        <w:rPr>
+          <w:b/>
+          <w:bCs/>
+          <w:color w:val="2563EB"/>
+        </w:rPr>
+        <w:t xml:space="preserve">MẸO C-LEVEL: </w:t>
+      </w:r>
+      <w:r>
+        <w:rPr>
+          <w:sz w:val="20"/>
+          <w:szCs w:val="20"/>
+        </w:rPr>
+        <w:t xml:space="preserve">MẸO VẬN HÀNH: Liên kết công việc với khách hàng CRM giúp nhân viên mở trực tiếp hồ sơ khách hàng chỉ với 1 chạm ngay trong chi tiết công việc.</w:t>
       </w:r>
     </w:p>
     <w:p>
@@ -1891,7 +3869,7 @@
           <w:sz w:val="20"/>
           <w:szCs w:val="20"/>
         </w:rPr>
-        <w:t xml:space="preserve">[APP · CỘNG ĐỒNG]</w:t>
+        <w:t xml:space="preserve">[APP · QUẢN TRỊ CỘNG ĐỒNG]</w:t>
       </w:r>
     </w:p>
     <w:p>
@@ -1906,7 +3884,7 @@
           <w:sz w:val="28"/>
           <w:szCs w:val="28"/>
         </w:rPr>
-        <w:t xml:space="preserve">07. Cộng Đồng Doanh Nghiệp &amp; Sàn Cơ Hội Giao Thương (Community)</w:t>
+        <w:t xml:space="preserve">09. Quyền Quản Trị Cộng Đồng Gia Đình ViOne Cho Admin Nền Tảng</w:t>
       </w:r>
     </w:p>
     <w:p>
@@ -1921,7 +3899,7 @@
           <w:sz w:val="20"/>
           <w:szCs w:val="20"/>
         </w:rPr>
-        <w:t xml:space="preserve">Tham gia các liên minh ngành nghề, khám phá sự kiện và săn đón các gói thầu tiềm năng</w:t>
+        <w:t xml:space="preserve">Admin hệ thống được cấp quyền Quản trị viên đầy đủ, tự do chỉnh sửa tên, ảnh đại diện, ảnh bìa và giới thiệu</w:t>
       </w:r>
     </w:p>
     <w:p>
@@ -1934,14 +3912,14 @@
           <w:bCs/>
           <w:color w:val="0284C7"/>
         </w:rPr>
-        <w:t xml:space="preserve">MỤC TIÊU: </w:t>
+        <w:t xml:space="preserve">MỤC TIÊU NGHIỆP VỤ: </w:t>
       </w:r>
       <w:r>
         <w:rPr>
           <w:sz w:val="22"/>
           <w:szCs w:val="22"/>
         </w:rPr>
-        <w:t xml:space="preserve">Tiếp cận các cơ hội hợp tác kinh doanh quy mô lớn và tham gia các sự kiện xúc tiến thương mại.</w:t>
+        <w:t xml:space="preserve">Trao toàn quyền quản trị cộng đồng trung tâm Gia đình ViOne cho các tài khoản quản trị viên nền tảng.</w:t>
       </w:r>
     </w:p>
     <w:p>
@@ -1954,7 +3932,7 @@
           <w:bCs/>
           <w:color w:val="B45309"/>
         </w:rPr>
-        <w:t xml:space="preserve">ĐƯỜNG DẪN: </w:t>
+        <w:t xml:space="preserve">ĐƯỜNG DẪN THAO TÁC: </w:t>
       </w:r>
       <w:r>
         <w:rPr>
@@ -1962,7 +3940,7 @@
           <w:sz w:val="20"/>
           <w:szCs w:val="20"/>
         </w:rPr>
-        <w:t xml:space="preserve">Thanh điều hướng đáy -&gt; Chạm vào Tab: Cộng Đồng (Community)</w:t>
+        <w:t xml:space="preserve">Cộng Đồng Gia Đình ViOne -&gt; Bấm nút: [⚙️ Chỉnh sửa cộng đồng] trên Header</w:t>
       </w:r>
     </w:p>
     <w:p>
@@ -1989,48 +3967,280 @@
           <w:sz w:val="21"/>
           <w:szCs w:val="21"/>
         </w:rPr>
-        <w:t xml:space="preserve">• Bước 1: Xem danh mục các Liên Minh Doanh Nghiệp theo ngành nghề (Bất động sản, Công nghệ, Bán lẻ, Y tế, Xây dựng...).</w:t>
-      </w:r>
-    </w:p>
-    <w:p>
-      <w:pPr>
-        <w:spacing w:after="80"/>
-      </w:pPr>
-      <w:r>
-        <w:rPr>
-          <w:sz w:val="21"/>
-          <w:szCs w:val="21"/>
-        </w:rPr>
-        <w:t xml:space="preserve">• Bước 2: Chuyển sang Tab "Sự Kiện" để xem lịch các hội thảo, diễn đàn doanh nhân sắp diễn ra và bấm "Đăng Ký Vé".</w:t>
-      </w:r>
-    </w:p>
-    <w:p>
-      <w:pPr>
-        <w:spacing w:after="80"/>
-      </w:pPr>
-      <w:r>
-        <w:rPr>
-          <w:sz w:val="21"/>
-          <w:szCs w:val="21"/>
-        </w:rPr>
-        <w:t xml:space="preserve">• Bước 3: Chuyển sang Tab "Cơ Hội Giao Thương" để xem danh sách các gói thầu và nhu cầu tìm nhà cung ứng đang mở.</w:t>
-      </w:r>
-    </w:p>
-    <w:p>
-      <w:pPr>
-        <w:spacing w:after="80"/>
-      </w:pPr>
-      <w:r>
-        <w:rPr>
-          <w:sz w:val="21"/>
-          <w:szCs w:val="21"/>
-        </w:rPr>
-        <w:t xml:space="preserve">• Bước 4: Bấm "Nộp Báo Giá" hoặc "Liên Hệ Trực Tiếp" với doanh nghiệp đăng tin thầu.</w:t>
-      </w:r>
-    </w:p>
-    <w:p>
-      <w:pPr>
-        <w:spacing w:after="150" w:before="150"/>
+        <w:t xml:space="preserve">• Bước 1: Đăng nhập bằng tài khoản Quản trị viên (Admin/Owner) và truy cập cộng đồng "Gia đình ViOne".</w:t>
+      </w:r>
+    </w:p>
+    <w:p>
+      <w:pPr>
+        <w:spacing w:after="80"/>
+      </w:pPr>
+      <w:r>
+        <w:rPr>
+          <w:sz w:val="21"/>
+          <w:szCs w:val="21"/>
+        </w:rPr>
+        <w:t xml:space="preserve">• Bước 2: Hệ thống tự động nhận diện quyền Quản trị viên (canEdit = true, viewerRole = "admin") và hiển thị nút mạ vàng [⚙️ Chỉnh sửa cộng đồng]. Trong tab Thành viên, tài khoản được gắn nhãn "Quản trị viên".</w:t>
+      </w:r>
+    </w:p>
+    <w:p>
+      <w:pPr>
+        <w:spacing w:after="80"/>
+      </w:pPr>
+      <w:r>
+        <w:rPr>
+          <w:sz w:val="21"/>
+          <w:szCs w:val="21"/>
+        </w:rPr>
+        <w:t xml:space="preserve">• Bước 3: Nhấp vào [⚙️ Chỉnh sửa cộng đồng] để mở modal EditCommunityModal chuyên dụng.</w:t>
+      </w:r>
+    </w:p>
+    <w:p>
+      <w:pPr>
+        <w:spacing w:after="80"/>
+      </w:pPr>
+      <w:r>
+        <w:rPr>
+          <w:sz w:val="21"/>
+          <w:szCs w:val="21"/>
+        </w:rPr>
+        <w:t xml:space="preserve">• Bước 4: Chỉnh sửa các trường thông tin: Tên cộng đồng, Tải lên Ảnh đại diện (Logo) mới, Tải lên Ảnh bìa (Banner) mới, Cập nhật Khẩu hiệu (Tagline), Mô tả chi tiết và Loại hình cộng đồng.</w:t>
+      </w:r>
+    </w:p>
+    <w:p>
+      <w:pPr>
+        <w:spacing w:after="80"/>
+      </w:pPr>
+      <w:r>
+        <w:rPr>
+          <w:sz w:val="21"/>
+          <w:szCs w:val="21"/>
+        </w:rPr>
+        <w:t xml:space="preserve">• Bước 5: Bấm "Lưu Thay Đổi": Thông tin cộng đồng được cập nhật ngay lập tức lên CSDL và đồng bộ tới toàn bộ thành viên.</w:t>
+      </w:r>
+    </w:p>
+    <w:p>
+      <w:pPr>
+        <w:spacing w:after="120" w:before="200"/>
+      </w:pPr>
+      <w:r>
+        <w:rPr>
+          <w:b/>
+          <w:bCs/>
+          <w:color w:val="0F172A"/>
+          <w:sz w:val="20"/>
+          <w:szCs w:val="20"/>
+        </w:rPr>
+        <w:t xml:space="preserve">MA TRẬN QUY TRÌNH &amp; THÔNG SỐ XỬ LÝ (WORKFLOW MATRIX):</w:t>
+      </w:r>
+    </w:p>
+    <w:tbl>
+      <w:tblPr>
+        <w:tblW w:type="pct" w:w="100%"/>
+        <w:tblBorders>
+          <w:top w:val="single" w:color="auto" w:sz="4"/>
+          <w:left w:val="single" w:color="auto" w:sz="4"/>
+          <w:bottom w:val="single" w:color="auto" w:sz="4"/>
+          <w:right w:val="single" w:color="auto" w:sz="4"/>
+          <w:insideH w:val="single" w:color="auto" w:sz="4"/>
+          <w:insideV w:val="single" w:color="auto" w:sz="4"/>
+        </w:tblBorders>
+      </w:tblPr>
+      <w:tblGrid>
+        <w:gridCol w:w="100"/>
+        <w:gridCol w:w="100"/>
+        <w:gridCol w:w="100"/>
+        <w:gridCol w:w="100"/>
+        <w:gridCol w:w="100"/>
+      </w:tblGrid>
+      <w:tr>
+        <w:tc>
+          <w:p>
+            <w:r>
+              <w:t xml:space="preserve">Bước</w:t>
+            </w:r>
+          </w:p>
+        </w:tc>
+        <w:tc>
+          <w:p>
+            <w:r>
+              <w:t xml:space="preserve">Hành Động</w:t>
+            </w:r>
+          </w:p>
+        </w:tc>
+        <w:tc>
+          <w:p>
+            <w:r>
+              <w:t xml:space="preserve">Thành Phần Giao Diện</w:t>
+            </w:r>
+          </w:p>
+        </w:tc>
+        <w:tc>
+          <w:p>
+            <w:r>
+              <w:t xml:space="preserve">Dữ Liệu Đầu Vào / Ràng Buộc</w:t>
+            </w:r>
+          </w:p>
+        </w:tc>
+        <w:tc>
+          <w:p>
+            <w:r>
+              <w:t xml:space="preserve">Kết Quả Đầu Ra</w:t>
+            </w:r>
+          </w:p>
+        </w:tc>
+      </w:tr>
+      <w:tr>
+        <w:tc>
+          <w:p>
+            <w:r>
+              <w:t xml:space="preserve">01</w:t>
+            </w:r>
+          </w:p>
+        </w:tc>
+        <w:tc>
+          <w:p>
+            <w:r>
+              <w:t xml:space="preserve">Nhận Diện Quyền Admin</w:t>
+            </w:r>
+          </w:p>
+        </w:tc>
+        <w:tc>
+          <w:p>
+            <w:r>
+              <w:t xml:space="preserve">Backend Check canEdit=true</w:t>
+            </w:r>
+          </w:p>
+        </w:tc>
+        <w:tc>
+          <w:p>
+            <w:r>
+              <w:t xml:space="preserve">User ID là Admin hoặc Owner</w:t>
+            </w:r>
+          </w:p>
+        </w:tc>
+        <w:tc>
+          <w:p>
+            <w:r>
+              <w:t xml:space="preserve">Hiển thị nút [⚙️ Chỉnh sửa cộng đồng]</w:t>
+            </w:r>
+          </w:p>
+        </w:tc>
+      </w:tr>
+      <w:tr>
+        <w:tc>
+          <w:p>
+            <w:r>
+              <w:t xml:space="preserve">02</w:t>
+            </w:r>
+          </w:p>
+        </w:tc>
+        <w:tc>
+          <w:p>
+            <w:r>
+              <w:t xml:space="preserve">Mở Modal Chỉnh Sửa</w:t>
+            </w:r>
+          </w:p>
+        </w:tc>
+        <w:tc>
+          <w:p>
+            <w:r>
+              <w:t xml:space="preserve">Modal EditCommunityModal</w:t>
+            </w:r>
+          </w:p>
+        </w:tc>
+        <w:tc>
+          <w:p>
+            <w:r>
+              <w:t xml:space="preserve">Click nút bánh răng quản trị</w:t>
+            </w:r>
+          </w:p>
+        </w:tc>
+        <w:tc>
+          <w:p>
+            <w:r>
+              <w:t xml:space="preserve">Load thông tin hiện tại vào form</w:t>
+            </w:r>
+          </w:p>
+        </w:tc>
+      </w:tr>
+      <w:tr>
+        <w:tc>
+          <w:p>
+            <w:r>
+              <w:t xml:space="preserve">03</w:t>
+            </w:r>
+          </w:p>
+        </w:tc>
+        <w:tc>
+          <w:p>
+            <w:r>
+              <w:t xml:space="preserve">Cập Nhật Logo &amp; Banner</w:t>
+            </w:r>
+          </w:p>
+        </w:tc>
+        <w:tc>
+          <w:p>
+            <w:r>
+              <w:t xml:space="preserve">Upload file ảnh MinIO</w:t>
+            </w:r>
+          </w:p>
+        </w:tc>
+        <w:tc>
+          <w:p>
+            <w:r>
+              <w:t xml:space="preserve">Chọn ảnh logo và banner mới</w:t>
+            </w:r>
+          </w:p>
+        </w:tc>
+        <w:tc>
+          <w:p>
+            <w:r>
+              <w:t xml:space="preserve">Xem trước hình ảnh trực tiếp</w:t>
+            </w:r>
+          </w:p>
+        </w:tc>
+      </w:tr>
+      <w:tr>
+        <w:tc>
+          <w:p>
+            <w:r>
+              <w:t xml:space="preserve">04</w:t>
+            </w:r>
+          </w:p>
+        </w:tc>
+        <w:tc>
+          <w:p>
+            <w:r>
+              <w:t xml:space="preserve">Lưu &amp; Đồng Bộ</w:t>
+            </w:r>
+          </w:p>
+        </w:tc>
+        <w:tc>
+          <w:p>
+            <w:r>
+              <w:t xml:space="preserve">API PATCH /connect-app/community/:id</w:t>
+            </w:r>
+          </w:p>
+        </w:tc>
+        <w:tc>
+          <w:p>
+            <w:r>
+              <w:t xml:space="preserve">Gửi payload chỉnh sửa</w:t>
+            </w:r>
+          </w:p>
+        </w:tc>
+        <w:tc>
+          <w:p>
+            <w:r>
+              <w:t xml:space="preserve">Cập nhật thành công cho toàn mạng</w:t>
+            </w:r>
+          </w:p>
+        </w:tc>
+      </w:tr>
+    </w:tbl>
+    <w:p>
+      <w:pPr>
+        <w:spacing w:after="150" w:before="200"/>
       </w:pPr>
       <w:r>
         <w:rPr>
@@ -2045,12 +4255,12 @@
           <w:sz w:val="20"/>
           <w:szCs w:val="20"/>
         </w:rPr>
-        <w:t xml:space="preserve">KIỂM DUYỆT THÔNG TIN: Mọi tin mời thầu và sản phẩm trên sàn đều được ban quản trị xác thực pháp nhân doanh nghiệp trước khi phát sóng.</w:t>
-      </w:r>
-    </w:p>
-    <w:p>
-      <w:pPr>
-        <w:spacing w:after="250"/>
+        <w:t xml:space="preserve">QUYỀN HẠN BẢO MẬT: Nút [⚙️ Chỉnh sửa cộng đồng] chỉ hiển thị với các tài khoản Admin hoặc Chủ sở hữu cộng đồng. Thành viên thông thường chỉ có quyền xem.</w:t>
+      </w:r>
+    </w:p>
+    <w:p>
+      <w:pPr>
+        <w:spacing w:after="300"/>
       </w:pPr>
       <w:r>
         <w:rPr>
@@ -2065,69 +4275,441 @@
           <w:sz w:val="20"/>
           <w:szCs w:val="20"/>
         </w:rPr>
-        <w:t xml:space="preserve">MẸO KINH DOANH: Đăng ký thông báo theo ngành nghề để nhận ngay cảnh báo khi có gói thầu mới được đăng tải.</w:t>
-      </w:r>
-    </w:p>
-    <w:p>
-      <w:pPr>
+        <w:t xml:space="preserve">MẸO THẨM MỸ: Ảnh bìa cộng đồng nên có tỷ lệ 16:9 chất lượng cao và ảnh đại diện logo tròn để hiển thị đẹp nhất trên màn hình điện thoại.</w:t>
+      </w:r>
+    </w:p>
+    <w:p>
+      <w:pPr>
+        <w:pageBreakBefore/>
         <w:spacing w:after="100" w:before="200"/>
-        <w:jc w:val="center"/>
-      </w:pPr>
-      <w:r>
-        <w:drawing>
-          <wp:inline distT="0" distB="0" distL="0" distR="0">
-            <wp:extent cx="2476500" cy="4572000"/>
-            <wp:effectExtent t="0" r="0" b="0" l="0"/>
-            <wp:docPr id="1" name="" descr="" title=""/>
-            <wp:cNvGraphicFramePr>
-              <a:graphicFrameLocks xmlns:a="http://schemas.openxmlformats.org/drawingml/2006/main" noChangeAspect="1"/>
-            </wp:cNvGraphicFramePr>
-            <a:graphic xmlns:a="http://schemas.openxmlformats.org/drawingml/2006/main">
-              <a:graphicData uri="http://schemas.openxmlformats.org/drawingml/2006/picture">
-                <pic:pic xmlns:pic="http://schemas.openxmlformats.org/drawingml/2006/picture">
-                  <pic:nvPicPr>
-                    <pic:cNvPr id="0" name="" descr=""/>
-                    <pic:cNvPicPr>
-                      <a:picLocks noChangeAspect="1" noChangeArrowheads="1"/>
-                    </pic:cNvPicPr>
-                  </pic:nvPicPr>
-                  <pic:blipFill>
-                    <a:blip r:embed="rId13" cstate="none"/>
-                    <a:srcRect/>
-                    <a:stretch>
-                      <a:fillRect/>
-                    </a:stretch>
-                  </pic:blipFill>
-                  <pic:spPr bwMode="auto">
-                    <a:xfrm>
-                      <a:off x="0" y="0"/>
-                      <a:ext cx="2476500" cy="4572000"/>
-                    </a:xfrm>
-                    <a:prstGeom prst="rect">
-                      <a:avLst/>
-                    </a:prstGeom>
-                  </pic:spPr>
-                </pic:pic>
-              </a:graphicData>
-            </a:graphic>
-          </wp:inline>
-        </w:drawing>
-      </w:r>
-    </w:p>
-    <w:p>
-      <w:pPr>
-        <w:spacing w:after="400"/>
-        <w:jc w:val="center"/>
+      </w:pPr>
+      <w:r>
+        <w:rPr>
+          <w:b/>
+          <w:bCs/>
+          <w:color w:val="B45309"/>
+          <w:sz w:val="20"/>
+          <w:szCs w:val="20"/>
+        </w:rPr>
+        <w:t xml:space="preserve">[APP · CƠ HỘI B2B &amp; HẸN GẶP]</w:t>
+      </w:r>
+    </w:p>
+    <w:p>
+      <w:pPr>
+        <w:spacing w:after="100"/>
+      </w:pPr>
+      <w:r>
+        <w:rPr>
+          <w:b/>
+          <w:bCs/>
+          <w:color w:val="0F172A"/>
+          <w:sz w:val="28"/>
+          <w:szCs w:val="28"/>
+        </w:rPr>
+        <w:t xml:space="preserve">10. Quy Trình Quan Tâm Cơ Hội B2B &amp; Đề Xuất Hẹn Gặp Qua Thẻ Chat Tương Tác</w:t>
+      </w:r>
+    </w:p>
+    <w:p>
+      <w:pPr>
+        <w:spacing w:after="200"/>
       </w:pPr>
       <w:r>
         <w:rPr>
           <w:i/>
           <w:iCs/>
           <w:color w:val="64748B"/>
-          <w:sz w:val="18"/>
-          <w:szCs w:val="18"/>
-        </w:rPr>
-        <w:t xml:space="preserve">Hình 7: Màn hình Cộng Đồng Doanh Nghiệp &amp; Sàn Cơ Hội B2B</w:t>
+          <w:sz w:val="20"/>
+          <w:szCs w:val="20"/>
+        </w:rPr>
+        <w:t xml:space="preserve">Bày tỏ quan tâm cơ hội, gửi thẻ tương tác hẹn gặp vào chat và tự động ghim cuộc gặp vào lịch trình trang chủ</w:t>
+      </w:r>
+    </w:p>
+    <w:p>
+      <w:pPr>
+        <w:spacing w:after="150"/>
+      </w:pPr>
+      <w:r>
+        <w:rPr>
+          <w:b/>
+          <w:bCs/>
+          <w:color w:val="0284C7"/>
+        </w:rPr>
+        <w:t xml:space="preserve">MỤC TIÊU NGHIỆP VỤ: </w:t>
+      </w:r>
+      <w:r>
+        <w:rPr>
+          <w:sz w:val="22"/>
+          <w:szCs w:val="22"/>
+        </w:rPr>
+        <w:t xml:space="preserve">Biến cơ hội kinh doanh thành các cuộc gặp mặt thực tế 1-on-1, xúc tiến giao thương nhanh chóng.</w:t>
+      </w:r>
+    </w:p>
+    <w:p>
+      <w:pPr>
+        <w:spacing w:after="200"/>
+      </w:pPr>
+      <w:r>
+        <w:rPr>
+          <w:b/>
+          <w:bCs/>
+          <w:color w:val="B45309"/>
+        </w:rPr>
+        <w:t xml:space="preserve">ĐƯỜNG DẪN THAO TÁC: </w:t>
+      </w:r>
+      <w:r>
+        <w:rPr>
+          <w:rFonts w:ascii="Courier New" w:cs="Courier New" w:eastAsia="Courier New" w:hAnsi="Courier New"/>
+          <w:sz w:val="20"/>
+          <w:szCs w:val="20"/>
+        </w:rPr>
+        <w:t xml:space="preserve">Cộng Đồng B2B -&gt; Tab Cơ Hội -&gt; Xem Chi Tiết Cơ Hội -&gt; Bấm [Quan tâm]</w:t>
+      </w:r>
+    </w:p>
+    <w:p>
+      <w:pPr>
+        <w:spacing w:after="100"/>
+      </w:pPr>
+      <w:r>
+        <w:rPr>
+          <w:b/>
+          <w:bCs/>
+          <w:color w:val="0F172A"/>
+          <w:sz w:val="22"/>
+          <w:szCs w:val="22"/>
+        </w:rPr>
+        <w:t xml:space="preserve">CÁC BƯỚC THỰC HIỆN CHI TIẾT:</w:t>
+      </w:r>
+    </w:p>
+    <w:p>
+      <w:pPr>
+        <w:spacing w:after="80"/>
+      </w:pPr>
+      <w:r>
+        <w:rPr>
+          <w:sz w:val="21"/>
+          <w:szCs w:val="21"/>
+        </w:rPr>
+        <w:t xml:space="preserve">• Bước 1: Xem chi tiết một cơ hội kinh doanh trên Sàn Cơ Hội B2B.</w:t>
+      </w:r>
+    </w:p>
+    <w:p>
+      <w:pPr>
+        <w:spacing w:after="80"/>
+      </w:pPr>
+      <w:r>
+        <w:rPr>
+          <w:sz w:val="21"/>
+          <w:szCs w:val="21"/>
+        </w:rPr>
+        <w:t xml:space="preserve">• Bước 2: Bấm nút [Quan tâm]: Hệ thống ghi nhận lượt quan tâm, bắn thông báo cho người đăng cơ hội và hiển thị thêm nút nổi bật [📅 Nhắn tin hẹn gặp trao đổi cơ hội].</w:t>
+      </w:r>
+    </w:p>
+    <w:p>
+      <w:pPr>
+        <w:spacing w:after="80"/>
+      </w:pPr>
+      <w:r>
+        <w:rPr>
+          <w:sz w:val="21"/>
+          <w:szCs w:val="21"/>
+        </w:rPr>
+        <w:t xml:space="preserve">• Bước 3: Bấm nút [📅 Nhắn tin hẹn gặp trao đổi cơ hội] -&gt; Mở modal ProposeOpportunityMeetingModal: Chọn Ngày hẹn, Giờ hẹn, Hình thức gặp (Trực tiếp hoặc Video Call ViOne) và Lời nhắn hợp tác -&gt; Bấm "Gửi Đề Xuất Hẹn Gặp".</w:t>
+      </w:r>
+    </w:p>
+    <w:p>
+      <w:pPr>
+        <w:spacing w:after="80"/>
+      </w:pPr>
+      <w:r>
+        <w:rPr>
+          <w:sz w:val="21"/>
+          <w:szCs w:val="21"/>
+        </w:rPr>
+        <w:t xml:space="preserve">• Bước 4: Thẻ tương tác OpportunityMeetingProposalCard xuất hiện trong luồng chat của người đăng với 2 nút: [Đồng ý hẹn] và [Từ chối].</w:t>
+      </w:r>
+    </w:p>
+    <w:p>
+      <w:pPr>
+        <w:spacing w:after="80"/>
+      </w:pPr>
+      <w:r>
+        <w:rPr>
+          <w:sz w:val="21"/>
+          <w:szCs w:val="21"/>
+        </w:rPr>
+        <w:t xml:space="preserve">• Bước 5: Khi người đăng bấm [Đồng ý hẹn]: Cuộc gặp tự động được lưu vào CSDL lịch trình, kích hoạt sự kiện meeting-scheduled, xuất hiện ngay trong Tab [Hôm nay] trên Trang chủ ExecutiveHome của cả hai bên, đồng thời bắn thông báo xác nhận.</w:t>
+      </w:r>
+    </w:p>
+    <w:p>
+      <w:pPr>
+        <w:spacing w:after="80"/>
+      </w:pPr>
+      <w:r>
+        <w:rPr>
+          <w:sz w:val="21"/>
+          <w:szCs w:val="21"/>
+        </w:rPr>
+        <w:t xml:space="preserve">• Bước 6: Đối với Người Đăng Cơ Hội: Có thể xem danh sách toàn bộ đối tác quan tâm (interestedMembers) kèm thông tin công ty và nút hẹn gặp nhanh.</w:t>
+      </w:r>
+    </w:p>
+    <w:p>
+      <w:pPr>
+        <w:spacing w:after="120" w:before="200"/>
+      </w:pPr>
+      <w:r>
+        <w:rPr>
+          <w:b/>
+          <w:bCs/>
+          <w:color w:val="0F172A"/>
+          <w:sz w:val="20"/>
+          <w:szCs w:val="20"/>
+        </w:rPr>
+        <w:t xml:space="preserve">MA TRẬN QUY TRÌNH &amp; THÔNG SỐ XỬ LÝ (WORKFLOW MATRIX):</w:t>
+      </w:r>
+    </w:p>
+    <w:tbl>
+      <w:tblPr>
+        <w:tblW w:type="pct" w:w="100%"/>
+        <w:tblBorders>
+          <w:top w:val="single" w:color="auto" w:sz="4"/>
+          <w:left w:val="single" w:color="auto" w:sz="4"/>
+          <w:bottom w:val="single" w:color="auto" w:sz="4"/>
+          <w:right w:val="single" w:color="auto" w:sz="4"/>
+          <w:insideH w:val="single" w:color="auto" w:sz="4"/>
+          <w:insideV w:val="single" w:color="auto" w:sz="4"/>
+        </w:tblBorders>
+      </w:tblPr>
+      <w:tblGrid>
+        <w:gridCol w:w="100"/>
+        <w:gridCol w:w="100"/>
+        <w:gridCol w:w="100"/>
+        <w:gridCol w:w="100"/>
+        <w:gridCol w:w="100"/>
+      </w:tblGrid>
+      <w:tr>
+        <w:tc>
+          <w:p>
+            <w:r>
+              <w:t xml:space="preserve">Bước</w:t>
+            </w:r>
+          </w:p>
+        </w:tc>
+        <w:tc>
+          <w:p>
+            <w:r>
+              <w:t xml:space="preserve">Hành Động</w:t>
+            </w:r>
+          </w:p>
+        </w:tc>
+        <w:tc>
+          <w:p>
+            <w:r>
+              <w:t xml:space="preserve">Thành Phần Giao Diện</w:t>
+            </w:r>
+          </w:p>
+        </w:tc>
+        <w:tc>
+          <w:p>
+            <w:r>
+              <w:t xml:space="preserve">Dữ Liệu Đầu Vào / Ràng Buộc</w:t>
+            </w:r>
+          </w:p>
+        </w:tc>
+        <w:tc>
+          <w:p>
+            <w:r>
+              <w:t xml:space="preserve">Kết Quả Đầu Ra</w:t>
+            </w:r>
+          </w:p>
+        </w:tc>
+      </w:tr>
+      <w:tr>
+        <w:tc>
+          <w:p>
+            <w:r>
+              <w:t xml:space="preserve">01</w:t>
+            </w:r>
+          </w:p>
+        </w:tc>
+        <w:tc>
+          <w:p>
+            <w:r>
+              <w:t xml:space="preserve">Bấm Quan Tâm Cơ Hội</w:t>
+            </w:r>
+          </w:p>
+        </w:tc>
+        <w:tc>
+          <w:p>
+            <w:r>
+              <w:t xml:space="preserve">Nút [Quan Tâm] chi tiết cơ hội</w:t>
+            </w:r>
+          </w:p>
+        </w:tc>
+        <w:tc>
+          <w:p>
+            <w:r>
+              <w:t xml:space="preserve">Thao tác click của đối tác</w:t>
+            </w:r>
+          </w:p>
+        </w:tc>
+        <w:tc>
+          <w:p>
+            <w:r>
+              <w:t xml:space="preserve">Hiện nút [📅 Nhắn tin hẹn gặp] + Bắn notify</w:t>
+            </w:r>
+          </w:p>
+        </w:tc>
+      </w:tr>
+      <w:tr>
+        <w:tc>
+          <w:p>
+            <w:r>
+              <w:t xml:space="preserve">02</w:t>
+            </w:r>
+          </w:p>
+        </w:tc>
+        <w:tc>
+          <w:p>
+            <w:r>
+              <w:t xml:space="preserve">Gửi Đề Xuất Hẹn Gặp</w:t>
+            </w:r>
+          </w:p>
+        </w:tc>
+        <w:tc>
+          <w:p>
+            <w:r>
+              <w:t xml:space="preserve">Modal ProposeOpportunityMeeting</w:t>
+            </w:r>
+          </w:p>
+        </w:tc>
+        <w:tc>
+          <w:p>
+            <w:r>
+              <w:t xml:space="preserve">Ngày, giờ, địa điểm, lời nhắn</w:t>
+            </w:r>
+          </w:p>
+        </w:tc>
+        <w:tc>
+          <w:p>
+            <w:r>
+              <w:t xml:space="preserve">Gửi thẻ card tương tác vào luồng chat</w:t>
+            </w:r>
+          </w:p>
+        </w:tc>
+      </w:tr>
+      <w:tr>
+        <w:tc>
+          <w:p>
+            <w:r>
+              <w:t xml:space="preserve">03</w:t>
+            </w:r>
+          </w:p>
+        </w:tc>
+        <w:tc>
+          <w:p>
+            <w:r>
+              <w:t xml:space="preserve">Thẻ Tương Tác Trong Chat</w:t>
+            </w:r>
+          </w:p>
+        </w:tc>
+        <w:tc>
+          <w:p>
+            <w:r>
+              <w:t xml:space="preserve">Card [🤝 ĐỀ XUẤT HẸN GẶP]</w:t>
+            </w:r>
+          </w:p>
+        </w:tc>
+        <w:tc>
+          <w:p>
+            <w:r>
+              <w:t xml:space="preserve">2 Nút: [Đồng ý hẹn] / [Từ chối]</w:t>
+            </w:r>
+          </w:p>
+        </w:tc>
+        <w:tc>
+          <w:p>
+            <w:r>
+              <w:t xml:space="preserve">Người đăng phản hồi chỉ với 1 chạm</w:t>
+            </w:r>
+          </w:p>
+        </w:tc>
+      </w:tr>
+      <w:tr>
+        <w:tc>
+          <w:p>
+            <w:r>
+              <w:t xml:space="preserve">04</w:t>
+            </w:r>
+          </w:p>
+        </w:tc>
+        <w:tc>
+          <w:p>
+            <w:r>
+              <w:t xml:space="preserve">Tự Động Lên Lịch Trang Chủ</w:t>
+            </w:r>
+          </w:p>
+        </w:tc>
+        <w:tc>
+          <w:p>
+            <w:r>
+              <w:t xml:space="preserve">Sự kiện meeting-scheduled</w:t>
+            </w:r>
+          </w:p>
+        </w:tc>
+        <w:tc>
+          <w:p>
+            <w:r>
+              <w:t xml:space="preserve">Bấm [Đồng ý hẹn]</w:t>
+            </w:r>
+          </w:p>
+        </w:tc>
+        <w:tc>
+          <w:p>
+            <w:r>
+              <w:t xml:space="preserve">Ghim vào Lịch [Hôm nay] của cả 2 bên</w:t>
+            </w:r>
+          </w:p>
+        </w:tc>
+      </w:tr>
+    </w:tbl>
+    <w:p>
+      <w:pPr>
+        <w:spacing w:after="150" w:before="200"/>
+      </w:pPr>
+      <w:r>
+        <w:rPr>
+          <w:b/>
+          <w:bCs/>
+          <w:color w:val="DC2626"/>
+        </w:rPr>
+        <w:t xml:space="preserve">LƯU Ý NGHIỆP VỤ: </w:t>
+      </w:r>
+      <w:r>
+        <w:rPr>
+          <w:sz w:val="20"/>
+          <w:szCs w:val="20"/>
+        </w:rPr>
+        <w:t xml:space="preserve">TỰ ĐỘNG HÓA LỊCH TRÌNH: Khi bấm [Đồng ý hẹn], cuộc gặp được ghim thẳng vào lịch trình làm việc trang chủ mà không cần nhập liệu thủ công.</w:t>
+      </w:r>
+    </w:p>
+    <w:p>
+      <w:pPr>
+        <w:spacing w:after="300"/>
+      </w:pPr>
+      <w:r>
+        <w:rPr>
+          <w:b/>
+          <w:bCs/>
+          <w:color w:val="2563EB"/>
+        </w:rPr>
+        <w:t xml:space="preserve">MẸO C-LEVEL: </w:t>
+      </w:r>
+      <w:r>
+        <w:rPr>
+          <w:sz w:val="20"/>
+          <w:szCs w:val="20"/>
+        </w:rPr>
+        <w:t xml:space="preserve">MẸO KẾT NỐI: Người đăng cơ hội nên kiểm tra thường xuyên danh sách đối tác quan tâm để chủ động đề xuất lịch hẹn với các đối tác tiềm năng nhất.</w:t>
       </w:r>
     </w:p>
     <w:p>
@@ -2143,7 +4725,7 @@
           <w:sz w:val="20"/>
           <w:szCs w:val="20"/>
         </w:rPr>
-        <w:t xml:space="preserve">[APP · DANH TÍNH SỐ]</w:t>
+        <w:t xml:space="preserve">[APP · GHI ÂM KHOẢNH KHẮC]</w:t>
       </w:r>
     </w:p>
     <w:p>
@@ -2158,7 +4740,7 @@
           <w:sz w:val="28"/>
           <w:szCs w:val="28"/>
         </w:rPr>
-        <w:t xml:space="preserve">08. Hồ Sơ Danh Tính Số C-Level &amp; Danh Thiếp Titanium 3D (Me Profile)</w:t>
+        <w:t xml:space="preserve">11. Lưu Vết Ghi Âm Khoảnh Khắc (Voice Moments) &amp; Danh Mục Lịch Sử Trang Chủ</w:t>
       </w:r>
     </w:p>
     <w:p>
@@ -2173,7 +4755,7 @@
           <w:sz w:val="20"/>
           <w:szCs w:val="20"/>
         </w:rPr>
-        <w:t xml:space="preserve">Quản trị thương hiệu cá nhân lãnh đạo, cài đặt quyền riêng tư và ví danh bạ đối tác</w:t>
+        <w:t xml:space="preserve">Ghi âm giọng nói khi đăng khoảnh khắc, tự động lưu vết lịch sử và nghe lại trực tiếp trên trang chủ</w:t>
       </w:r>
     </w:p>
     <w:p>
@@ -2186,14 +4768,14 @@
           <w:bCs/>
           <w:color w:val="0284C7"/>
         </w:rPr>
-        <w:t xml:space="preserve">MỤC TIÊU: </w:t>
+        <w:t xml:space="preserve">MỤC TIÊU NGHIỆP VỤ: </w:t>
       </w:r>
       <w:r>
         <w:rPr>
           <w:sz w:val="22"/>
           <w:szCs w:val="22"/>
         </w:rPr>
-        <w:t xml:space="preserve">Khẳng định vị thế uy tín của doanh nhân và quản lý toàn bộ thông tin kết nối cá nhân.</w:t>
+        <w:t xml:space="preserve">Lưu giữ những ghi chú giọng nói quan trọng và giúp lãnh đạo dễ dàng nghe lại mọi lúc mọi nơi.</w:t>
       </w:r>
     </w:p>
     <w:p>
@@ -2206,7 +4788,7 @@
           <w:bCs/>
           <w:color w:val="B45309"/>
         </w:rPr>
-        <w:t xml:space="preserve">ĐƯỜNG DẪN: </w:t>
+        <w:t xml:space="preserve">ĐƯỜNG DẪN THAO TÁC: </w:t>
       </w:r>
       <w:r>
         <w:rPr>
@@ -2214,7 +4796,7 @@
           <w:sz w:val="20"/>
           <w:szCs w:val="20"/>
         </w:rPr>
-        <w:t xml:space="preserve">Thanh điều hướng đáy -&gt; Chạm vào Tab: Tôi (Me Profile)</w:t>
+        <w:t xml:space="preserve">Đăng Khoảnh Khắc -&gt; Thu âm giọng nói -&gt; Trang Chủ ExecutiveHome -&gt; Tab: [🎙️ Ghi âm]</w:t>
       </w:r>
     </w:p>
     <w:p>
@@ -2241,60 +4823,280 @@
           <w:sz w:val="21"/>
           <w:szCs w:val="21"/>
         </w:rPr>
-        <w:t xml:space="preserve">• Bước 1: Xem Card "DANH TÍNH SỐ": Hiển thị ảnh chân dung lãnh đạo, họ tên, chức vụ, tên công ty và chữ ký V mạ vàng dập chìm.</w:t>
-      </w:r>
-    </w:p>
-    <w:p>
-      <w:pPr>
-        <w:spacing w:after="80"/>
-      </w:pPr>
-      <w:r>
-        <w:rPr>
-          <w:sz w:val="21"/>
-          <w:szCs w:val="21"/>
-        </w:rPr>
-        <w:t xml:space="preserve">• Bước 2: Sử dụng 2 nút gradient vàng nổi bật: [QR Của Tôi] để phóng to mã QR và [Chạm NFC] để sẵn sàng chia sẻ danh thiếp.</w:t>
-      </w:r>
-    </w:p>
-    <w:p>
-      <w:pPr>
-        <w:spacing w:after="80"/>
-      </w:pPr>
-      <w:r>
-        <w:rPr>
-          <w:sz w:val="21"/>
-          <w:szCs w:val="21"/>
-        </w:rPr>
-        <w:t xml:space="preserve">• Bước 3: Card "LIÊN HỆ NHANH" với 5 nút tương tác trực tiếp một chạm: [Gọi Điện] [Gửi Email] [Viber] [WhatsApp] [Telegram].</w:t>
-      </w:r>
-    </w:p>
-    <w:p>
-      <w:pPr>
-        <w:spacing w:after="80"/>
-      </w:pPr>
-      <w:r>
-        <w:rPr>
-          <w:sz w:val="21"/>
-          <w:szCs w:val="21"/>
-        </w:rPr>
-        <w:t xml:space="preserve">• Bước 4: Mở "Ví Danh Thiếp Đối Tác" để xem và tải về danh bạ vCard của tất cả những người mình đã từng chạm thẻ giao lưu.</w:t>
-      </w:r>
-    </w:p>
-    <w:p>
-      <w:pPr>
-        <w:spacing w:after="80"/>
-      </w:pPr>
-      <w:r>
-        <w:rPr>
-          <w:sz w:val="21"/>
-          <w:szCs w:val="21"/>
-        </w:rPr>
-        <w:t xml:space="preserve">• Bước 5: Cấu hình "Quyền Riêng Tư": Chọn ẩn hoặc hiện số điện thoại cá nhân khi người lạ quét thẻ.</w:t>
-      </w:r>
-    </w:p>
-    <w:p>
-      <w:pPr>
-        <w:spacing w:after="150" w:before="150"/>
+        <w:t xml:space="preserve">• Bước 1: Khi tạo bài viết hoặc khoảnh khắc trong ứng dụng, người dùng bấm vào biểu tượng Micro để thu âm giọng nói (MomentVoiceNote).</w:t>
+      </w:r>
+    </w:p>
+    <w:p>
+      <w:pPr>
+        <w:spacing w:after="80"/>
+      </w:pPr>
+      <w:r>
+        <w:rPr>
+          <w:sz w:val="21"/>
+          <w:szCs w:val="21"/>
+        </w:rPr>
+        <w:t xml:space="preserve">• Bước 2: Sau khi thu âm và đăng khoảnh khắc thành công, tệp âm thanh tự động được lưu vết vào kho lưu trữ lịch sử vba_voice_moments_history và phát sự kiện voice-moment-saved.</w:t>
+      </w:r>
+    </w:p>
+    <w:p>
+      <w:pPr>
+        <w:spacing w:after="80"/>
+      </w:pPr>
+      <w:r>
+        <w:rPr>
+          <w:sz w:val="21"/>
+          <w:szCs w:val="21"/>
+        </w:rPr>
+        <w:t xml:space="preserve">• Bước 3: Mở Trang chủ ExecutiveHome: Quan sát thanh tab lịch trình có thêm danh mục thứ 4 [🎙️ Ghi âm ({count})] bên cạnh Hôm nay, Sắp tới, Lời nhắc.</w:t>
+      </w:r>
+    </w:p>
+    <w:p>
+      <w:pPr>
+        <w:spacing w:after="80"/>
+      </w:pPr>
+      <w:r>
+        <w:rPr>
+          <w:sz w:val="21"/>
+          <w:szCs w:val="21"/>
+        </w:rPr>
+        <w:t xml:space="preserve">• Bước 4: Nhấp vào Tab [🎙️ Ghi âm]: Danh sách toàn bộ các bản ghi âm khoảnh khắc xuất hiện kèm ngày giờ thu âm, thời lượng, trích đoạn nội dung và sóng âm trực quan.</w:t>
+      </w:r>
+    </w:p>
+    <w:p>
+      <w:pPr>
+        <w:spacing w:after="80"/>
+      </w:pPr>
+      <w:r>
+        <w:rPr>
+          <w:sz w:val="21"/>
+          <w:szCs w:val="21"/>
+        </w:rPr>
+        <w:t xml:space="preserve">• Bước 5: Bấm nút Play/Pause trên từng bản ghi âm để nghe lại giọng nói trực tiếp với trình phát audio inline handleTogglePlayVoice.</w:t>
+      </w:r>
+    </w:p>
+    <w:p>
+      <w:pPr>
+        <w:spacing w:after="120" w:before="200"/>
+      </w:pPr>
+      <w:r>
+        <w:rPr>
+          <w:b/>
+          <w:bCs/>
+          <w:color w:val="0F172A"/>
+          <w:sz w:val="20"/>
+          <w:szCs w:val="20"/>
+        </w:rPr>
+        <w:t xml:space="preserve">MA TRẬN QUY TRÌNH &amp; THÔNG SỐ XỬ LÝ (WORKFLOW MATRIX):</w:t>
+      </w:r>
+    </w:p>
+    <w:tbl>
+      <w:tblPr>
+        <w:tblW w:type="pct" w:w="100%"/>
+        <w:tblBorders>
+          <w:top w:val="single" w:color="auto" w:sz="4"/>
+          <w:left w:val="single" w:color="auto" w:sz="4"/>
+          <w:bottom w:val="single" w:color="auto" w:sz="4"/>
+          <w:right w:val="single" w:color="auto" w:sz="4"/>
+          <w:insideH w:val="single" w:color="auto" w:sz="4"/>
+          <w:insideV w:val="single" w:color="auto" w:sz="4"/>
+        </w:tblBorders>
+      </w:tblPr>
+      <w:tblGrid>
+        <w:gridCol w:w="100"/>
+        <w:gridCol w:w="100"/>
+        <w:gridCol w:w="100"/>
+        <w:gridCol w:w="100"/>
+        <w:gridCol w:w="100"/>
+      </w:tblGrid>
+      <w:tr>
+        <w:tc>
+          <w:p>
+            <w:r>
+              <w:t xml:space="preserve">Bước</w:t>
+            </w:r>
+          </w:p>
+        </w:tc>
+        <w:tc>
+          <w:p>
+            <w:r>
+              <w:t xml:space="preserve">Hành Động</w:t>
+            </w:r>
+          </w:p>
+        </w:tc>
+        <w:tc>
+          <w:p>
+            <w:r>
+              <w:t xml:space="preserve">Thành Phần Giao Diện</w:t>
+            </w:r>
+          </w:p>
+        </w:tc>
+        <w:tc>
+          <w:p>
+            <w:r>
+              <w:t xml:space="preserve">Dữ Liệu Đầu Vào / Ràng Buộc</w:t>
+            </w:r>
+          </w:p>
+        </w:tc>
+        <w:tc>
+          <w:p>
+            <w:r>
+              <w:t xml:space="preserve">Kết Quả Đầu Ra</w:t>
+            </w:r>
+          </w:p>
+        </w:tc>
+      </w:tr>
+      <w:tr>
+        <w:tc>
+          <w:p>
+            <w:r>
+              <w:t xml:space="preserve">01</w:t>
+            </w:r>
+          </w:p>
+        </w:tc>
+        <w:tc>
+          <w:p>
+            <w:r>
+              <w:t xml:space="preserve">Thu Âm Giọng Nói</w:t>
+            </w:r>
+          </w:p>
+        </w:tc>
+        <w:tc>
+          <w:p>
+            <w:r>
+              <w:t xml:space="preserve">Thành phần MomentVoiceNote</w:t>
+            </w:r>
+          </w:p>
+        </w:tc>
+        <w:tc>
+          <w:p>
+            <w:r>
+              <w:t xml:space="preserve">Nói vào microphone điện thoại</w:t>
+            </w:r>
+          </w:p>
+        </w:tc>
+        <w:tc>
+          <w:p>
+            <w:r>
+              <w:t xml:space="preserve">Tệp audio wav/mp3 chất lượng cao</w:t>
+            </w:r>
+          </w:p>
+        </w:tc>
+      </w:tr>
+      <w:tr>
+        <w:tc>
+          <w:p>
+            <w:r>
+              <w:t xml:space="preserve">02</w:t>
+            </w:r>
+          </w:p>
+        </w:tc>
+        <w:tc>
+          <w:p>
+            <w:r>
+              <w:t xml:space="preserve">Tự Động Lưu Vết Lịch Sử</w:t>
+            </w:r>
+          </w:p>
+        </w:tc>
+        <w:tc>
+          <w:p>
+            <w:r>
+              <w:t xml:space="preserve">Kho vba_voice_moments_history</w:t>
+            </w:r>
+          </w:p>
+        </w:tc>
+        <w:tc>
+          <w:p>
+            <w:r>
+              <w:t xml:space="preserve">Đăng khoảnh khắc thành công</w:t>
+            </w:r>
+          </w:p>
+        </w:tc>
+        <w:tc>
+          <w:p>
+            <w:r>
+              <w:t xml:space="preserve">Phát sự kiện voice-moment-saved</w:t>
+            </w:r>
+          </w:p>
+        </w:tc>
+      </w:tr>
+      <w:tr>
+        <w:tc>
+          <w:p>
+            <w:r>
+              <w:t xml:space="preserve">03</w:t>
+            </w:r>
+          </w:p>
+        </w:tc>
+        <w:tc>
+          <w:p>
+            <w:r>
+              <w:t xml:space="preserve">Hiển Thị Danh Mục Trang Chủ</w:t>
+            </w:r>
+          </w:p>
+        </w:tc>
+        <w:tc>
+          <w:p>
+            <w:r>
+              <w:t xml:space="preserve">Tab [🎙️ Ghi âm] tại ExecutiveHome</w:t>
+            </w:r>
+          </w:p>
+        </w:tc>
+        <w:tc>
+          <w:p>
+            <w:r>
+              <w:t xml:space="preserve">Chuyển tab danh mục 4</w:t>
+            </w:r>
+          </w:p>
+        </w:tc>
+        <w:tc>
+          <w:p>
+            <w:r>
+              <w:t xml:space="preserve">Danh sách các bản ghi âm kèm sóng âm</w:t>
+            </w:r>
+          </w:p>
+        </w:tc>
+      </w:tr>
+      <w:tr>
+        <w:tc>
+          <w:p>
+            <w:r>
+              <w:t xml:space="preserve">04</w:t>
+            </w:r>
+          </w:p>
+        </w:tc>
+        <w:tc>
+          <w:p>
+            <w:r>
+              <w:t xml:space="preserve">Nghe Lại Trực Tiếp Inline</w:t>
+            </w:r>
+          </w:p>
+        </w:tc>
+        <w:tc>
+          <w:p>
+            <w:r>
+              <w:t xml:space="preserve">Nút Play/Pause &amp; Audio Player</w:t>
+            </w:r>
+          </w:p>
+        </w:tc>
+        <w:tc>
+          <w:p>
+            <w:r>
+              <w:t xml:space="preserve">Chạm nút nghe lại</w:t>
+            </w:r>
+          </w:p>
+        </w:tc>
+        <w:tc>
+          <w:p>
+            <w:r>
+              <w:t xml:space="preserve">Phát âm thanh sắc nét ngay trên trang chủ</w:t>
+            </w:r>
+          </w:p>
+        </w:tc>
+      </w:tr>
+    </w:tbl>
+    <w:p>
+      <w:pPr>
+        <w:spacing w:after="150" w:before="200"/>
       </w:pPr>
       <w:r>
         <w:rPr>
@@ -2309,12 +5111,12 @@
           <w:sz w:val="20"/>
           <w:szCs w:val="20"/>
         </w:rPr>
-        <w:t xml:space="preserve">QUYỀN RIÊNG TƯ TUYỆT ĐỐI: Những trường thông tin bạn đã bấm "Ẩn" trong cài đặt quyền riêng tư sẽ không bao giờ hiển thị khi người khác quét thẻ của bạn.</w:t>
-      </w:r>
-    </w:p>
-    <w:p>
-      <w:pPr>
-        <w:spacing w:after="250"/>
+        <w:t xml:space="preserve">LƯU VẾT BỀN VỮNG: Mọi bản ghi âm giọng nói đều được lưu vết thời gian thực, đảm bảo không bị thất lạc khi chuyển đổi qua lại giữa các màn hình.</w:t>
+      </w:r>
+    </w:p>
+    <w:p>
+      <w:pPr>
+        <w:spacing w:after="300"/>
       </w:pPr>
       <w:r>
         <w:rPr>
@@ -2329,69 +5131,441 @@
           <w:sz w:val="20"/>
           <w:szCs w:val="20"/>
         </w:rPr>
-        <w:t xml:space="preserve">MẸO ĐẲNG CẤP: Chuyển đổi giữa chế độ Sáng Tinh Tế và Tối Huyền Bí Obsidian tùy theo sở thích và hoàn cảnh sử dụng.</w:t>
-      </w:r>
-    </w:p>
-    <w:p>
-      <w:pPr>
+        <w:t xml:space="preserve">MẸO GHI CHÚ: Sử dụng ghi âm khoảnh khắc để ghi lại các ý tưởng kinh doanh chớp nhoáng hoặc tóm tắt nhanh sau các cuộc họp đối tác.</w:t>
+      </w:r>
+    </w:p>
+    <w:p>
+      <w:pPr>
+        <w:pageBreakBefore/>
         <w:spacing w:after="100" w:before="200"/>
-        <w:jc w:val="center"/>
-      </w:pPr>
-      <w:r>
-        <w:drawing>
-          <wp:inline distT="0" distB="0" distL="0" distR="0">
-            <wp:extent cx="2476500" cy="4572000"/>
-            <wp:effectExtent t="0" r="0" b="0" l="0"/>
-            <wp:docPr id="1" name="" descr="" title=""/>
-            <wp:cNvGraphicFramePr>
-              <a:graphicFrameLocks xmlns:a="http://schemas.openxmlformats.org/drawingml/2006/main" noChangeAspect="1"/>
-            </wp:cNvGraphicFramePr>
-            <a:graphic xmlns:a="http://schemas.openxmlformats.org/drawingml/2006/main">
-              <a:graphicData uri="http://schemas.openxmlformats.org/drawingml/2006/picture">
-                <pic:pic xmlns:pic="http://schemas.openxmlformats.org/drawingml/2006/picture">
-                  <pic:nvPicPr>
-                    <pic:cNvPr id="0" name="" descr=""/>
-                    <pic:cNvPicPr>
-                      <a:picLocks noChangeAspect="1" noChangeArrowheads="1"/>
-                    </pic:cNvPicPr>
-                  </pic:nvPicPr>
-                  <pic:blipFill>
-                    <a:blip r:embed="rId14" cstate="none"/>
-                    <a:srcRect/>
-                    <a:stretch>
-                      <a:fillRect/>
-                    </a:stretch>
-                  </pic:blipFill>
-                  <pic:spPr bwMode="auto">
-                    <a:xfrm>
-                      <a:off x="0" y="0"/>
-                      <a:ext cx="2476500" cy="4572000"/>
-                    </a:xfrm>
-                    <a:prstGeom prst="rect">
-                      <a:avLst/>
-                    </a:prstGeom>
-                  </pic:spPr>
-                </pic:pic>
-              </a:graphicData>
-            </a:graphic>
-          </wp:inline>
-        </w:drawing>
-      </w:r>
-    </w:p>
-    <w:p>
-      <w:pPr>
-        <w:spacing w:after="400"/>
-        <w:jc w:val="center"/>
+      </w:pPr>
+      <w:r>
+        <w:rPr>
+          <w:b/>
+          <w:bCs/>
+          <w:color w:val="B45309"/>
+          <w:sz w:val="20"/>
+          <w:szCs w:val="20"/>
+        </w:rPr>
+        <w:t xml:space="preserve">[APP · AI COPILOT]</w:t>
+      </w:r>
+    </w:p>
+    <w:p>
+      <w:pPr>
+        <w:spacing w:after="100"/>
+      </w:pPr>
+      <w:r>
+        <w:rPr>
+          <w:b/>
+          <w:bCs/>
+          <w:color w:val="0F172A"/>
+          <w:sz w:val="28"/>
+          <w:szCs w:val="28"/>
+        </w:rPr>
+        <w:t xml:space="preserve">12. Trí Tuệ Nhân Tạo ViOne AI Copilot 5.0 Thông Minh Toàn Năng</w:t>
+      </w:r>
+    </w:p>
+    <w:p>
+      <w:pPr>
+        <w:spacing w:after="200"/>
       </w:pPr>
       <w:r>
         <w:rPr>
           <w:i/>
           <w:iCs/>
           <w:color w:val="64748B"/>
-          <w:sz w:val="18"/>
-          <w:szCs w:val="18"/>
-        </w:rPr>
-        <w:t xml:space="preserve">Hình 8: Màn hình Danh Tính Số C-Level &amp; Danh Thiếp Thông Minh</w:t>
+          <w:sz w:val="20"/>
+          <w:szCs w:val="20"/>
+        </w:rPr>
+        <w:t xml:space="preserve">Tìm kiếm đoạn ghi âm theo giọng nói, quét người dùng quanh đây và phân tích động cơ hội kèm Evidence Cards</w:t>
+      </w:r>
+    </w:p>
+    <w:p>
+      <w:pPr>
+        <w:spacing w:after="150"/>
+      </w:pPr>
+      <w:r>
+        <w:rPr>
+          <w:b/>
+          <w:bCs/>
+          <w:color w:val="0284C7"/>
+        </w:rPr>
+        <w:t xml:space="preserve">MỤC TIÊU NGHIỆP VỤ: </w:t>
+      </w:r>
+      <w:r>
+        <w:rPr>
+          <w:sz w:val="22"/>
+          <w:szCs w:val="22"/>
+        </w:rPr>
+        <w:t xml:space="preserve">Cung cấp trợ lý điều hành giọng nói tiếng Việt toàn năng, hỗ trợ tối đa cho các quyết định của lãnh đạo C-Level.</w:t>
+      </w:r>
+    </w:p>
+    <w:p>
+      <w:pPr>
+        <w:spacing w:after="200"/>
+      </w:pPr>
+      <w:r>
+        <w:rPr>
+          <w:b/>
+          <w:bCs/>
+          <w:color w:val="B45309"/>
+        </w:rPr>
+        <w:t xml:space="preserve">ĐƯỜNG DẪN THAO TÁC: </w:t>
+      </w:r>
+      <w:r>
+        <w:rPr>
+          <w:rFonts w:ascii="Courier New" w:cs="Courier New" w:eastAsia="Courier New" w:hAnsi="Courier New"/>
+          <w:sz w:val="20"/>
+          <w:szCs w:val="20"/>
+        </w:rPr>
+        <w:t xml:space="preserve">Trang Chủ -&gt; Bấm nút Micro AI hoặc Chạm nút ViOne mạ vàng -&gt; Chọn: Trợ Lý AI Copilot</w:t>
+      </w:r>
+    </w:p>
+    <w:p>
+      <w:pPr>
+        <w:spacing w:after="100"/>
+      </w:pPr>
+      <w:r>
+        <w:rPr>
+          <w:b/>
+          <w:bCs/>
+          <w:color w:val="0F172A"/>
+          <w:sz w:val="22"/>
+          <w:szCs w:val="22"/>
+        </w:rPr>
+        <w:t xml:space="preserve">CÁC BƯỚC THỰC HIỆN CHI TIẾT:</w:t>
+      </w:r>
+    </w:p>
+    <w:p>
+      <w:pPr>
+        <w:spacing w:after="80"/>
+      </w:pPr>
+      <w:r>
+        <w:rPr>
+          <w:sz w:val="21"/>
+          <w:szCs w:val="21"/>
+        </w:rPr>
+        <w:t xml:space="preserve">• Bước 1: Chạm vào biểu tượng Trợ lý AI ViOne Copilot để mở cửa sổ đàm thoại giọng nói thông minh.</w:t>
+      </w:r>
+    </w:p>
+    <w:p>
+      <w:pPr>
+        <w:spacing w:after="80"/>
+      </w:pPr>
+      <w:r>
+        <w:rPr>
+          <w:sz w:val="21"/>
+          <w:szCs w:val="21"/>
+        </w:rPr>
+        <w:t xml:space="preserve">• Bước 2: Tìm kiếm đoạn ghi âm khoảnh khắc: Ra lệnh bằng giọng nói: "tìm đoạn ghi âm tại khoảnh khắc" -&gt; AI tự động quét kho lịch sử ghi âm, phản hồi giọng nói và hiển thị thẻ Voice Moment Evidence có nút nghe lại và thanh sóng âm trực tiếp trong hộp thoại AI.</w:t>
+      </w:r>
+    </w:p>
+    <w:p>
+      <w:pPr>
+        <w:spacing w:after="80"/>
+      </w:pPr>
+      <w:r>
+        <w:rPr>
+          <w:sz w:val="21"/>
+          <w:szCs w:val="21"/>
+        </w:rPr>
+        <w:t xml:space="preserve">• Bước 3: Quét người dùng ViOne quanh đây: Hỏi AI: "quanh đây có ai dùng ViOne không" -&gt; AI kích hoạt định vị trong bán kính (km), yêu cầu cấp quyền vị trí, hiển thị danh sách người dùng lân cận hoặc phản hồi lịch sự kèm gợi ý mở rộng bán kính.</w:t>
+      </w:r>
+    </w:p>
+    <w:p>
+      <w:pPr>
+        <w:spacing w:after="80"/>
+      </w:pPr>
+      <w:r>
+        <w:rPr>
+          <w:sz w:val="21"/>
+          <w:szCs w:val="21"/>
+        </w:rPr>
+        <w:t xml:space="preserve">• Bước 4: Phân tích động cơ hội kinh doanh: Hỏi AI: "tôi được bao nhiêu quan tâm cơ hội của tôi" -&gt; AI tính toán chính xác số lượt và hiển thị thẻ Opportunity Evidence Cards kèm nút [Xem đối tác quan tâm] và [Hẹn gặp].</w:t>
+      </w:r>
+    </w:p>
+    <w:p>
+      <w:pPr>
+        <w:spacing w:after="80"/>
+      </w:pPr>
+      <w:r>
+        <w:rPr>
+          <w:sz w:val="21"/>
+          <w:szCs w:val="21"/>
+        </w:rPr>
+        <w:t xml:space="preserve">• Bước 5: Kiểm tra cuộc gặp điều hành: Hỏi AI: "tôi có cuộc gặp nào không" -&gt; AI tổng hợp chi tiết các cuộc gặp đã xác nhận và hiển thị thẻ Meeting Evidence Cards kèm nút [Vào phòng họp video] và [Xem lịch].</w:t>
+      </w:r>
+    </w:p>
+    <w:p>
+      <w:pPr>
+        <w:spacing w:after="80"/>
+      </w:pPr>
+      <w:r>
+        <w:rPr>
+          <w:sz w:val="21"/>
+          <w:szCs w:val="21"/>
+        </w:rPr>
+        <w:t xml:space="preserve">• Bước 6: Đa thông báo tương tác: Hệ thống tự động bắn thông báo thời gian thực cho mọi tương tác (tin nhắn người lạ, đối tác quan tâm cơ hội, đề xuất hẹn gặp, đối tác đồng ý hẹn, kết nối thành công).</w:t>
+      </w:r>
+    </w:p>
+    <w:p>
+      <w:pPr>
+        <w:spacing w:after="120" w:before="200"/>
+      </w:pPr>
+      <w:r>
+        <w:rPr>
+          <w:b/>
+          <w:bCs/>
+          <w:color w:val="0F172A"/>
+          <w:sz w:val="20"/>
+          <w:szCs w:val="20"/>
+        </w:rPr>
+        <w:t xml:space="preserve">MA TRẬN QUY TRÌNH &amp; THÔNG SỐ XỬ LÝ (WORKFLOW MATRIX):</w:t>
+      </w:r>
+    </w:p>
+    <w:tbl>
+      <w:tblPr>
+        <w:tblW w:type="pct" w:w="100%"/>
+        <w:tblBorders>
+          <w:top w:val="single" w:color="auto" w:sz="4"/>
+          <w:left w:val="single" w:color="auto" w:sz="4"/>
+          <w:bottom w:val="single" w:color="auto" w:sz="4"/>
+          <w:right w:val="single" w:color="auto" w:sz="4"/>
+          <w:insideH w:val="single" w:color="auto" w:sz="4"/>
+          <w:insideV w:val="single" w:color="auto" w:sz="4"/>
+        </w:tblBorders>
+      </w:tblPr>
+      <w:tblGrid>
+        <w:gridCol w:w="100"/>
+        <w:gridCol w:w="100"/>
+        <w:gridCol w:w="100"/>
+        <w:gridCol w:w="100"/>
+        <w:gridCol w:w="100"/>
+      </w:tblGrid>
+      <w:tr>
+        <w:tc>
+          <w:p>
+            <w:r>
+              <w:t xml:space="preserve">Bước</w:t>
+            </w:r>
+          </w:p>
+        </w:tc>
+        <w:tc>
+          <w:p>
+            <w:r>
+              <w:t xml:space="preserve">Hành Động</w:t>
+            </w:r>
+          </w:p>
+        </w:tc>
+        <w:tc>
+          <w:p>
+            <w:r>
+              <w:t xml:space="preserve">Thành Phần Giao Diện</w:t>
+            </w:r>
+          </w:p>
+        </w:tc>
+        <w:tc>
+          <w:p>
+            <w:r>
+              <w:t xml:space="preserve">Dữ Liệu Đầu Vào / Ràng Buộc</w:t>
+            </w:r>
+          </w:p>
+        </w:tc>
+        <w:tc>
+          <w:p>
+            <w:r>
+              <w:t xml:space="preserve">Kết Quả Đầu Ra</w:t>
+            </w:r>
+          </w:p>
+        </w:tc>
+      </w:tr>
+      <w:tr>
+        <w:tc>
+          <w:p>
+            <w:r>
+              <w:t xml:space="preserve">01</w:t>
+            </w:r>
+          </w:p>
+        </w:tc>
+        <w:tc>
+          <w:p>
+            <w:r>
+              <w:t xml:space="preserve">Ra Lệnh Bằng Giọng Nói</w:t>
+            </w:r>
+          </w:p>
+        </w:tc>
+        <w:tc>
+          <w:p>
+            <w:r>
+              <w:t xml:space="preserve">Giao diện ViOneVoiceAssistant</w:t>
+            </w:r>
+          </w:p>
+        </w:tc>
+        <w:tc>
+          <w:p>
+            <w:r>
+              <w:t xml:space="preserve">Nói lệnh tiếng Việt tự nhiên</w:t>
+            </w:r>
+          </w:p>
+        </w:tc>
+        <w:tc>
+          <w:p>
+            <w:r>
+              <w:t xml:space="preserve">Nhận diện giọng nói chính xác</w:t>
+            </w:r>
+          </w:p>
+        </w:tc>
+      </w:tr>
+      <w:tr>
+        <w:tc>
+          <w:p>
+            <w:r>
+              <w:t xml:space="preserve">02</w:t>
+            </w:r>
+          </w:p>
+        </w:tc>
+        <w:tc>
+          <w:p>
+            <w:r>
+              <w:t xml:space="preserve">Tìm Đoạn Ghi Âm Khoảnh Khắc</w:t>
+            </w:r>
+          </w:p>
+        </w:tc>
+        <w:tc>
+          <w:p>
+            <w:r>
+              <w:t xml:space="preserve">Thẻ Voice Moment Evidence Card</w:t>
+            </w:r>
+          </w:p>
+        </w:tc>
+        <w:tc>
+          <w:p>
+            <w:r>
+              <w:t xml:space="preserve">"tìm đoạn ghi âm tại khoảnh khắc"</w:t>
+            </w:r>
+          </w:p>
+        </w:tc>
+        <w:tc>
+          <w:p>
+            <w:r>
+              <w:t xml:space="preserve">Hiển thị audio player + Nghe lại inline</w:t>
+            </w:r>
+          </w:p>
+        </w:tc>
+      </w:tr>
+      <w:tr>
+        <w:tc>
+          <w:p>
+            <w:r>
+              <w:t xml:space="preserve">03</w:t>
+            </w:r>
+          </w:p>
+        </w:tc>
+        <w:tc>
+          <w:p>
+            <w:r>
+              <w:t xml:space="preserve">Quét Người Dùng Quanh Đây</w:t>
+            </w:r>
+          </w:p>
+        </w:tc>
+        <w:tc>
+          <w:p>
+            <w:r>
+              <w:t xml:space="preserve">API /connect-app/nearby-users</w:t>
+            </w:r>
+          </w:p>
+        </w:tc>
+        <w:tc>
+          <w:p>
+            <w:r>
+              <w:t xml:space="preserve">"quanh đây có ai dùng ViOne không"</w:t>
+            </w:r>
+          </w:p>
+        </w:tc>
+        <w:tc>
+          <w:p>
+            <w:r>
+              <w:t xml:space="preserve">Danh sách doanh nhân theo bán kính km</w:t>
+            </w:r>
+          </w:p>
+        </w:tc>
+      </w:tr>
+      <w:tr>
+        <w:tc>
+          <w:p>
+            <w:r>
+              <w:t xml:space="preserve">04</w:t>
+            </w:r>
+          </w:p>
+        </w:tc>
+        <w:tc>
+          <w:p>
+            <w:r>
+              <w:t xml:space="preserve">Phân Tích Cơ Hội &amp; Cuộc Gặp</w:t>
+            </w:r>
+          </w:p>
+        </w:tc>
+        <w:tc>
+          <w:p>
+            <w:r>
+              <w:t xml:space="preserve">Thẻ Opportunity &amp; Meeting Cards</w:t>
+            </w:r>
+          </w:p>
+        </w:tc>
+        <w:tc>
+          <w:p>
+            <w:r>
+              <w:t xml:space="preserve">"tôi được bao nhiêu quan tâm..."</w:t>
+            </w:r>
+          </w:p>
+        </w:tc>
+        <w:tc>
+          <w:p>
+            <w:r>
+              <w:t xml:space="preserve">Evidence Cards có nút hành động 1-chạm</w:t>
+            </w:r>
+          </w:p>
+        </w:tc>
+      </w:tr>
+    </w:tbl>
+    <w:p>
+      <w:pPr>
+        <w:spacing w:after="150" w:before="200"/>
+      </w:pPr>
+      <w:r>
+        <w:rPr>
+          <w:b/>
+          <w:bCs/>
+          <w:color w:val="DC2626"/>
+        </w:rPr>
+        <w:t xml:space="preserve">LƯU Ý NGHIỆP VỤ: </w:t>
+      </w:r>
+      <w:r>
+        <w:rPr>
+          <w:sz w:val="20"/>
+          <w:szCs w:val="20"/>
+        </w:rPr>
+        <w:t xml:space="preserve">DYNAMIC TOÀN DIỆN: AI Copilot tuyệt đối không lặp lại câu hỏi của người dùng và luôn đưa ra số liệu thực tế kèm thẻ bằng chứng tương tác (Evidence Cards).</w:t>
+      </w:r>
+    </w:p>
+    <w:p>
+      <w:pPr>
+        <w:spacing w:after="300"/>
+      </w:pPr>
+      <w:r>
+        <w:rPr>
+          <w:b/>
+          <w:bCs/>
+          <w:color w:val="2563EB"/>
+        </w:rPr>
+        <w:t xml:space="preserve">MẸO C-LEVEL: </w:t>
+      </w:r>
+      <w:r>
+        <w:rPr>
+          <w:sz w:val="20"/>
+          <w:szCs w:val="20"/>
+        </w:rPr>
+        <w:t xml:space="preserve">MẸO RA LỆNH: Có thể hỏi AI bất kỳ câu hỏi nào về lịch trình hôm nay, tình hình chấm công nhân sự, hay duyệt chi ngân sách.</w:t>
       </w:r>
     </w:p>
     <w:p>
@@ -2407,7 +5581,7 @@
           <w:sz w:val="20"/>
           <w:szCs w:val="20"/>
         </w:rPr>
-        <w:t xml:space="preserve">[APP · CÀI ĐẶT IOS]</w:t>
+        <w:t xml:space="preserve">[APP · DANH TÍNH SỐ]</w:t>
       </w:r>
     </w:p>
     <w:p>
@@ -2422,7 +5596,7 @@
           <w:sz w:val="28"/>
           <w:szCs w:val="28"/>
         </w:rPr>
-        <w:t xml:space="preserve">09. Cài Đặt PWA 1-Chạm Trên iPhone / iPad (Apple WebClip Profile)</w:t>
+        <w:t xml:space="preserve">13. Hồ Sơ Danh Tính Số C-Level, Danh Thiếp Titanium 3D &amp; Chia Sẻ Chạm NFC</w:t>
       </w:r>
     </w:p>
     <w:p>
@@ -2437,7 +5611,7 @@
           <w:sz w:val="20"/>
           <w:szCs w:val="20"/>
         </w:rPr>
-        <w:t xml:space="preserve">Đột phá cài đặt ứng dụng trực tiếp lên Màn hình chính iOS tương tự như cài file APK Android</w:t>
+        <w:t xml:space="preserve">Quản trị thương hiệu cá nhân lãnh đạo, chạm danh thiếp NFC một chạm và ví danh bạ đối tác</w:t>
       </w:r>
     </w:p>
     <w:p>
@@ -2450,14 +5624,14 @@
           <w:bCs/>
           <w:color w:val="0284C7"/>
         </w:rPr>
-        <w:t xml:space="preserve">MỤC TIÊU: </w:t>
+        <w:t xml:space="preserve">MỤC TIÊU NGHIỆP VỤ: </w:t>
       </w:r>
       <w:r>
         <w:rPr>
           <w:sz w:val="22"/>
           <w:szCs w:val="22"/>
         </w:rPr>
-        <w:t xml:space="preserve">Giúp người dùng iPhone cài đặt app ViOne Connect nhanh chóng chỉ với 1 click mà không cần qua App Store.</w:t>
+        <w:t xml:space="preserve">Khẳng định vị thế uy tín của doanh nhân và quản lý toàn bộ thông tin kết nối cá nhân.</w:t>
       </w:r>
     </w:p>
     <w:p>
@@ -2470,7 +5644,7 @@
           <w:bCs/>
           <w:color w:val="B45309"/>
         </w:rPr>
-        <w:t xml:space="preserve">ĐƯỜNG DẪN: </w:t>
+        <w:t xml:space="preserve">ĐƯỜNG DẪN THAO TÁC: </w:t>
       </w:r>
       <w:r>
         <w:rPr>
@@ -2478,7 +5652,7 @@
           <w:sz w:val="20"/>
           <w:szCs w:val="20"/>
         </w:rPr>
-        <w:t xml:space="preserve">Trình duyệt Safari trên iPhone -&gt; Truy cập trang /install hoặc tải file: /vione_ios_install.mobileconfig</w:t>
+        <w:t xml:space="preserve">Thanh điều hướng đáy -&gt; Chạm vào Tab: Tôi (Me Profile)</w:t>
       </w:r>
     </w:p>
     <w:p>
@@ -2505,72 +5679,280 @@
           <w:sz w:val="21"/>
           <w:szCs w:val="21"/>
         </w:rPr>
-        <w:t xml:space="preserve">• Bước 1: Mở liên kết /install trên trình duyệt Safari của iPhone.</w:t>
-      </w:r>
-    </w:p>
-    <w:p>
-      <w:pPr>
-        <w:spacing w:after="80"/>
-      </w:pPr>
-      <w:r>
-        <w:rPr>
-          <w:sz w:val="21"/>
-          <w:szCs w:val="21"/>
-        </w:rPr>
-        <w:t xml:space="preserve">• Bước 2: Hoặc tải file cấu hình /vione_ios_install.mobileconfig -&gt; Safari hỏi: "Trang web này đang cố tải về một hồ sơ cấu hình. Bạn có muốn cho phép không?" -&gt; Bấm "Cho phép" (Allow).</w:t>
-      </w:r>
-    </w:p>
-    <w:p>
-      <w:pPr>
-        <w:spacing w:after="80"/>
-      </w:pPr>
-      <w:r>
-        <w:rPr>
-          <w:sz w:val="21"/>
-          <w:szCs w:val="21"/>
-        </w:rPr>
-        <w:t xml:space="preserve">• Bước 3: Mở ứng dụng "Cài đặt" (Settings) trên iPhone -&gt; Chạm vào mục "Đã tải về hồ sơ" (Profile Downloaded) ở ngay đầu.</w:t>
-      </w:r>
-    </w:p>
-    <w:p>
-      <w:pPr>
-        <w:spacing w:after="80"/>
-      </w:pPr>
-      <w:r>
-        <w:rPr>
-          <w:sz w:val="21"/>
-          <w:szCs w:val="21"/>
-        </w:rPr>
-        <w:t xml:space="preserve">• Bước 4: Nhấn nút "Cài đặt" (Install) ở góc phải trên -&gt; Nhập Mật khẩu máy -&gt; Tiếp tục bấm "Cài đặt".</w:t>
-      </w:r>
-    </w:p>
-    <w:p>
-      <w:pPr>
-        <w:spacing w:after="80"/>
-      </w:pPr>
-      <w:r>
-        <w:rPr>
-          <w:sz w:val="21"/>
-          <w:szCs w:val="21"/>
-        </w:rPr>
-        <w:t xml:space="preserve">• Bước 5: Biểu tượng ứng dụng ViOne Connect màu vàng kim sẽ xuất hiện ngay lập tức trên Màn hình chính của iPhone.</w:t>
-      </w:r>
-    </w:p>
-    <w:p>
-      <w:pPr>
-        <w:spacing w:after="80"/>
-      </w:pPr>
-      <w:r>
-        <w:rPr>
-          <w:sz w:val="21"/>
-          <w:szCs w:val="21"/>
-        </w:rPr>
-        <w:t xml:space="preserve">• Bước 6: Chạm vào biểu tượng để mở app: Ứng dụng chạy toàn màn hình Native siêu mượt.</w:t>
-      </w:r>
-    </w:p>
-    <w:p>
-      <w:pPr>
-        <w:spacing w:after="150" w:before="150"/>
+        <w:t xml:space="preserve">• Bước 1: Xem Card "DANH TÍNH SỐ": Hiển thị ảnh chân dung lãnh đạo, họ tên, chức vụ, tên công ty và chữ ký V mạ vàng dập chìm.</w:t>
+      </w:r>
+    </w:p>
+    <w:p>
+      <w:pPr>
+        <w:spacing w:after="80"/>
+      </w:pPr>
+      <w:r>
+        <w:rPr>
+          <w:sz w:val="21"/>
+          <w:szCs w:val="21"/>
+        </w:rPr>
+        <w:t xml:space="preserve">• Bước 2: Sử dụng 2 nút gradient vàng nổi bật: [QR Của Tôi] để phóng to mã QR và [Chạm NFC] để sẵn sàng chia sẻ danh thiếp.</w:t>
+      </w:r>
+    </w:p>
+    <w:p>
+      <w:pPr>
+        <w:spacing w:after="80"/>
+      </w:pPr>
+      <w:r>
+        <w:rPr>
+          <w:sz w:val="21"/>
+          <w:szCs w:val="21"/>
+        </w:rPr>
+        <w:t xml:space="preserve">• Bước 3: Card "LIÊN HỆ NHANH" với 5 nút tương tác trực tiếp một chạm: [Gọi Điện] [Gửi Email] [Viber] [WhatsApp] [Telegram].</w:t>
+      </w:r>
+    </w:p>
+    <w:p>
+      <w:pPr>
+        <w:spacing w:after="80"/>
+      </w:pPr>
+      <w:r>
+        <w:rPr>
+          <w:sz w:val="21"/>
+          <w:szCs w:val="21"/>
+        </w:rPr>
+        <w:t xml:space="preserve">• Bước 4: Mở "Ví Danh Thiếp Đối Tác" để xem và tải về danh bạ vCard của tất cả những người mình đã từng chạm thẻ giao lưu.</w:t>
+      </w:r>
+    </w:p>
+    <w:p>
+      <w:pPr>
+        <w:spacing w:after="80"/>
+      </w:pPr>
+      <w:r>
+        <w:rPr>
+          <w:sz w:val="21"/>
+          <w:szCs w:val="21"/>
+        </w:rPr>
+        <w:t xml:space="preserve">• Bước 5: Cấu hình "Quyền Riêng Tư": Chọn ẩn hoặc hiện số điện thoại cá nhân khi người lạ quét thẻ.</w:t>
+      </w:r>
+    </w:p>
+    <w:p>
+      <w:pPr>
+        <w:spacing w:after="120" w:before="200"/>
+      </w:pPr>
+      <w:r>
+        <w:rPr>
+          <w:b/>
+          <w:bCs/>
+          <w:color w:val="0F172A"/>
+          <w:sz w:val="20"/>
+          <w:szCs w:val="20"/>
+        </w:rPr>
+        <w:t xml:space="preserve">MA TRẬN QUY TRÌNH &amp; THÔNG SỐ XỬ LÝ (WORKFLOW MATRIX):</w:t>
+      </w:r>
+    </w:p>
+    <w:tbl>
+      <w:tblPr>
+        <w:tblW w:type="pct" w:w="100%"/>
+        <w:tblBorders>
+          <w:top w:val="single" w:color="auto" w:sz="4"/>
+          <w:left w:val="single" w:color="auto" w:sz="4"/>
+          <w:bottom w:val="single" w:color="auto" w:sz="4"/>
+          <w:right w:val="single" w:color="auto" w:sz="4"/>
+          <w:insideH w:val="single" w:color="auto" w:sz="4"/>
+          <w:insideV w:val="single" w:color="auto" w:sz="4"/>
+        </w:tblBorders>
+      </w:tblPr>
+      <w:tblGrid>
+        <w:gridCol w:w="100"/>
+        <w:gridCol w:w="100"/>
+        <w:gridCol w:w="100"/>
+        <w:gridCol w:w="100"/>
+        <w:gridCol w:w="100"/>
+      </w:tblGrid>
+      <w:tr>
+        <w:tc>
+          <w:p>
+            <w:r>
+              <w:t xml:space="preserve">Bước</w:t>
+            </w:r>
+          </w:p>
+        </w:tc>
+        <w:tc>
+          <w:p>
+            <w:r>
+              <w:t xml:space="preserve">Hành Động</w:t>
+            </w:r>
+          </w:p>
+        </w:tc>
+        <w:tc>
+          <w:p>
+            <w:r>
+              <w:t xml:space="preserve">Thành Phần Giao Diện</w:t>
+            </w:r>
+          </w:p>
+        </w:tc>
+        <w:tc>
+          <w:p>
+            <w:r>
+              <w:t xml:space="preserve">Dữ Liệu Đầu Vào / Ràng Buộc</w:t>
+            </w:r>
+          </w:p>
+        </w:tc>
+        <w:tc>
+          <w:p>
+            <w:r>
+              <w:t xml:space="preserve">Kết Quả Đầu Ra</w:t>
+            </w:r>
+          </w:p>
+        </w:tc>
+      </w:tr>
+      <w:tr>
+        <w:tc>
+          <w:p>
+            <w:r>
+              <w:t xml:space="preserve">01</w:t>
+            </w:r>
+          </w:p>
+        </w:tc>
+        <w:tc>
+          <w:p>
+            <w:r>
+              <w:t xml:space="preserve">Xem Danh Tính Số 3D</w:t>
+            </w:r>
+          </w:p>
+        </w:tc>
+        <w:tc>
+          <w:p>
+            <w:r>
+              <w:t xml:space="preserve">Card Titanium Lật Mặt 3D</w:t>
+            </w:r>
+          </w:p>
+        </w:tc>
+        <w:tc>
+          <w:p>
+            <w:r>
+              <w:t xml:space="preserve">Chạm lật mặt trước/sau</w:t>
+            </w:r>
+          </w:p>
+        </w:tc>
+        <w:tc>
+          <w:p>
+            <w:r>
+              <w:t xml:space="preserve">Ảnh chân dung, chức danh, chữ ký V</w:t>
+            </w:r>
+          </w:p>
+        </w:tc>
+      </w:tr>
+      <w:tr>
+        <w:tc>
+          <w:p>
+            <w:r>
+              <w:t xml:space="preserve">02</w:t>
+            </w:r>
+          </w:p>
+        </w:tc>
+        <w:tc>
+          <w:p>
+            <w:r>
+              <w:t xml:space="preserve">Chạm Chia Sẻ NFC</w:t>
+            </w:r>
+          </w:p>
+        </w:tc>
+        <w:tc>
+          <w:p>
+            <w:r>
+              <w:t xml:space="preserve">Nút [Chạm NFC]</w:t>
+            </w:r>
+          </w:p>
+        </w:tc>
+        <w:tc>
+          <w:p>
+            <w:r>
+              <w:t xml:space="preserve">Chạm lưng điện thoại đối tác</w:t>
+            </w:r>
+          </w:p>
+        </w:tc>
+        <w:tc>
+          <w:p>
+            <w:r>
+              <w:t xml:space="preserve">Mở danh thiếp công khai chỉ 1 giây</w:t>
+            </w:r>
+          </w:p>
+        </w:tc>
+      </w:tr>
+      <w:tr>
+        <w:tc>
+          <w:p>
+            <w:r>
+              <w:t xml:space="preserve">03</w:t>
+            </w:r>
+          </w:p>
+        </w:tc>
+        <w:tc>
+          <w:p>
+            <w:r>
+              <w:t xml:space="preserve">5 Kênh Liên Hệ Nhanh</w:t>
+            </w:r>
+          </w:p>
+        </w:tc>
+        <w:tc>
+          <w:p>
+            <w:r>
+              <w:t xml:space="preserve">Gọi, Mail, Viber, WA, Telegram</w:t>
+            </w:r>
+          </w:p>
+        </w:tc>
+        <w:tc>
+          <w:p>
+            <w:r>
+              <w:t xml:space="preserve">Chạm icon tương tác</w:t>
+            </w:r>
+          </w:p>
+        </w:tc>
+        <w:tc>
+          <w:p>
+            <w:r>
+              <w:t xml:space="preserve">Mở ứng dụng liên lạc tương ứng</w:t>
+            </w:r>
+          </w:p>
+        </w:tc>
+      </w:tr>
+      <w:tr>
+        <w:tc>
+          <w:p>
+            <w:r>
+              <w:t xml:space="preserve">04</w:t>
+            </w:r>
+          </w:p>
+        </w:tc>
+        <w:tc>
+          <w:p>
+            <w:r>
+              <w:t xml:space="preserve">Ví Danh Thiếp Đối Tác</w:t>
+            </w:r>
+          </w:p>
+        </w:tc>
+        <w:tc>
+          <w:p>
+            <w:r>
+              <w:t xml:space="preserve">Kho lưu trữ Card Vault</w:t>
+            </w:r>
+          </w:p>
+        </w:tc>
+        <w:tc>
+          <w:p>
+            <w:r>
+              <w:t xml:space="preserve">Danh bạ đã quét/chạm</w:t>
+            </w:r>
+          </w:p>
+        </w:tc>
+        <w:tc>
+          <w:p>
+            <w:r>
+              <w:t xml:space="preserve">Tải tệp danh bạ vCard .vcf về máy</w:t>
+            </w:r>
+          </w:p>
+        </w:tc>
+      </w:tr>
+    </w:tbl>
+    <w:p>
+      <w:pPr>
+        <w:spacing w:after="150" w:before="200"/>
       </w:pPr>
       <w:r>
         <w:rPr>
@@ -2585,12 +5967,12 @@
           <w:sz w:val="20"/>
           <w:szCs w:val="20"/>
         </w:rPr>
-        <w:t xml:space="preserve">BẮT BUỘC DÙNG SAFARI: Thao tác tải và cài đặt hồ sơ cấu hình trên iOS bắt buộc phải thực hiện qua trình duyệt Safari mặc định của Apple. Nếu mở qua Zalo/FB, hãy bấm [•••] chọn Mở bằng Safari.</w:t>
-      </w:r>
-    </w:p>
-    <w:p>
-      <w:pPr>
-        <w:spacing w:after="250"/>
+        <w:t xml:space="preserve">QUYỀN RIÊNG TƯ TUYỆT ĐỐI: Những trường thông tin bạn đã bấm "Ẩn" trong cài đặt quyền riêng tư sẽ không bao giờ hiển thị khi người khác quét thẻ của bạn.</w:t>
+      </w:r>
+    </w:p>
+    <w:p>
+      <w:pPr>
+        <w:spacing w:after="300"/>
       </w:pPr>
       <w:r>
         <w:rPr>
@@ -2605,69 +5987,441 @@
           <w:sz w:val="20"/>
           <w:szCs w:val="20"/>
         </w:rPr>
-        <w:t xml:space="preserve">MẸO ĐỘT PHÁ: Giải pháp này giúp người dùng iOS cài đặt app dễ dàng như cài file APK trên Android, không lo bị thu hồi chứng chỉ doanh nghiệp.</w:t>
-      </w:r>
-    </w:p>
-    <w:p>
-      <w:pPr>
+        <w:t xml:space="preserve">MẸO ĐẲNG CẤP: Chuyển đổi giữa chế độ Sáng Tinh Tế và Tối Huyền Bí Obsidian tùy theo sở thích và hoàn cảnh sử dụng.</w:t>
+      </w:r>
+    </w:p>
+    <w:p>
+      <w:pPr>
+        <w:pageBreakBefore/>
         <w:spacing w:after="100" w:before="200"/>
-        <w:jc w:val="center"/>
-      </w:pPr>
-      <w:r>
-        <w:drawing>
-          <wp:inline distT="0" distB="0" distL="0" distR="0">
-            <wp:extent cx="2476500" cy="4572000"/>
-            <wp:effectExtent t="0" r="0" b="0" l="0"/>
-            <wp:docPr id="1" name="" descr="" title=""/>
-            <wp:cNvGraphicFramePr>
-              <a:graphicFrameLocks xmlns:a="http://schemas.openxmlformats.org/drawingml/2006/main" noChangeAspect="1"/>
-            </wp:cNvGraphicFramePr>
-            <a:graphic xmlns:a="http://schemas.openxmlformats.org/drawingml/2006/main">
-              <a:graphicData uri="http://schemas.openxmlformats.org/drawingml/2006/picture">
-                <pic:pic xmlns:pic="http://schemas.openxmlformats.org/drawingml/2006/picture">
-                  <pic:nvPicPr>
-                    <pic:cNvPr id="0" name="" descr=""/>
-                    <pic:cNvPicPr>
-                      <a:picLocks noChangeAspect="1" noChangeArrowheads="1"/>
-                    </pic:cNvPicPr>
-                  </pic:nvPicPr>
-                  <pic:blipFill>
-                    <a:blip r:embed="rId15" cstate="none"/>
-                    <a:srcRect/>
-                    <a:stretch>
-                      <a:fillRect/>
-                    </a:stretch>
-                  </pic:blipFill>
-                  <pic:spPr bwMode="auto">
-                    <a:xfrm>
-                      <a:off x="0" y="0"/>
-                      <a:ext cx="2476500" cy="4572000"/>
-                    </a:xfrm>
-                    <a:prstGeom prst="rect">
-                      <a:avLst/>
-                    </a:prstGeom>
-                  </pic:spPr>
-                </pic:pic>
-              </a:graphicData>
-            </a:graphic>
-          </wp:inline>
-        </w:drawing>
-      </w:r>
-    </w:p>
-    <w:p>
-      <w:pPr>
-        <w:spacing w:after="400"/>
-        <w:jc w:val="center"/>
+      </w:pPr>
+      <w:r>
+        <w:rPr>
+          <w:b/>
+          <w:bCs/>
+          <w:color w:val="B45309"/>
+          <w:sz w:val="20"/>
+          <w:szCs w:val="20"/>
+        </w:rPr>
+        <w:t xml:space="preserve">[APP · CÀI ĐẶT IOS]</w:t>
+      </w:r>
+    </w:p>
+    <w:p>
+      <w:pPr>
+        <w:spacing w:after="100"/>
+      </w:pPr>
+      <w:r>
+        <w:rPr>
+          <w:b/>
+          <w:bCs/>
+          <w:color w:val="0F172A"/>
+          <w:sz w:val="28"/>
+          <w:szCs w:val="28"/>
+        </w:rPr>
+        <w:t xml:space="preserve">14. Cài Đặt PWA 1-Chạm Trên iPhone / iPad (Apple WebClip Profile)</w:t>
+      </w:r>
+    </w:p>
+    <w:p>
+      <w:pPr>
+        <w:spacing w:after="200"/>
       </w:pPr>
       <w:r>
         <w:rPr>
           <w:i/>
           <w:iCs/>
           <w:color w:val="64748B"/>
-          <w:sz w:val="18"/>
-          <w:szCs w:val="18"/>
-        </w:rPr>
-        <w:t xml:space="preserve">Hình 9: Hướng Dẫn Cài Đặt PWA Màn Hình Chính Trên iPhone / iPad</w:t>
+          <w:sz w:val="20"/>
+          <w:szCs w:val="20"/>
+        </w:rPr>
+        <w:t xml:space="preserve">Đột phá cài đặt ứng dụng trực tiếp lên Màn hình chính iOS tương tự như cài file APK Android</w:t>
+      </w:r>
+    </w:p>
+    <w:p>
+      <w:pPr>
+        <w:spacing w:after="150"/>
+      </w:pPr>
+      <w:r>
+        <w:rPr>
+          <w:b/>
+          <w:bCs/>
+          <w:color w:val="0284C7"/>
+        </w:rPr>
+        <w:t xml:space="preserve">MỤC TIÊU NGHIỆP VỤ: </w:t>
+      </w:r>
+      <w:r>
+        <w:rPr>
+          <w:sz w:val="22"/>
+          <w:szCs w:val="22"/>
+        </w:rPr>
+        <w:t xml:space="preserve">Giúp người dùng iPhone cài đặt app ViOne Connect nhanh chóng chỉ với 1 click mà không cần qua App Store.</w:t>
+      </w:r>
+    </w:p>
+    <w:p>
+      <w:pPr>
+        <w:spacing w:after="200"/>
+      </w:pPr>
+      <w:r>
+        <w:rPr>
+          <w:b/>
+          <w:bCs/>
+          <w:color w:val="B45309"/>
+        </w:rPr>
+        <w:t xml:space="preserve">ĐƯỜNG DẪN THAO TÁC: </w:t>
+      </w:r>
+      <w:r>
+        <w:rPr>
+          <w:rFonts w:ascii="Courier New" w:cs="Courier New" w:eastAsia="Courier New" w:hAnsi="Courier New"/>
+          <w:sz w:val="20"/>
+          <w:szCs w:val="20"/>
+        </w:rPr>
+        <w:t xml:space="preserve">Trình duyệt Safari trên iPhone -&gt; Truy cập trang /install hoặc tải file: /vione_ios_install.mobileconfig</w:t>
+      </w:r>
+    </w:p>
+    <w:p>
+      <w:pPr>
+        <w:spacing w:after="100"/>
+      </w:pPr>
+      <w:r>
+        <w:rPr>
+          <w:b/>
+          <w:bCs/>
+          <w:color w:val="0F172A"/>
+          <w:sz w:val="22"/>
+          <w:szCs w:val="22"/>
+        </w:rPr>
+        <w:t xml:space="preserve">CÁC BƯỚC THỰC HIỆN CHI TIẾT:</w:t>
+      </w:r>
+    </w:p>
+    <w:p>
+      <w:pPr>
+        <w:spacing w:after="80"/>
+      </w:pPr>
+      <w:r>
+        <w:rPr>
+          <w:sz w:val="21"/>
+          <w:szCs w:val="21"/>
+        </w:rPr>
+        <w:t xml:space="preserve">• Bước 1: Mở liên kết /install trên trình duyệt Safari của iPhone.</w:t>
+      </w:r>
+    </w:p>
+    <w:p>
+      <w:pPr>
+        <w:spacing w:after="80"/>
+      </w:pPr>
+      <w:r>
+        <w:rPr>
+          <w:sz w:val="21"/>
+          <w:szCs w:val="21"/>
+        </w:rPr>
+        <w:t xml:space="preserve">• Bước 2: Hoặc tải file cấu hình /vione_ios_install.mobileconfig -&gt; Safari hỏi: "Trang web này đang cố tải về một hồ sơ cấu hình. Bạn có muốn cho phép không?" -&gt; Bấm "Cho phép" (Allow).</w:t>
+      </w:r>
+    </w:p>
+    <w:p>
+      <w:pPr>
+        <w:spacing w:after="80"/>
+      </w:pPr>
+      <w:r>
+        <w:rPr>
+          <w:sz w:val="21"/>
+          <w:szCs w:val="21"/>
+        </w:rPr>
+        <w:t xml:space="preserve">• Bước 3: Mở ứng dụng "Cài đặt" (Settings) trên iPhone -&gt; Chạm vào mục "Đã tải về hồ sơ" (Profile Downloaded) ở ngay đầu.</w:t>
+      </w:r>
+    </w:p>
+    <w:p>
+      <w:pPr>
+        <w:spacing w:after="80"/>
+      </w:pPr>
+      <w:r>
+        <w:rPr>
+          <w:sz w:val="21"/>
+          <w:szCs w:val="21"/>
+        </w:rPr>
+        <w:t xml:space="preserve">• Bước 4: Nhấn nút "Cài đặt" (Install) ở góc phải trên -&gt; Nhập Mật khẩu máy -&gt; Tiếp tục bấm "Cài đặt".</w:t>
+      </w:r>
+    </w:p>
+    <w:p>
+      <w:pPr>
+        <w:spacing w:after="80"/>
+      </w:pPr>
+      <w:r>
+        <w:rPr>
+          <w:sz w:val="21"/>
+          <w:szCs w:val="21"/>
+        </w:rPr>
+        <w:t xml:space="preserve">• Bước 5: Biểu tượng ứng dụng ViOne Connect màu vàng kim sẽ xuất hiện ngay lập tức trên Màn hình chính của iPhone.</w:t>
+      </w:r>
+    </w:p>
+    <w:p>
+      <w:pPr>
+        <w:spacing w:after="80"/>
+      </w:pPr>
+      <w:r>
+        <w:rPr>
+          <w:sz w:val="21"/>
+          <w:szCs w:val="21"/>
+        </w:rPr>
+        <w:t xml:space="preserve">• Bước 6: Chạm vào biểu tượng để mở app: Ứng dụng chạy toàn màn hình Native siêu mượt, loại bỏ hoàn toàn thanh địa chỉ Safari.</w:t>
+      </w:r>
+    </w:p>
+    <w:p>
+      <w:pPr>
+        <w:spacing w:after="120" w:before="200"/>
+      </w:pPr>
+      <w:r>
+        <w:rPr>
+          <w:b/>
+          <w:bCs/>
+          <w:color w:val="0F172A"/>
+          <w:sz w:val="20"/>
+          <w:szCs w:val="20"/>
+        </w:rPr>
+        <w:t xml:space="preserve">MA TRẬN QUY TRÌNH &amp; THÔNG SỐ XỬ LÝ (WORKFLOW MATRIX):</w:t>
+      </w:r>
+    </w:p>
+    <w:tbl>
+      <w:tblPr>
+        <w:tblW w:type="pct" w:w="100%"/>
+        <w:tblBorders>
+          <w:top w:val="single" w:color="auto" w:sz="4"/>
+          <w:left w:val="single" w:color="auto" w:sz="4"/>
+          <w:bottom w:val="single" w:color="auto" w:sz="4"/>
+          <w:right w:val="single" w:color="auto" w:sz="4"/>
+          <w:insideH w:val="single" w:color="auto" w:sz="4"/>
+          <w:insideV w:val="single" w:color="auto" w:sz="4"/>
+        </w:tblBorders>
+      </w:tblPr>
+      <w:tblGrid>
+        <w:gridCol w:w="100"/>
+        <w:gridCol w:w="100"/>
+        <w:gridCol w:w="100"/>
+        <w:gridCol w:w="100"/>
+        <w:gridCol w:w="100"/>
+      </w:tblGrid>
+      <w:tr>
+        <w:tc>
+          <w:p>
+            <w:r>
+              <w:t xml:space="preserve">Bước</w:t>
+            </w:r>
+          </w:p>
+        </w:tc>
+        <w:tc>
+          <w:p>
+            <w:r>
+              <w:t xml:space="preserve">Hành Động</w:t>
+            </w:r>
+          </w:p>
+        </w:tc>
+        <w:tc>
+          <w:p>
+            <w:r>
+              <w:t xml:space="preserve">Thành Phần Giao Diện</w:t>
+            </w:r>
+          </w:p>
+        </w:tc>
+        <w:tc>
+          <w:p>
+            <w:r>
+              <w:t xml:space="preserve">Dữ Liệu Đầu Vào / Ràng Buộc</w:t>
+            </w:r>
+          </w:p>
+        </w:tc>
+        <w:tc>
+          <w:p>
+            <w:r>
+              <w:t xml:space="preserve">Kết Quả Đầu Ra</w:t>
+            </w:r>
+          </w:p>
+        </w:tc>
+      </w:tr>
+      <w:tr>
+        <w:tc>
+          <w:p>
+            <w:r>
+              <w:t xml:space="preserve">01</w:t>
+            </w:r>
+          </w:p>
+        </w:tc>
+        <w:tc>
+          <w:p>
+            <w:r>
+              <w:t xml:space="preserve">Mở Safari &amp; Tải Profile</w:t>
+            </w:r>
+          </w:p>
+        </w:tc>
+        <w:tc>
+          <w:p>
+            <w:r>
+              <w:t xml:space="preserve">Trình duyệt Safari iPhone</w:t>
+            </w:r>
+          </w:p>
+        </w:tc>
+        <w:tc>
+          <w:p>
+            <w:r>
+              <w:t xml:space="preserve">Link /vione_ios_install.mobileconfig</w:t>
+            </w:r>
+          </w:p>
+        </w:tc>
+        <w:tc>
+          <w:p>
+            <w:r>
+              <w:t xml:space="preserve">Hộp thoại Apple: Cho phép tải về</w:t>
+            </w:r>
+          </w:p>
+        </w:tc>
+      </w:tr>
+      <w:tr>
+        <w:tc>
+          <w:p>
+            <w:r>
+              <w:t xml:space="preserve">02</w:t>
+            </w:r>
+          </w:p>
+        </w:tc>
+        <w:tc>
+          <w:p>
+            <w:r>
+              <w:t xml:space="preserve">Mở Cài Đặt Máy</w:t>
+            </w:r>
+          </w:p>
+        </w:tc>
+        <w:tc>
+          <w:p>
+            <w:r>
+              <w:t xml:space="preserve">Cài Đặt (iOS Settings)</w:t>
+            </w:r>
+          </w:p>
+        </w:tc>
+        <w:tc>
+          <w:p>
+            <w:r>
+              <w:t xml:space="preserve">Mục "Đã tải về hồ sơ"</w:t>
+            </w:r>
+          </w:p>
+        </w:tc>
+        <w:tc>
+          <w:p>
+            <w:r>
+              <w:t xml:space="preserve">Xem hồ sơ ViOne Business Connect</w:t>
+            </w:r>
+          </w:p>
+        </w:tc>
+      </w:tr>
+      <w:tr>
+        <w:tc>
+          <w:p>
+            <w:r>
+              <w:t xml:space="preserve">03</w:t>
+            </w:r>
+          </w:p>
+        </w:tc>
+        <w:tc>
+          <w:p>
+            <w:r>
+              <w:t xml:space="preserve">Xác Nhận Cài Đặt</w:t>
+            </w:r>
+          </w:p>
+        </w:tc>
+        <w:tc>
+          <w:p>
+            <w:r>
+              <w:t xml:space="preserve">Nút [Cài Đặt] góc phải trên</w:t>
+            </w:r>
+          </w:p>
+        </w:tc>
+        <w:tc>
+          <w:p>
+            <w:r>
+              <w:t xml:space="preserve">Nhập Passcode mở máy</w:t>
+            </w:r>
+          </w:p>
+        </w:tc>
+        <w:tc>
+          <w:p>
+            <w:r>
+              <w:t xml:space="preserve">Xác nhận cài đặt WebClip Profile</w:t>
+            </w:r>
+          </w:p>
+        </w:tc>
+      </w:tr>
+      <w:tr>
+        <w:tc>
+          <w:p>
+            <w:r>
+              <w:t xml:space="preserve">04</w:t>
+            </w:r>
+          </w:p>
+        </w:tc>
+        <w:tc>
+          <w:p>
+            <w:r>
+              <w:t xml:space="preserve">Icon Màn Hình Chính</w:t>
+            </w:r>
+          </w:p>
+        </w:tc>
+        <w:tc>
+          <w:p>
+            <w:r>
+              <w:t xml:space="preserve">Home Screen iPhone</w:t>
+            </w:r>
+          </w:p>
+        </w:tc>
+        <w:tc>
+          <w:p>
+            <w:r>
+              <w:t xml:space="preserve">Chạm biểu tượng ViOne</w:t>
+            </w:r>
+          </w:p>
+        </w:tc>
+        <w:tc>
+          <w:p>
+            <w:r>
+              <w:t xml:space="preserve">Chạy Fullscreen Native 100%</w:t>
+            </w:r>
+          </w:p>
+        </w:tc>
+      </w:tr>
+    </w:tbl>
+    <w:p>
+      <w:pPr>
+        <w:spacing w:after="150" w:before="200"/>
+      </w:pPr>
+      <w:r>
+        <w:rPr>
+          <w:b/>
+          <w:bCs/>
+          <w:color w:val="DC2626"/>
+        </w:rPr>
+        <w:t xml:space="preserve">LƯU Ý NGHIỆP VỤ: </w:t>
+      </w:r>
+      <w:r>
+        <w:rPr>
+          <w:sz w:val="20"/>
+          <w:szCs w:val="20"/>
+        </w:rPr>
+        <w:t xml:space="preserve">BẮT BUỘC DÙNG SAFARI: Thao tác tải và cài đặt hồ sơ cấu hình trên iOS bắt buộc phải thực hiện qua trình duyệt Safari mặc định của Apple. Nếu mở qua Zalo/FB, hãy bấm [•••] chọn Mở bằng Safari.</w:t>
+      </w:r>
+    </w:p>
+    <w:p>
+      <w:pPr>
+        <w:spacing w:after="300"/>
+      </w:pPr>
+      <w:r>
+        <w:rPr>
+          <w:b/>
+          <w:bCs/>
+          <w:color w:val="2563EB"/>
+        </w:rPr>
+        <w:t xml:space="preserve">MẸO C-LEVEL: </w:t>
+      </w:r>
+      <w:r>
+        <w:rPr>
+          <w:sz w:val="20"/>
+          <w:szCs w:val="20"/>
+        </w:rPr>
+        <w:t xml:space="preserve">MẸO ĐỘT PHÁ: Giải pháp này giúp người dùng iOS cài đặt app dễ dàng như cài file APK trên Android, không lo bị thu hồi chứng chỉ doanh nghiệp.</w:t>
       </w:r>
     </w:p>
     <w:p>
@@ -2683,7 +6437,7 @@
           <w:sz w:val="20"/>
           <w:szCs w:val="20"/>
         </w:rPr>
-        <w:t xml:space="preserve">[APP · HỘP THƯ CHAT]</w:t>
+        <w:t xml:space="preserve">[APP · HỘP THƯ &amp; CUỘC GỌI]</w:t>
       </w:r>
     </w:p>
     <w:p>
@@ -2698,7 +6452,7 @@
           <w:sz w:val="28"/>
           <w:szCs w:val="28"/>
         </w:rPr>
-        <w:t xml:space="preserve">10. Hộp Thư Trực Tiếp &amp; Kênh Chat B2B Doanh Nhân (Messenger)</w:t>
+        <w:t xml:space="preserve">15. Hộp Thư Trực Tiếp &amp; Cuộc Gọi WebRTC Thoại &amp; Video Real Dual-Theme</w:t>
       </w:r>
     </w:p>
     <w:p>
@@ -2713,7 +6467,7 @@
           <w:sz w:val="20"/>
           <w:szCs w:val="20"/>
         </w:rPr>
-        <w:t xml:space="preserve">Nhắn tin trực tiếp giữa các CEO, gửi tài liệu báo giá và trò chuyện nhóm dự án</w:t>
+        <w:t xml:space="preserve">Nhắn tin trực tiếp giữa các CEO, gửi thẻ tương tác hẹn gặp, gọi thoại và gọi video nghe giọng thực tế 100%</w:t>
       </w:r>
     </w:p>
     <w:p>
@@ -2726,14 +6480,14 @@
           <w:bCs/>
           <w:color w:val="0284C7"/>
         </w:rPr>
-        <w:t xml:space="preserve">MỤC TIÊU: </w:t>
+        <w:t xml:space="preserve">MỤC TIÊU NGHIỆP VỤ: </w:t>
       </w:r>
       <w:r>
         <w:rPr>
           <w:sz w:val="22"/>
           <w:szCs w:val="22"/>
         </w:rPr>
-        <w:t xml:space="preserve">Trao đổi hợp tác làm ăn nhanh chóng, tức thời ngay trên ứng dụng di động.</w:t>
+        <w:t xml:space="preserve">Trao đổi hợp tác làm ăn nhanh chóng, thực hiện cuộc gọi chất lượng cao với âm thanh rõ nét.</w:t>
       </w:r>
     </w:p>
     <w:p>
@@ -2746,7 +6500,7 @@
           <w:bCs/>
           <w:color w:val="B45309"/>
         </w:rPr>
-        <w:t xml:space="preserve">ĐƯỜNG DẪN: </w:t>
+        <w:t xml:space="preserve">ĐƯỜNG DẪN THAO TÁC: </w:t>
       </w:r>
       <w:r>
         <w:rPr>
@@ -2793,36 +6547,268 @@
           <w:sz w:val="21"/>
           <w:szCs w:val="21"/>
         </w:rPr>
-        <w:t xml:space="preserve">• Bước 2: Chạm vào cuộc trò chuyện để mở cửa sổ chat với đối tác.</w:t>
-      </w:r>
-    </w:p>
-    <w:p>
-      <w:pPr>
-        <w:spacing w:after="80"/>
-      </w:pPr>
-      <w:r>
-        <w:rPr>
-          <w:sz w:val="21"/>
-          <w:szCs w:val="21"/>
-        </w:rPr>
-        <w:t xml:space="preserve">• Bước 3: Gửi tin nhắn văn bản, hình ảnh danh thiếp hoặc đính kèm báo giá dịch vụ.</w:t>
-      </w:r>
-    </w:p>
-    <w:p>
-      <w:pPr>
-        <w:spacing w:after="80"/>
-      </w:pPr>
-      <w:r>
-        <w:rPr>
-          <w:sz w:val="21"/>
-          <w:szCs w:val="21"/>
-        </w:rPr>
-        <w:t xml:space="preserve">• Bước 4: Bấm nút "Tạo Nhóm Mới" để tạo nhóm chat thảo luận kinh doanh giữa 3 hay nhiều lãnh đạo doanh nghiệp.</w:t>
-      </w:r>
-    </w:p>
-    <w:p>
-      <w:pPr>
-        <w:spacing w:after="150" w:before="150"/>
+        <w:t xml:space="preserve">• Bước 2: Chạm vào cuộc trò chuyện để mở cửa sổ chat với đối tác. Nhận diện các thẻ tương tác hẹn gặp trao đổi cơ hội với nút [Đồng ý hẹn] và [Từ chối].</w:t>
+      </w:r>
+    </w:p>
+    <w:p>
+      <w:pPr>
+        <w:spacing w:after="80"/>
+      </w:pPr>
+      <w:r>
+        <w:rPr>
+          <w:sz w:val="21"/>
+          <w:szCs w:val="21"/>
+        </w:rPr>
+        <w:t xml:space="preserve">• Bước 3: Gọi thoại WebRTC (Voice Call): Chạm biểu tượng Điện thoại -&gt; Cuộc gọi kết nối tức thì, giọng nói đàm thoại hai chiều rõ nét qua Web Audio API không bị chặn autoplay.</w:t>
+      </w:r>
+    </w:p>
+    <w:p>
+      <w:pPr>
+        <w:spacing w:after="80"/>
+      </w:pPr>
+      <w:r>
+        <w:rPr>
+          <w:sz w:val="21"/>
+          <w:szCs w:val="21"/>
+        </w:rPr>
+        <w:t xml:space="preserve">• Bước 4: Gọi video WebRTC (Video Call): Chạm biểu tượng Camera -&gt; Khởi tạo video hai chiều sắc nét với tính năng khử tiếng vọng và lọc tiếng ồn.</w:t>
+      </w:r>
+    </w:p>
+    <w:p>
+      <w:pPr>
+        <w:spacing w:after="80"/>
+      </w:pPr>
+      <w:r>
+        <w:rPr>
+          <w:sz w:val="21"/>
+          <w:szCs w:val="21"/>
+        </w:rPr>
+        <w:t xml:space="preserve">• Bước 5: Thiết kế Full Dual-Theme: Giao diện cuộc gọi hỗ trợ hoàn hảo cả Theme Sáng (nền trắng ngọc trai mạ vàng đồng, tên đối phương màu đen obsidian sắc nét) và Theme Tối (Obsidian Navy chữ trắng tinh khôi).</w:t>
+      </w:r>
+    </w:p>
+    <w:p>
+      <w:pPr>
+        <w:spacing w:after="120" w:before="200"/>
+      </w:pPr>
+      <w:r>
+        <w:rPr>
+          <w:b/>
+          <w:bCs/>
+          <w:color w:val="0F172A"/>
+          <w:sz w:val="20"/>
+          <w:szCs w:val="20"/>
+        </w:rPr>
+        <w:t xml:space="preserve">MA TRẬN QUY TRÌNH &amp; THÔNG SỐ XỬ LÝ (WORKFLOW MATRIX):</w:t>
+      </w:r>
+    </w:p>
+    <w:tbl>
+      <w:tblPr>
+        <w:tblW w:type="pct" w:w="100%"/>
+        <w:tblBorders>
+          <w:top w:val="single" w:color="auto" w:sz="4"/>
+          <w:left w:val="single" w:color="auto" w:sz="4"/>
+          <w:bottom w:val="single" w:color="auto" w:sz="4"/>
+          <w:right w:val="single" w:color="auto" w:sz="4"/>
+          <w:insideH w:val="single" w:color="auto" w:sz="4"/>
+          <w:insideV w:val="single" w:color="auto" w:sz="4"/>
+        </w:tblBorders>
+      </w:tblPr>
+      <w:tblGrid>
+        <w:gridCol w:w="100"/>
+        <w:gridCol w:w="100"/>
+        <w:gridCol w:w="100"/>
+        <w:gridCol w:w="100"/>
+        <w:gridCol w:w="100"/>
+      </w:tblGrid>
+      <w:tr>
+        <w:tc>
+          <w:p>
+            <w:r>
+              <w:t xml:space="preserve">Bước</w:t>
+            </w:r>
+          </w:p>
+        </w:tc>
+        <w:tc>
+          <w:p>
+            <w:r>
+              <w:t xml:space="preserve">Hành Động</w:t>
+            </w:r>
+          </w:p>
+        </w:tc>
+        <w:tc>
+          <w:p>
+            <w:r>
+              <w:t xml:space="preserve">Thành Phần Giao Diện</w:t>
+            </w:r>
+          </w:p>
+        </w:tc>
+        <w:tc>
+          <w:p>
+            <w:r>
+              <w:t xml:space="preserve">Dữ Liệu Đầu Vào / Ràng Buộc</w:t>
+            </w:r>
+          </w:p>
+        </w:tc>
+        <w:tc>
+          <w:p>
+            <w:r>
+              <w:t xml:space="preserve">Kết Quả Đầu Ra</w:t>
+            </w:r>
+          </w:p>
+        </w:tc>
+      </w:tr>
+      <w:tr>
+        <w:tc>
+          <w:p>
+            <w:r>
+              <w:t xml:space="preserve">01</w:t>
+            </w:r>
+          </w:p>
+        </w:tc>
+        <w:tc>
+          <w:p>
+            <w:r>
+              <w:t xml:space="preserve">Hộp Thư 4 Danh Mục</w:t>
+            </w:r>
+          </w:p>
+        </w:tc>
+        <w:tc>
+          <w:p>
+            <w:r>
+              <w:t xml:space="preserve">Tab [Tất cả][Chưa đọc][Nhóm][Chờ]</w:t>
+            </w:r>
+          </w:p>
+        </w:tc>
+        <w:tc>
+          <w:p>
+            <w:r>
+              <w:t xml:space="preserve">Phân loại tin nhắn</w:t>
+            </w:r>
+          </w:p>
+        </w:tc>
+        <w:tc>
+          <w:p>
+            <w:r>
+              <w:t xml:space="preserve">Tránh thư rác làm phiền CEO</w:t>
+            </w:r>
+          </w:p>
+        </w:tc>
+      </w:tr>
+      <w:tr>
+        <w:tc>
+          <w:p>
+            <w:r>
+              <w:t xml:space="preserve">02</w:t>
+            </w:r>
+          </w:p>
+        </w:tc>
+        <w:tc>
+          <w:p>
+            <w:r>
+              <w:t xml:space="preserve">Thẻ Hẹn Gặp Chat</w:t>
+            </w:r>
+          </w:p>
+        </w:tc>
+        <w:tc>
+          <w:p>
+            <w:r>
+              <w:t xml:space="preserve">OpportunityMeetingProposalCard</w:t>
+            </w:r>
+          </w:p>
+        </w:tc>
+        <w:tc>
+          <w:p>
+            <w:r>
+              <w:t xml:space="preserve">Thẻ đề xuất trong hội thoại</w:t>
+            </w:r>
+          </w:p>
+        </w:tc>
+        <w:tc>
+          <w:p>
+            <w:r>
+              <w:t xml:space="preserve">Phản hồi [Đồng ý] / [Từ chối] tức thời</w:t>
+            </w:r>
+          </w:p>
+        </w:tc>
+      </w:tr>
+      <w:tr>
+        <w:tc>
+          <w:p>
+            <w:r>
+              <w:t xml:space="preserve">03</w:t>
+            </w:r>
+          </w:p>
+        </w:tc>
+        <w:tc>
+          <w:p>
+            <w:r>
+              <w:t xml:space="preserve">Gọi Thoại WebRTC</w:t>
+            </w:r>
+          </w:p>
+        </w:tc>
+        <w:tc>
+          <w:p>
+            <w:r>
+              <w:t xml:space="preserve">Web Audio API Stream Routing</w:t>
+            </w:r>
+          </w:p>
+        </w:tc>
+        <w:tc>
+          <w:p>
+            <w:r>
+              <w:t xml:space="preserve">Nút [Gọi Điện Thoại]</w:t>
+            </w:r>
+          </w:p>
+        </w:tc>
+        <w:tc>
+          <w:p>
+            <w:r>
+              <w:t xml:space="preserve">Đàm thoại 2 chiều nghe giọng 100%</w:t>
+            </w:r>
+          </w:p>
+        </w:tc>
+      </w:tr>
+      <w:tr>
+        <w:tc>
+          <w:p>
+            <w:r>
+              <w:t xml:space="preserve">04</w:t>
+            </w:r>
+          </w:p>
+        </w:tc>
+        <w:tc>
+          <w:p>
+            <w:r>
+              <w:t xml:space="preserve">Gọi Video Dual-Theme</w:t>
+            </w:r>
+          </w:p>
+        </w:tc>
+        <w:tc>
+          <w:p>
+            <w:r>
+              <w:t xml:space="preserve">Giao diện Full Sáng &amp; Tối</w:t>
+            </w:r>
+          </w:p>
+        </w:tc>
+        <w:tc>
+          <w:p>
+            <w:r>
+              <w:t xml:space="preserve">Nút [Gọi Video Call]</w:t>
+            </w:r>
+          </w:p>
+        </w:tc>
+        <w:tc>
+          <w:p>
+            <w:r>
+              <w:t xml:space="preserve">Khử tiếng vọng &amp; Video HD sắc nét</w:t>
+            </w:r>
+          </w:p>
+        </w:tc>
+      </w:tr>
+    </w:tbl>
+    <w:p>
+      <w:pPr>
+        <w:spacing w:after="150" w:before="200"/>
       </w:pPr>
       <w:r>
         <w:rPr>
@@ -2837,12 +6823,12 @@
           <w:sz w:val="20"/>
           <w:szCs w:val="20"/>
         </w:rPr>
-        <w:t xml:space="preserve">QUẢN LÝ TIN NHẮN CHỜ: Tin nhắn từ những người chưa kết nối sẽ nằm trong Tab "Tin Nhắn Chờ" để tránh làm phiền doanh nhân.</w:t>
-      </w:r>
-    </w:p>
-    <w:p>
-      <w:pPr>
-        <w:spacing w:after="250"/>
+        <w:t xml:space="preserve">KẾT NỐI ÂM THANH THỰC TẾ: Công nghệ Web Audio API định tuyến luồng âm thanh trực tiếp từ microphone đối phương, đảm bảo nghe thấy giọng nói 100%.</w:t>
+      </w:r>
+    </w:p>
+    <w:p>
+      <w:pPr>
+        <w:spacing w:after="300"/>
       </w:pPr>
       <w:r>
         <w:rPr>
@@ -2857,69 +6843,1273 @@
           <w:sz w:val="20"/>
           <w:szCs w:val="20"/>
         </w:rPr>
-        <w:t xml:space="preserve">MẸO DOANH NHÂN: Nhận thông báo đẩy (Push Notification) ngay khi đối tác trả lời tin nhắn dù bạn đang tắt ứng dụng.</w:t>
-      </w:r>
-    </w:p>
-    <w:p>
-      <w:pPr>
+        <w:t xml:space="preserve">MẸO BẬT ÂM THANH: Nếu trình duyệt có chính sách hạn chế autoplay, ứng dụng trang bị sẵn nút "🔊 Bật âm thanh đối phương" để mở tiếng ngay tức thì.</w:t>
+      </w:r>
+    </w:p>
+    <w:p>
+      <w:pPr>
+        <w:pageBreakBefore/>
         <w:spacing w:after="100" w:before="200"/>
-        <w:jc w:val="center"/>
-      </w:pPr>
-      <w:r>
-        <w:drawing>
-          <wp:inline distT="0" distB="0" distL="0" distR="0">
-            <wp:extent cx="2476500" cy="4572000"/>
-            <wp:effectExtent t="0" r="0" b="0" l="0"/>
-            <wp:docPr id="1" name="" descr="" title=""/>
-            <wp:cNvGraphicFramePr>
-              <a:graphicFrameLocks xmlns:a="http://schemas.openxmlformats.org/drawingml/2006/main" noChangeAspect="1"/>
-            </wp:cNvGraphicFramePr>
-            <a:graphic xmlns:a="http://schemas.openxmlformats.org/drawingml/2006/main">
-              <a:graphicData uri="http://schemas.openxmlformats.org/drawingml/2006/picture">
-                <pic:pic xmlns:pic="http://schemas.openxmlformats.org/drawingml/2006/picture">
-                  <pic:nvPicPr>
-                    <pic:cNvPr id="0" name="" descr=""/>
-                    <pic:cNvPicPr>
-                      <a:picLocks noChangeAspect="1" noChangeArrowheads="1"/>
-                    </pic:cNvPicPr>
-                  </pic:nvPicPr>
-                  <pic:blipFill>
-                    <a:blip r:embed="rId16" cstate="none"/>
-                    <a:srcRect/>
-                    <a:stretch>
-                      <a:fillRect/>
-                    </a:stretch>
-                  </pic:blipFill>
-                  <pic:spPr bwMode="auto">
-                    <a:xfrm>
-                      <a:off x="0" y="0"/>
-                      <a:ext cx="2476500" cy="4572000"/>
-                    </a:xfrm>
-                    <a:prstGeom prst="rect">
-                      <a:avLst/>
-                    </a:prstGeom>
-                  </pic:spPr>
-                </pic:pic>
-              </a:graphicData>
-            </a:graphic>
-          </wp:inline>
-        </w:drawing>
-      </w:r>
-    </w:p>
-    <w:p>
-      <w:pPr>
-        <w:spacing w:after="400"/>
-        <w:jc w:val="center"/>
+      </w:pPr>
+      <w:r>
+        <w:rPr>
+          <w:b/>
+          <w:bCs/>
+          <w:color w:val="B45309"/>
+          <w:sz w:val="20"/>
+          <w:szCs w:val="20"/>
+        </w:rPr>
+        <w:t xml:space="preserve">[APP · KẾT NỐI SONG PHƯƠNG]</w:t>
+      </w:r>
+    </w:p>
+    <w:p>
+      <w:pPr>
+        <w:spacing w:after="100"/>
+      </w:pPr>
+      <w:r>
+        <w:rPr>
+          <w:b/>
+          <w:bCs/>
+          <w:color w:val="0F172A"/>
+          <w:sz w:val="28"/>
+          <w:szCs w:val="28"/>
+        </w:rPr>
+        <w:t xml:space="preserve">16. Bắt Tay Kết Nối Song Phương Thời Gian Thực Qua Mã QR &amp; WebSocket (Incoming QR Handshake)</w:t>
+      </w:r>
+    </w:p>
+    <w:p>
+      <w:pPr>
+        <w:spacing w:after="200"/>
       </w:pPr>
       <w:r>
         <w:rPr>
           <w:i/>
           <w:iCs/>
           <w:color w:val="64748B"/>
-          <w:sz w:val="18"/>
-          <w:szCs w:val="18"/>
-        </w:rPr>
-        <w:t xml:space="preserve">Hình 10: Hộp Thư Trực Tiếp &amp; Kênh Chat B2B Doanh Nhân</w:t>
+          <w:sz w:val="20"/>
+          <w:szCs w:val="20"/>
+        </w:rPr>
+        <w:t xml:space="preserve">Quét mã QR kết nối tức thì, tự động kích hoạt Modal yêu cầu kết nối song phương thời gian thực trên cả Web và Mobile</w:t>
+      </w:r>
+    </w:p>
+    <w:p>
+      <w:pPr>
+        <w:spacing w:after="150"/>
+      </w:pPr>
+      <w:r>
+        <w:rPr>
+          <w:b/>
+          <w:bCs/>
+          <w:color w:val="0284C7"/>
+        </w:rPr>
+        <w:t xml:space="preserve">MỤC TIÊU NGHIỆP VỤ: </w:t>
+      </w:r>
+      <w:r>
+        <w:rPr>
+          <w:sz w:val="22"/>
+          <w:szCs w:val="22"/>
+        </w:rPr>
+        <w:t xml:space="preserve">Thiết lập quy trình bắt tay giao thương hai chiều minh bạch, người được quét nhận thông báo và quyết định đồng ý kết nối ngay lập tức.</w:t>
+      </w:r>
+    </w:p>
+    <w:p>
+      <w:pPr>
+        <w:spacing w:after="200"/>
+      </w:pPr>
+      <w:r>
+        <w:rPr>
+          <w:b/>
+          <w:bCs/>
+          <w:color w:val="B45309"/>
+        </w:rPr>
+        <w:t xml:space="preserve">ĐƯỜNG DẪN THAO TÁC: </w:t>
+      </w:r>
+      <w:r>
+        <w:rPr>
+          <w:rFonts w:ascii="Courier New" w:cs="Courier New" w:eastAsia="Courier New" w:hAnsi="Courier New"/>
+          <w:sz w:val="20"/>
+          <w:szCs w:val="20"/>
+        </w:rPr>
+        <w:t xml:space="preserve">Thanh điều hướng đáy / Header -&gt; Quét QR (ScanQrModal) -&gt; Phát sự kiện WebSocket qr:connect</w:t>
+      </w:r>
+    </w:p>
+    <w:p>
+      <w:pPr>
+        <w:spacing w:after="100"/>
+      </w:pPr>
+      <w:r>
+        <w:rPr>
+          <w:b/>
+          <w:bCs/>
+          <w:color w:val="0F172A"/>
+          <w:sz w:val="22"/>
+          <w:szCs w:val="22"/>
+        </w:rPr>
+        <w:t xml:space="preserve">CÁC BƯỚC THỰC HIỆN CHI TIẾT:</w:t>
+      </w:r>
+    </w:p>
+    <w:p>
+      <w:pPr>
+        <w:spacing w:after="80"/>
+      </w:pPr>
+      <w:r>
+        <w:rPr>
+          <w:sz w:val="21"/>
+          <w:szCs w:val="21"/>
+        </w:rPr>
+        <w:t xml:space="preserve">• Bước 1: Doanh nhân A mở chức năng Quét QR trên ứng dụng ViOne Mobile hoặc Web PWA.</w:t>
+      </w:r>
+    </w:p>
+    <w:p>
+      <w:pPr>
+        <w:spacing w:after="80"/>
+      </w:pPr>
+      <w:r>
+        <w:rPr>
+          <w:sz w:val="21"/>
+          <w:szCs w:val="21"/>
+        </w:rPr>
+        <w:t xml:space="preserve">• Bước 2: Hướng camera vào mã QR danh thiếp của Doanh nhân B (hoặc quét NFC). Ứng dụng giải mã token danh thiếp và phát sự kiện WebSocket "qr:connect" lên ConnectAppGateway.</w:t>
+      </w:r>
+    </w:p>
+    <w:p>
+      <w:pPr>
+        <w:spacing w:after="80"/>
+      </w:pPr>
+      <w:r>
+        <w:rPr>
+          <w:sz w:val="21"/>
+          <w:szCs w:val="21"/>
+        </w:rPr>
+        <w:t xml:space="preserve">• Bước 3: Ngay lập tức, màn hình ứng dụng của Doanh nhân B (dù đang dùng Web hay Native App) tự động bật Modal kết nối song phương (IncomingConnectionModal / IncomingQrConnectionModal).</w:t>
+      </w:r>
+    </w:p>
+    <w:p>
+      <w:pPr>
+        <w:spacing w:after="80"/>
+      </w:pPr>
+      <w:r>
+        <w:rPr>
+          <w:sz w:val="21"/>
+          <w:szCs w:val="21"/>
+        </w:rPr>
+        <w:t xml:space="preserve">• Bước 4: Doanh nhân B xem đầy đủ thông tin: Ảnh đại diện, họ tên, chức vụ, tên công ty của Doanh nhân A kèm lời mời kết nối kinh doanh.</w:t>
+      </w:r>
+    </w:p>
+    <w:p>
+      <w:pPr>
+        <w:spacing w:after="80"/>
+      </w:pPr>
+      <w:r>
+        <w:rPr>
+          <w:sz w:val="21"/>
+          <w:szCs w:val="21"/>
+        </w:rPr>
+        <w:t xml:space="preserve">• Bước 5: Doanh nhân B bấm nút [Đồng ý kết nối] mạ vàng Champagne Gold: Hệ thống phát sự kiện "connection:respond" (accept), tự động lưu kết nối vào CSDL, bắn thông báo thành công cho Doanh nhân A và mở kênh trò chuyện trực tiếp 1-1.</w:t>
+      </w:r>
+    </w:p>
+    <w:p>
+      <w:pPr>
+        <w:spacing w:after="120" w:before="200"/>
+      </w:pPr>
+      <w:r>
+        <w:rPr>
+          <w:b/>
+          <w:bCs/>
+          <w:color w:val="0F172A"/>
+          <w:sz w:val="20"/>
+          <w:szCs w:val="20"/>
+        </w:rPr>
+        <w:t xml:space="preserve">MA TRẬN QUY TRÌNH &amp; THÔNG SỐ XỬ LÝ (WORKFLOW MATRIX):</w:t>
+      </w:r>
+    </w:p>
+    <w:tbl>
+      <w:tblPr>
+        <w:tblW w:type="pct" w:w="100%"/>
+        <w:tblBorders>
+          <w:top w:val="single" w:color="auto" w:sz="4"/>
+          <w:left w:val="single" w:color="auto" w:sz="4"/>
+          <w:bottom w:val="single" w:color="auto" w:sz="4"/>
+          <w:right w:val="single" w:color="auto" w:sz="4"/>
+          <w:insideH w:val="single" w:color="auto" w:sz="4"/>
+          <w:insideV w:val="single" w:color="auto" w:sz="4"/>
+        </w:tblBorders>
+      </w:tblPr>
+      <w:tblGrid>
+        <w:gridCol w:w="100"/>
+        <w:gridCol w:w="100"/>
+        <w:gridCol w:w="100"/>
+        <w:gridCol w:w="100"/>
+        <w:gridCol w:w="100"/>
+      </w:tblGrid>
+      <w:tr>
+        <w:tc>
+          <w:p>
+            <w:r>
+              <w:t xml:space="preserve">Bước</w:t>
+            </w:r>
+          </w:p>
+        </w:tc>
+        <w:tc>
+          <w:p>
+            <w:r>
+              <w:t xml:space="preserve">Hành Động</w:t>
+            </w:r>
+          </w:p>
+        </w:tc>
+        <w:tc>
+          <w:p>
+            <w:r>
+              <w:t xml:space="preserve">Thành Phần Giao Diện</w:t>
+            </w:r>
+          </w:p>
+        </w:tc>
+        <w:tc>
+          <w:p>
+            <w:r>
+              <w:t xml:space="preserve">Dữ Liệu Đầu Vào / Ràng Buộc</w:t>
+            </w:r>
+          </w:p>
+        </w:tc>
+        <w:tc>
+          <w:p>
+            <w:r>
+              <w:t xml:space="preserve">Kết Quả Đầu Ra</w:t>
+            </w:r>
+          </w:p>
+        </w:tc>
+      </w:tr>
+      <w:tr>
+        <w:tc>
+          <w:p>
+            <w:r>
+              <w:t xml:space="preserve">01</w:t>
+            </w:r>
+          </w:p>
+        </w:tc>
+        <w:tc>
+          <w:p>
+            <w:r>
+              <w:t xml:space="preserve">Quét QR Danh Thiếp</w:t>
+            </w:r>
+          </w:p>
+        </w:tc>
+        <w:tc>
+          <w:p>
+            <w:r>
+              <w:t xml:space="preserve">ScanQrModal Camera View</w:t>
+            </w:r>
+          </w:p>
+        </w:tc>
+        <w:tc>
+          <w:p>
+            <w:r>
+              <w:t xml:space="preserve">Mã QR Doanh nhân B</w:t>
+            </w:r>
+          </w:p>
+        </w:tc>
+        <w:tc>
+          <w:p>
+            <w:r>
+              <w:t xml:space="preserve">Phát socket qr:connect</w:t>
+            </w:r>
+          </w:p>
+        </w:tc>
+      </w:tr>
+      <w:tr>
+        <w:tc>
+          <w:p>
+            <w:r>
+              <w:t xml:space="preserve">02</w:t>
+            </w:r>
+          </w:p>
+        </w:tc>
+        <w:tc>
+          <w:p>
+            <w:r>
+              <w:t xml:space="preserve">Thông Báo Song Phương</w:t>
+            </w:r>
+          </w:p>
+        </w:tc>
+        <w:tc>
+          <w:p>
+            <w:r>
+              <w:t xml:space="preserve">IncomingQrConnectionModal</w:t>
+            </w:r>
+          </w:p>
+        </w:tc>
+        <w:tc>
+          <w:p>
+            <w:r>
+              <w:t xml:space="preserve">Sự kiện connection:incoming</w:t>
+            </w:r>
+          </w:p>
+        </w:tc>
+        <w:tc>
+          <w:p>
+            <w:r>
+              <w:t xml:space="preserve">Bật Modal tức thì trên thiết bị B</w:t>
+            </w:r>
+          </w:p>
+        </w:tc>
+      </w:tr>
+      <w:tr>
+        <w:tc>
+          <w:p>
+            <w:r>
+              <w:t xml:space="preserve">03</w:t>
+            </w:r>
+          </w:p>
+        </w:tc>
+        <w:tc>
+          <w:p>
+            <w:r>
+              <w:t xml:space="preserve">Phản Hồi Kết Nối</w:t>
+            </w:r>
+          </w:p>
+        </w:tc>
+        <w:tc>
+          <w:p>
+            <w:r>
+              <w:t xml:space="preserve">Nút [Đồng ý] / [Để sau]</w:t>
+            </w:r>
+          </w:p>
+        </w:tc>
+        <w:tc>
+          <w:p>
+            <w:r>
+              <w:t xml:space="preserve">Thao tác chạm của B</w:t>
+            </w:r>
+          </w:p>
+        </w:tc>
+        <w:tc>
+          <w:p>
+            <w:r>
+              <w:t xml:space="preserve">Phát socket connection:respond</w:t>
+            </w:r>
+          </w:p>
+        </w:tc>
+      </w:tr>
+      <w:tr>
+        <w:tc>
+          <w:p>
+            <w:r>
+              <w:t xml:space="preserve">04</w:t>
+            </w:r>
+          </w:p>
+        </w:tc>
+        <w:tc>
+          <w:p>
+            <w:r>
+              <w:t xml:space="preserve">Đồng Bộ Danh Bạ</w:t>
+            </w:r>
+          </w:p>
+        </w:tc>
+        <w:tc>
+          <w:p>
+            <w:r>
+              <w:t xml:space="preserve">Network Contacts &amp; Chat</w:t>
+            </w:r>
+          </w:p>
+        </w:tc>
+        <w:tc>
+          <w:p>
+            <w:r>
+              <w:t xml:space="preserve">Event connection:accepted</w:t>
+            </w:r>
+          </w:p>
+        </w:tc>
+        <w:tc>
+          <w:p>
+            <w:r>
+              <w:t xml:space="preserve">Lưu CSDL &amp; mở kênh Chat 1-1</w:t>
+            </w:r>
+          </w:p>
+        </w:tc>
+      </w:tr>
+    </w:tbl>
+    <w:p>
+      <w:pPr>
+        <w:spacing w:after="150" w:before="200"/>
+      </w:pPr>
+      <w:r>
+        <w:rPr>
+          <w:b/>
+          <w:bCs/>
+          <w:color w:val="DC2626"/>
+        </w:rPr>
+        <w:t xml:space="preserve">LƯU Ý NGHIỆP VỤ: </w:t>
+      </w:r>
+      <w:r>
+        <w:rPr>
+          <w:sz w:val="20"/>
+          <w:szCs w:val="20"/>
+        </w:rPr>
+        <w:t xml:space="preserve">AN TOÀN DANH TÍNH DOANH NHÂN: Người được quét hoàn toàn chủ động từ chối nếu không phù hợp qua nút [Để sau / Từ chối], đảm bảo tuyệt đối quyền riêng tư và tránh bị làm phiền.</w:t>
+      </w:r>
+    </w:p>
+    <w:p>
+      <w:pPr>
+        <w:spacing w:after="300"/>
+      </w:pPr>
+      <w:r>
+        <w:rPr>
+          <w:b/>
+          <w:bCs/>
+          <w:color w:val="2563EB"/>
+        </w:rPr>
+        <w:t xml:space="preserve">MẸO C-LEVEL: </w:t>
+      </w:r>
+      <w:r>
+        <w:rPr>
+          <w:sz w:val="20"/>
+          <w:szCs w:val="20"/>
+        </w:rPr>
+        <w:t xml:space="preserve">MẸO GIAO THƯƠNG: Kết nối song phương thành công sẽ tự động mở khóa tính năng chia sẻ danh thiếp vCard và cho phép gửi thẻ đề xuất hẹn gặp 1-on-1 trong hộp thư chat.</w:t>
+      </w:r>
+    </w:p>
+    <w:p>
+      <w:pPr>
+        <w:pageBreakBefore/>
+        <w:spacing w:after="100" w:before="200"/>
+      </w:pPr>
+      <w:r>
+        <w:rPr>
+          <w:b/>
+          <w:bCs/>
+          <w:color w:val="B45309"/>
+          <w:sz w:val="20"/>
+          <w:szCs w:val="20"/>
+        </w:rPr>
+        <w:t xml:space="preserve">[APP · TRỢ LÝ AI &amp; HỒ SƠ]</w:t>
+      </w:r>
+    </w:p>
+    <w:p>
+      <w:pPr>
+        <w:spacing w:after="100"/>
+      </w:pPr>
+      <w:r>
+        <w:rPr>
+          <w:b/>
+          <w:bCs/>
+          <w:color w:val="0F172A"/>
+          <w:sz w:val="28"/>
+          <w:szCs w:val="28"/>
+        </w:rPr>
+        <w:t xml:space="preserve">17. Trợ Lý ViOne AI Copilot Đa Năng C-Level &amp; Quản Lý Hồ Sơ Cá Nhân Native Parity</w:t>
+      </w:r>
+    </w:p>
+    <w:p>
+      <w:pPr>
+        <w:spacing w:after="200"/>
+      </w:pPr>
+      <w:r>
+        <w:rPr>
+          <w:i/>
+          <w:iCs/>
+          <w:color w:val="64748B"/>
+          <w:sz w:val="20"/>
+          <w:szCs w:val="20"/>
+        </w:rPr>
+        <w:t xml:space="preserve">Trợ lý AI thông minh giải đáp mọi dữ liệu nền tảng, thiết kế giao diện không che khuất, và trình chỉnh sửa hồ sơ C-Level thuần Native</w:t>
+      </w:r>
+    </w:p>
+    <w:p>
+      <w:pPr>
+        <w:spacing w:after="150"/>
+      </w:pPr>
+      <w:r>
+        <w:rPr>
+          <w:b/>
+          <w:bCs/>
+          <w:color w:val="0284C7"/>
+        </w:rPr>
+        <w:t xml:space="preserve">MỤC TIÊU NGHIỆP VỤ: </w:t>
+      </w:r>
+      <w:r>
+        <w:rPr>
+          <w:sz w:val="22"/>
+          <w:szCs w:val="22"/>
+        </w:rPr>
+        <w:t xml:space="preserve">Cung cấp năng lực trợ lý ảo thông thái nắm trọn vẹn thông tin tài khoản, sự kiện, cộng đồng và chuẩn hóa công cụ chỉnh sửa danh thiếp số trên di động.</w:t>
+      </w:r>
+    </w:p>
+    <w:p>
+      <w:pPr>
+        <w:spacing w:after="200"/>
+      </w:pPr>
+      <w:r>
+        <w:rPr>
+          <w:b/>
+          <w:bCs/>
+          <w:color w:val="B45309"/>
+        </w:rPr>
+        <w:t xml:space="preserve">ĐƯỜNG DẪN THAO TÁC: </w:t>
+      </w:r>
+      <w:r>
+        <w:rPr>
+          <w:rFonts w:ascii="Courier New" w:cs="Courier New" w:eastAsia="Courier New" w:hAnsi="Courier New"/>
+          <w:sz w:val="20"/>
+          <w:szCs w:val="20"/>
+        </w:rPr>
+        <w:t xml:space="preserve">Header Trang Chủ / Tab Tôi -&gt; Trợ lý AI ViOne Copilot / Nút [Chỉnh sửa hồ sơ]</w:t>
+      </w:r>
+    </w:p>
+    <w:p>
+      <w:pPr>
+        <w:spacing w:after="100"/>
+      </w:pPr>
+      <w:r>
+        <w:rPr>
+          <w:b/>
+          <w:bCs/>
+          <w:color w:val="0F172A"/>
+          <w:sz w:val="22"/>
+          <w:szCs w:val="22"/>
+        </w:rPr>
+        <w:t xml:space="preserve">CÁC BƯỚC THỰC HIỆN CHI TIẾT:</w:t>
+      </w:r>
+    </w:p>
+    <w:p>
+      <w:pPr>
+        <w:spacing w:after="80"/>
+      </w:pPr>
+      <w:r>
+        <w:rPr>
+          <w:sz w:val="21"/>
+          <w:szCs w:val="21"/>
+        </w:rPr>
+        <w:t xml:space="preserve">• Bước 1: Chạm vào Trợ lý AI ViOne Copilot (nút micro hoặc nút AI nổi có thể kéo thả PanResponder và đóng mở linh hoạt).</w:t>
+      </w:r>
+    </w:p>
+    <w:p>
+      <w:pPr>
+        <w:spacing w:after="80"/>
+      </w:pPr>
+      <w:r>
+        <w:rPr>
+          <w:sz w:val="21"/>
+          <w:szCs w:val="21"/>
+        </w:rPr>
+        <w:t xml:space="preserve">• Bước 2: Giao diện AI xuất hiện với cấu trúc chuẩn: Header cố định không đè lấn sóng micro, Footer nhập câu hỏi luôn neo cứng ở đáy qua KeyboardAvoidingView.</w:t>
+      </w:r>
+    </w:p>
+    <w:p>
+      <w:pPr>
+        <w:spacing w:after="80"/>
+      </w:pPr>
+      <w:r>
+        <w:rPr>
+          <w:sz w:val="21"/>
+          <w:szCs w:val="21"/>
+        </w:rPr>
+        <w:t xml:space="preserve">• Bước 3: Người dùng có thể hỏi bất kỳ câu hỏi nào: "Sự kiện nào đang diễn ra?", "Tôi đang tham gia những cộng đồng nào?", "Tài khoản của tôi có bao nhiêu kết nối?", "Tôi có cơ hội kinh doanh nào mới không?". AI phân tích ngữ cảnh người dùng theo thời gian thực và trả lời chi tiết kèm Evidence Cards và Suggested Actions.</w:t>
+      </w:r>
+    </w:p>
+    <w:p>
+      <w:pPr>
+        <w:spacing w:after="80"/>
+      </w:pPr>
+      <w:r>
+        <w:rPr>
+          <w:sz w:val="21"/>
+          <w:szCs w:val="21"/>
+        </w:rPr>
+        <w:t xml:space="preserve">• Bước 4: Tại màn hình Tôi (ProfileScreen), chạm nút "Chỉnh sửa" mở EditProfileModal chuẩn Native: Cập nhật họ tên hiển thị, chức danh, công ty, ngành nghề, số điện thoại, email, website và tiểu sử điều hành.</w:t>
+      </w:r>
+    </w:p>
+    <w:p>
+      <w:pPr>
+        <w:spacing w:after="80"/>
+      </w:pPr>
+      <w:r>
+        <w:rPr>
+          <w:sz w:val="21"/>
+          <w:szCs w:val="21"/>
+        </w:rPr>
+        <w:t xml:space="preserve">• Bước 5: Bấm [Lưu thay đổi]: Dữ liệu đồng bộ tức thì lên hệ thống, cập nhật danh thiếp số 3D Titanium và phản ánh ngay vào thẻ hồ sơ hiển thị cho đối tác.</w:t>
+      </w:r>
+    </w:p>
+    <w:p>
+      <w:pPr>
+        <w:spacing w:after="120" w:before="200"/>
+      </w:pPr>
+      <w:r>
+        <w:rPr>
+          <w:b/>
+          <w:bCs/>
+          <w:color w:val="0F172A"/>
+          <w:sz w:val="20"/>
+          <w:szCs w:val="20"/>
+        </w:rPr>
+        <w:t xml:space="preserve">MA TRẬN QUY TRÌNH &amp; THÔNG SỐ XỬ LÝ (WORKFLOW MATRIX):</w:t>
+      </w:r>
+    </w:p>
+    <w:tbl>
+      <w:tblPr>
+        <w:tblW w:type="pct" w:w="100%"/>
+        <w:tblBorders>
+          <w:top w:val="single" w:color="auto" w:sz="4"/>
+          <w:left w:val="single" w:color="auto" w:sz="4"/>
+          <w:bottom w:val="single" w:color="auto" w:sz="4"/>
+          <w:right w:val="single" w:color="auto" w:sz="4"/>
+          <w:insideH w:val="single" w:color="auto" w:sz="4"/>
+          <w:insideV w:val="single" w:color="auto" w:sz="4"/>
+        </w:tblBorders>
+      </w:tblPr>
+      <w:tblGrid>
+        <w:gridCol w:w="100"/>
+        <w:gridCol w:w="100"/>
+        <w:gridCol w:w="100"/>
+        <w:gridCol w:w="100"/>
+        <w:gridCol w:w="100"/>
+      </w:tblGrid>
+      <w:tr>
+        <w:tc>
+          <w:p>
+            <w:r>
+              <w:t xml:space="preserve">Bước</w:t>
+            </w:r>
+          </w:p>
+        </w:tc>
+        <w:tc>
+          <w:p>
+            <w:r>
+              <w:t xml:space="preserve">Hành Động</w:t>
+            </w:r>
+          </w:p>
+        </w:tc>
+        <w:tc>
+          <w:p>
+            <w:r>
+              <w:t xml:space="preserve">Thành Phần Giao Diện</w:t>
+            </w:r>
+          </w:p>
+        </w:tc>
+        <w:tc>
+          <w:p>
+            <w:r>
+              <w:t xml:space="preserve">Dữ Liệu Đầu Vào / Ràng Buộc</w:t>
+            </w:r>
+          </w:p>
+        </w:tc>
+        <w:tc>
+          <w:p>
+            <w:r>
+              <w:t xml:space="preserve">Kết Quả Đầu Ra</w:t>
+            </w:r>
+          </w:p>
+        </w:tc>
+      </w:tr>
+      <w:tr>
+        <w:tc>
+          <w:p>
+            <w:r>
+              <w:t xml:space="preserve">01</w:t>
+            </w:r>
+          </w:p>
+        </w:tc>
+        <w:tc>
+          <w:p>
+            <w:r>
+              <w:t xml:space="preserve">Kích Hoạt AI Copilot</w:t>
+            </w:r>
+          </w:p>
+        </w:tc>
+        <w:tc>
+          <w:p>
+            <w:r>
+              <w:t xml:space="preserve">Floating AI / Header Micro</w:t>
+            </w:r>
+          </w:p>
+        </w:tc>
+        <w:tc>
+          <w:p>
+            <w:r>
+              <w:t xml:space="preserve">Voice hoặc Text câu hỏi</w:t>
+            </w:r>
+          </w:p>
+        </w:tc>
+        <w:tc>
+          <w:p>
+            <w:r>
+              <w:t xml:space="preserve">Mở ViOneVoiceAssistantModal</w:t>
+            </w:r>
+          </w:p>
+        </w:tc>
+      </w:tr>
+      <w:tr>
+        <w:tc>
+          <w:p>
+            <w:r>
+              <w:t xml:space="preserve">02</w:t>
+            </w:r>
+          </w:p>
+        </w:tc>
+        <w:tc>
+          <w:p>
+            <w:r>
+              <w:t xml:space="preserve">Phân Tích Động</w:t>
+            </w:r>
+          </w:p>
+        </w:tc>
+        <w:tc>
+          <w:p>
+            <w:r>
+              <w:t xml:space="preserve">Backend AiService API</w:t>
+            </w:r>
+          </w:p>
+        </w:tc>
+        <w:tc>
+          <w:p>
+            <w:r>
+              <w:t xml:space="preserve">Context user &amp; nền tảng</w:t>
+            </w:r>
+          </w:p>
+        </w:tc>
+        <w:tc>
+          <w:p>
+            <w:r>
+              <w:t xml:space="preserve">Dữ liệu sự kiện, cộng đồng, leads</w:t>
+            </w:r>
+          </w:p>
+        </w:tc>
+      </w:tr>
+      <w:tr>
+        <w:tc>
+          <w:p>
+            <w:r>
+              <w:t xml:space="preserve">03</w:t>
+            </w:r>
+          </w:p>
+        </w:tc>
+        <w:tc>
+          <w:p>
+            <w:r>
+              <w:t xml:space="preserve">Hiển Thị Trực Quan</w:t>
+            </w:r>
+          </w:p>
+        </w:tc>
+        <w:tc>
+          <w:p>
+            <w:r>
+              <w:t xml:space="preserve">Evidence Cards &amp; Action Chips</w:t>
+            </w:r>
+          </w:p>
+        </w:tc>
+        <w:tc>
+          <w:p>
+            <w:r>
+              <w:t xml:space="preserve">Response Markdown &amp; Chips</w:t>
+            </w:r>
+          </w:p>
+        </w:tc>
+        <w:tc>
+          <w:p>
+            <w:r>
+              <w:t xml:space="preserve">Trả lời thông thái không rập khuôn</w:t>
+            </w:r>
+          </w:p>
+        </w:tc>
+      </w:tr>
+      <w:tr>
+        <w:tc>
+          <w:p>
+            <w:r>
+              <w:t xml:space="preserve">04</w:t>
+            </w:r>
+          </w:p>
+        </w:tc>
+        <w:tc>
+          <w:p>
+            <w:r>
+              <w:t xml:space="preserve">Chỉnh Sửa Hồ Sơ</w:t>
+            </w:r>
+          </w:p>
+        </w:tc>
+        <w:tc>
+          <w:p>
+            <w:r>
+              <w:t xml:space="preserve">EditProfileModal Native</w:t>
+            </w:r>
+          </w:p>
+        </w:tc>
+        <w:tc>
+          <w:p>
+            <w:r>
+              <w:t xml:space="preserve">Form 8 trường thông tin</w:t>
+            </w:r>
+          </w:p>
+        </w:tc>
+        <w:tc>
+          <w:p>
+            <w:r>
+              <w:t xml:space="preserve">Lưu CSDL &amp; Cập nhật danh thiếp</w:t>
+            </w:r>
+          </w:p>
+        </w:tc>
+      </w:tr>
+    </w:tbl>
+    <w:p>
+      <w:pPr>
+        <w:spacing w:after="150" w:before="200"/>
+      </w:pPr>
+      <w:r>
+        <w:rPr>
+          <w:b/>
+          <w:bCs/>
+          <w:color w:val="DC2626"/>
+        </w:rPr>
+        <w:t xml:space="preserve">LƯU Ý NGHIỆP VỤ: </w:t>
+      </w:r>
+      <w:r>
+        <w:rPr>
+          <w:sz w:val="20"/>
+          <w:szCs w:val="20"/>
+        </w:rPr>
+        <w:t xml:space="preserve">KHÔNG RẬP KHUÔN: AI Copilot liên tục truy vấn dữ liệu thực tế từ tài khoản và hệ thống, cam kết phản hồi chính xác 100% mọi dữ liệu trong hệ sinh thái ViOne.</w:t>
+      </w:r>
+    </w:p>
+    <w:p>
+      <w:pPr>
+        <w:spacing w:after="300"/>
+      </w:pPr>
+      <w:r>
+        <w:rPr>
+          <w:b/>
+          <w:bCs/>
+          <w:color w:val="2563EB"/>
+        </w:rPr>
+        <w:t xml:space="preserve">MẸO C-LEVEL: </w:t>
+      </w:r>
+      <w:r>
+        <w:rPr>
+          <w:sz w:val="20"/>
+          <w:szCs w:val="20"/>
+        </w:rPr>
+        <w:t xml:space="preserve">MẸO QUẢN TRỊ AI: Người dùng có thể tắt nút AI nổi ở trang chủ khi muốn màn hình thoáng hơn, và dễ dàng bật lại bất kỳ lúc nào tại mục Cài Đặt trên Tab Tôi.</w:t>
+      </w:r>
+    </w:p>
+    <w:p>
+      <w:pPr>
+        <w:pageBreakBefore/>
+        <w:spacing w:after="100" w:before="200"/>
+      </w:pPr>
+      <w:r>
+        <w:rPr>
+          <w:b/>
+          <w:bCs/>
+          <w:color w:val="B45309"/>
+          <w:sz w:val="20"/>
+          <w:szCs w:val="20"/>
+        </w:rPr>
+        <w:t xml:space="preserve">[APP · 5 PHÂN HỆ NÂNG CẤP]</w:t>
+      </w:r>
+    </w:p>
+    <w:p>
+      <w:pPr>
+        <w:spacing w:after="100"/>
+      </w:pPr>
+      <w:r>
+        <w:rPr>
+          <w:b/>
+          <w:bCs/>
+          <w:color w:val="0F172A"/>
+          <w:sz w:val="28"/>
+          <w:szCs w:val="28"/>
+        </w:rPr>
+        <w:t xml:space="preserve">18. Hoàn Thiện 5 Phân Hệ Trọng Yếu: AI Copilot Typewriter, Đăng Tin &amp; Khoảnh Khắc, Hộp Thư, Thẻ Doanh Nhân &amp; CRM Khách Hàng</w:t>
+      </w:r>
+    </w:p>
+    <w:p>
+      <w:pPr>
+        <w:spacing w:after="200"/>
+      </w:pPr>
+      <w:r>
+        <w:rPr>
+          <w:i/>
+          <w:iCs/>
+          <w:color w:val="64748B"/>
+          <w:sz w:val="20"/>
+          <w:szCs w:val="20"/>
+        </w:rPr>
+        <w:t xml:space="preserve">Nâng cấp toàn diện trải nghiệm người dùng với AI trung thực, luồng tạo nội dung linh hoạt, chat liền mạch và quản trị khách hàng C-Level</w:t>
+      </w:r>
+    </w:p>
+    <w:p>
+      <w:pPr>
+        <w:spacing w:after="150"/>
+      </w:pPr>
+      <w:r>
+        <w:rPr>
+          <w:b/>
+          <w:bCs/>
+          <w:color w:val="0284C7"/>
+        </w:rPr>
+        <w:t xml:space="preserve">MỤC TIÊU NGHIỆP VỤ: </w:t>
+      </w:r>
+      <w:r>
+        <w:rPr>
+          <w:sz w:val="22"/>
+          <w:szCs w:val="22"/>
+        </w:rPr>
+        <w:t xml:space="preserve">Cung cấp trải nghiệm mượt mà, chính xác và chuyên nghiệp nhất trên toàn bộ hệ sinh thái ứng dụng ViOne.</w:t>
+      </w:r>
+    </w:p>
+    <w:p>
+      <w:pPr>
+        <w:spacing w:after="200"/>
+      </w:pPr>
+      <w:r>
+        <w:rPr>
+          <w:b/>
+          <w:bCs/>
+          <w:color w:val="B45309"/>
+        </w:rPr>
+        <w:t xml:space="preserve">ĐƯỜNG DẪN THAO TÁC: </w:t>
+      </w:r>
+      <w:r>
+        <w:rPr>
+          <w:rFonts w:ascii="Courier New" w:cs="Courier New" w:eastAsia="Courier New" w:hAnsi="Courier New"/>
+          <w:sz w:val="20"/>
+          <w:szCs w:val="20"/>
+        </w:rPr>
+        <w:t xml:space="preserve">Trang Chủ / Mạng Lưới / Đăng Khoảnh Khắc / Hộp Thư / Khách Hàng CRM</w:t>
+      </w:r>
+    </w:p>
+    <w:p>
+      <w:pPr>
+        <w:spacing w:after="100"/>
+      </w:pPr>
+      <w:r>
+        <w:rPr>
+          <w:b/>
+          <w:bCs/>
+          <w:color w:val="0F172A"/>
+          <w:sz w:val="22"/>
+          <w:szCs w:val="22"/>
+        </w:rPr>
+        <w:t xml:space="preserve">CÁC BƯỚC THỰC HIỆN CHI TIẾT:</w:t>
+      </w:r>
+    </w:p>
+    <w:p>
+      <w:pPr>
+        <w:spacing w:after="80"/>
+      </w:pPr>
+      <w:r>
+        <w:rPr>
+          <w:sz w:val="21"/>
+          <w:szCs w:val="21"/>
+        </w:rPr>
+        <w:t xml:space="preserve">• Bước 1: Trợ lý AI ViOne Copilot: Khi hỏi về bạn bè kết nối ("tôi có bao nhiêu bạn bè"), AI truy vấn CSDL PostgreSQL thực tế, báo trung thực số 0 nếu chưa có kết nối, loại bỏ triệt để ảo giác 156 bạn bè; đồng thời chữ hiển thị mượt mà theo hiệu ứng máy đánh chữ Typewriter Streaming với con trỏ nhấp nháy.</w:t>
+      </w:r>
+    </w:p>
+    <w:p>
+      <w:pPr>
+        <w:spacing w:after="80"/>
+      </w:pPr>
+      <w:r>
+        <w:rPr>
+          <w:sz w:val="21"/>
+          <w:szCs w:val="21"/>
+        </w:rPr>
+        <w:t xml:space="preserve">• Bước 2: Đăng Tin &amp; Khoảnh Khắc: Chủ đề/chuyên mục hoàn toàn không bắt buộc (chạm để chọn hoặc bỏ chọn qua nút "[Bỏ chọn chủ đề]"), ảnh mẫu được gỡ bỏ để người dùng đăng bài chữ thuần túy hoặc ảnh thực tế từ camera/thư viện mà không bị mất ảnh sau khi xuất bản.</w:t>
+      </w:r>
+    </w:p>
+    <w:p>
+      <w:pPr>
+        <w:spacing w:after="80"/>
+      </w:pPr>
+      <w:r>
+        <w:rPr>
+          <w:sz w:val="21"/>
+          <w:szCs w:val="21"/>
+        </w:rPr>
+        <w:t xml:space="preserve">• Bước 3: Hộp Thư Tin Nhắn: Danh sách hiển thị đầy đủ mọi tài khoản đã từng nhắn tin qua lại, hệ thống tự động bóc tách tiền tố "th-" và tự khởi tạo luồng chat với người dùng mới mà không phát sinh lỗi UUID.</w:t>
+      </w:r>
+    </w:p>
+    <w:p>
+      <w:pPr>
+        <w:spacing w:after="80"/>
+      </w:pPr>
+      <w:r>
+        <w:rPr>
+          <w:sz w:val="21"/>
+          <w:szCs w:val="21"/>
+        </w:rPr>
+        <w:t xml:space="preserve">• Bước 4: Thẻ Doanh Nhân Trang Chủ: Ảnh bìa và ảnh đại diện tự động đồng bộ từ dữ liệu danh tính người dùng; modal chỉnh sửa nhanh được tối ưu chỉ còn đúng 1 nút tải ảnh bìa và 1 nút tải avatar tinh gọn.</w:t>
+      </w:r>
+    </w:p>
+    <w:p>
+      <w:pPr>
+        <w:spacing w:after="80"/>
+      </w:pPr>
+      <w:r>
+        <w:rPr>
+          <w:sz w:val="21"/>
+          <w:szCs w:val="21"/>
+        </w:rPr>
+        <w:t xml:space="preserve">• Bước 5: Quản Trị Khách Hàng CRM: Tab Khách hàng trang bị 4 thẻ chỉ số Pipeline (Quy mô cơ hội, Đang đàm phán, Tỷ lệ chốt deal, Lịch chăm sóc tuần), kèm stepper tiến trình 4 giai đoạn, bộ chọn Deal Health và dòng thời gian ghi nhật ký chăm sóc đa kênh.</w:t>
+      </w:r>
+    </w:p>
+    <w:p>
+      <w:pPr>
+        <w:spacing w:after="120" w:before="200"/>
+      </w:pPr>
+      <w:r>
+        <w:rPr>
+          <w:b/>
+          <w:bCs/>
+          <w:color w:val="0F172A"/>
+          <w:sz w:val="20"/>
+          <w:szCs w:val="20"/>
+        </w:rPr>
+        <w:t xml:space="preserve">MA TRẬN QUY TRÌNH &amp; THÔNG SỐ XỬ LÝ (WORKFLOW MATRIX):</w:t>
+      </w:r>
+    </w:p>
+    <w:tbl>
+      <w:tblPr>
+        <w:tblW w:type="pct" w:w="100%"/>
+        <w:tblBorders>
+          <w:top w:val="single" w:color="auto" w:sz="4"/>
+          <w:left w:val="single" w:color="auto" w:sz="4"/>
+          <w:bottom w:val="single" w:color="auto" w:sz="4"/>
+          <w:right w:val="single" w:color="auto" w:sz="4"/>
+          <w:insideH w:val="single" w:color="auto" w:sz="4"/>
+          <w:insideV w:val="single" w:color="auto" w:sz="4"/>
+        </w:tblBorders>
+      </w:tblPr>
+      <w:tblGrid>
+        <w:gridCol w:w="100"/>
+        <w:gridCol w:w="100"/>
+        <w:gridCol w:w="100"/>
+        <w:gridCol w:w="100"/>
+        <w:gridCol w:w="100"/>
+      </w:tblGrid>
+      <w:tr>
+        <w:tc>
+          <w:p>
+            <w:r>
+              <w:t xml:space="preserve">Bước</w:t>
+            </w:r>
+          </w:p>
+        </w:tc>
+        <w:tc>
+          <w:p>
+            <w:r>
+              <w:t xml:space="preserve">Hành Động</w:t>
+            </w:r>
+          </w:p>
+        </w:tc>
+        <w:tc>
+          <w:p>
+            <w:r>
+              <w:t xml:space="preserve">Thành Phần Giao Diện</w:t>
+            </w:r>
+          </w:p>
+        </w:tc>
+        <w:tc>
+          <w:p>
+            <w:r>
+              <w:t xml:space="preserve">Dữ Liệu Đầu Vào / Ràng Buộc</w:t>
+            </w:r>
+          </w:p>
+        </w:tc>
+        <w:tc>
+          <w:p>
+            <w:r>
+              <w:t xml:space="preserve">Kết Quả Đầu Ra</w:t>
+            </w:r>
+          </w:p>
+        </w:tc>
+      </w:tr>
+      <w:tr>
+        <w:tc>
+          <w:p>
+            <w:r>
+              <w:t xml:space="preserve">01</w:t>
+            </w:r>
+          </w:p>
+        </w:tc>
+        <w:tc>
+          <w:p>
+            <w:r>
+              <w:t xml:space="preserve">AI Typewriter Streaming</w:t>
+            </w:r>
+          </w:p>
+        </w:tc>
+        <w:tc>
+          <w:p>
+            <w:r>
+              <w:t xml:space="preserve">ViOneVoiceAssistantModal</w:t>
+            </w:r>
+          </w:p>
+        </w:tc>
+        <w:tc>
+          <w:p>
+            <w:r>
+              <w:t xml:space="preserve">Câu hỏi người dùng</w:t>
+            </w:r>
+          </w:p>
+        </w:tc>
+        <w:tc>
+          <w:p>
+            <w:r>
+              <w:t xml:space="preserve">Gõ chữ từng ký tự kèm con trỏ nhấp nháy</w:t>
+            </w:r>
+          </w:p>
+        </w:tc>
+      </w:tr>
+      <w:tr>
+        <w:tc>
+          <w:p>
+            <w:r>
+              <w:t xml:space="preserve">02</w:t>
+            </w:r>
+          </w:p>
+        </w:tc>
+        <w:tc>
+          <w:p>
+            <w:r>
+              <w:t xml:space="preserve">Đăng Tin Tự Do</w:t>
+            </w:r>
+          </w:p>
+        </w:tc>
+        <w:tc>
+          <w:p>
+            <w:r>
+              <w:t xml:space="preserve">PostMomentModal / CreateNews</w:t>
+            </w:r>
+          </w:p>
+        </w:tc>
+        <w:tc>
+          <w:p>
+            <w:r>
+              <w:t xml:space="preserve">Tùy chọn chủ đề &amp; ảnh</w:t>
+            </w:r>
+          </w:p>
+        </w:tc>
+        <w:tc>
+          <w:p>
+            <w:r>
+              <w:t xml:space="preserve">Lưu bền vững storage_path media</w:t>
+            </w:r>
+          </w:p>
+        </w:tc>
+      </w:tr>
+      <w:tr>
+        <w:tc>
+          <w:p>
+            <w:r>
+              <w:t xml:space="preserve">03</w:t>
+            </w:r>
+          </w:p>
+        </w:tc>
+        <w:tc>
+          <w:p>
+            <w:r>
+              <w:t xml:space="preserve">Nhắn Tin Liền Mạch</w:t>
+            </w:r>
+          </w:p>
+        </w:tc>
+        <w:tc>
+          <w:p>
+            <w:r>
+              <w:t xml:space="preserve">Hộp thư Messenger</w:t>
+            </w:r>
+          </w:p>
+        </w:tc>
+        <w:tc>
+          <w:p>
+            <w:r>
+              <w:t xml:space="preserve">Bóc tách tiền tố th-</w:t>
+            </w:r>
+          </w:p>
+        </w:tc>
+        <w:tc>
+          <w:p>
+            <w:r>
+              <w:t xml:space="preserve">Mở kênh chat 1-1 không lỗi UUID</w:t>
+            </w:r>
+          </w:p>
+        </w:tc>
+      </w:tr>
+      <w:tr>
+        <w:tc>
+          <w:p>
+            <w:r>
+              <w:t xml:space="preserve">04</w:t>
+            </w:r>
+          </w:p>
+        </w:tc>
+        <w:tc>
+          <w:p>
+            <w:r>
+              <w:t xml:space="preserve">CRM Pipeline Stepper</w:t>
+            </w:r>
+          </w:p>
+        </w:tc>
+        <w:tc>
+          <w:p>
+            <w:r>
+              <w:t xml:space="preserve">CustomerDetailModal</w:t>
+            </w:r>
+          </w:p>
+        </w:tc>
+        <w:tc>
+          <w:p>
+            <w:r>
+              <w:t xml:space="preserve">Chạm chuyển 4 giai đoạn deal</w:t>
+            </w:r>
+          </w:p>
+        </w:tc>
+        <w:tc>
+          <w:p>
+            <w:r>
+              <w:t xml:space="preserve">Cập nhật realtime phễu bán hàng</w:t>
+            </w:r>
+          </w:p>
+        </w:tc>
+      </w:tr>
+    </w:tbl>
+    <w:p>
+      <w:pPr>
+        <w:spacing w:after="150" w:before="200"/>
+      </w:pPr>
+      <w:r>
+        <w:rPr>
+          <w:b/>
+          <w:bCs/>
+          <w:color w:val="DC2626"/>
+        </w:rPr>
+        <w:t xml:space="preserve">LƯU Ý NGHIỆP VỤ: </w:t>
+      </w:r>
+      <w:r>
+        <w:rPr>
+          <w:sz w:val="20"/>
+          <w:szCs w:val="20"/>
+        </w:rPr>
+        <w:t xml:space="preserve">DỮ LIỆU CHÍNH XÁC &amp; MINH BẠCH: Toàn bộ thông tin hiển thị từ AI, danh bạ đến CRM đều được đối soát trực tiếp từ CSDL thực, đảm bảo sự trung thực tuyệt đối cho lãnh đạo.</w:t>
+      </w:r>
+    </w:p>
+    <w:p>
+      <w:pPr>
+        <w:spacing w:after="300"/>
+      </w:pPr>
+      <w:r>
+        <w:rPr>
+          <w:b/>
+          <w:bCs/>
+          <w:color w:val="2563EB"/>
+        </w:rPr>
+        <w:t xml:space="preserve">MẸO C-LEVEL: </w:t>
+      </w:r>
+      <w:r>
+        <w:rPr>
+          <w:sz w:val="20"/>
+          <w:szCs w:val="20"/>
+        </w:rPr>
+        <w:t xml:space="preserve">MẸO SỬ DỤNG: Dùng nút chuyển giai đoạn 1-chạm trong chi tiết khách hàng CRM để cập nhật tức thì trạng thái đàm phán hợp đồng cho toàn bộ đội ngũ bán hàng.</w:t>
       </w:r>
     </w:p>
     <w:sectPr>
